--- a/proposal/올더베러_브랜드빌딩_제안서.docx
+++ b/proposal/올더베러_브랜드빌딩_제안서.docx
@@ -34,7 +34,7 @@
         <w:rPr>
           <w:color w:val="555555"/>
         </w:rPr>
-        <w:t>▎ 2026년 하반기 올리브영 플랫폼 PB 마케팅 대행사 선정 입찰 — 올더베러 과제 대응</w:t>
+        <w:t>▎캠페인 기간: 2026.07.01 ~ 12.31 (6개월)</w:t>
       </w:r>
     </w:p>
     <w:p>
@@ -45,7 +45,18 @@
         <w:rPr>
           <w:color w:val="555555"/>
         </w:rPr>
-        <w:t>▎ 캠페인 기간: 2026.07.01 ~ 12.31 (6개월) · 캠페인 예산: 2.5억 원 · 제출: 2026.06.19(금) 16:00</w:t>
+        <w:t>▎캠페인 예산: 2.5억 원</w:t>
+      </w:r>
+    </w:p>
+    <w:p>
+      <w:pPr>
+        <w:ind w:left="360"/>
+      </w:pPr>
+      <w:r>
+        <w:rPr>
+          <w:color w:val="555555"/>
+        </w:rPr>
+        <w:t>▎제출: 2026.06.19(금) 16:00</w:t>
       </w:r>
     </w:p>
     <w:p>
@@ -70,89 +81,27 @@
           <w:color w:val="4A3526"/>
           <w:sz w:val="24"/>
         </w:rPr>
-        <w:t xml:space="preserve">▎ </w:t>
-      </w:r>
-      <w:r>
-        <w:rPr>
-          <w:b/>
-          <w:color w:val="4A3526"/>
-          <w:sz w:val="24"/>
-        </w:rPr>
-        <w:t>올리브영 PB는, 올리브영이 가장 뜨거운 순간에 1등이 될 수 있다.</w:t>
+        <w:t>▎ 올리브영, 올더베러로 또 한번의 기네스 매출을 달성하다.</w:t>
       </w:r>
     </w:p>
     <w:p>
       <w:r>
-        <w:t xml:space="preserve">6개월의 진짜 승부처는 단 두 번 — </w:t>
-      </w:r>
-      <w:r>
-        <w:rPr>
-          <w:b/>
-        </w:rPr>
-        <w:t>9월과 12월의 올영세일</w:t>
-      </w:r>
-      <w:r>
-        <w:t>입니다. 같은 매대, 같은 할인, 같은 진열 앞에서 수백만 명의 손이 어느 브랜드로 향하는가. 그 짧은 순간의 선택이 카테고리 랭킹을 가르고, 랭킹이 다시 다음 시즌의 매출을 결정합니다.</w:t>
+        <w:t>6개월의 진짜 승부처는 단 두 번 — 9월과 12월의 올영세일입니다. 같은 매대, 같은 할인, 같은 진열 앞에서 수백만 명의 손이 어느 브랜드로 향하는가. 그 짧은 순간의 선택이 카테고리 랭킹을 가르고, 랭킹이 다시 다음 시즌의 매출을 결정합니다.</w:t>
       </w:r>
     </w:p>
     <w:p>
       <w:r>
-        <w:t xml:space="preserve">올더베러는 </w:t>
-      </w:r>
-      <w:r>
-        <w:rPr>
-          <w:b/>
-        </w:rPr>
-        <w:t>이미 그 매대 위에 올라 있습니다.</w:t>
-      </w:r>
-      <w:r>
-        <w:t xml:space="preserve"> 웰니스 매출 상위에 이름을 올렸고, 한 번 산 고객은 평균 3~4개를 더 담습니다. 제품의 경쟁력도, 가격의 무기도 이미 손에 쥐고 있습니다.</w:t>
+        <w:t>올더베러는 이미 그 매대 위에 올라 있습니다. 웰니스 매출 상위에 이름을 올렸고, 한 번 산 고객은 평균 3~4개를 더 담습니다. 제품의 경쟁력도, 가격의 무기도 이미 손에 쥐고 있습니다.</w:t>
       </w:r>
     </w:p>
     <w:p>
       <w:r>
-        <w:t xml:space="preserve">비어 있는 것은 단 하나 — 세일이 열리는 그 순간, 소비자가 </w:t>
-      </w:r>
-      <w:r>
-        <w:rPr>
-          <w:b/>
-        </w:rPr>
-        <w:t>'올더베러'라는 이름을 먼저 떠올리고, 망설임 없이 집어들 단 하나의 이유</w:t>
-      </w:r>
-      <w:r>
-        <w:t>입니다.</w:t>
+        <w:t>비어 있는 것은 단 하나 — 세일이 열리는 그 순간, 소비자가 '올더베러'라는 이름을 먼저 떠올리고, 망설임 없이 집어들 단 하나의 이유입니다.</w:t>
       </w:r>
     </w:p>
     <w:p>
       <w:r>
-        <w:t xml:space="preserve">이 제안서는 바로 그 하나를 채웁니다. 올더베러에게 </w:t>
-      </w:r>
-      <w:r>
-        <w:rPr>
-          <w:b/>
-        </w:rPr>
-        <w:t>각인되는 키워드 한 단어</w:t>
-      </w:r>
-      <w:r>
-        <w:t xml:space="preserve">를 새기고, 올리브영이라는 채널 전체를 광고 매체로 전환해, </w:t>
-      </w:r>
-      <w:r>
-        <w:rPr>
-          <w:b/>
-        </w:rPr>
-        <w:t>세일의 폭발 지점에 모든 화력을 집중</w:t>
-      </w:r>
-      <w:r>
-        <w:t xml:space="preserve">시킵니다. 팔리고 있던 브랜드를, </w:t>
-      </w:r>
-      <w:r>
-        <w:rPr>
-          <w:b/>
-        </w:rPr>
-        <w:t>세일 랭킹의 맨 앞자리에 세우는 것</w:t>
-      </w:r>
-      <w:r>
-        <w:t xml:space="preserve"> — 그것이 이 6개월의 목표입니다.</w:t>
+        <w:t>이 제안서는 바로 그 하나를 채웁니다. 소비자에게 올더베러가 각인되는 키워드 한 단어를 새기고, 올리브영이라는 채널 전체를 광고 매체로 활용해, 세일의 폭발 지점에 모든 화력을 집중시킵니다. 팔리고 있던 브랜드를, 세일 랭킹의 맨 앞자리에 세우는 것 — 그것이 이 6개월의 목표입니다.</w:t>
       </w:r>
     </w:p>
     <w:p>
@@ -163,14 +112,7 @@
         <w:rPr>
           <w:color w:val="555555"/>
         </w:rPr>
-        <w:t xml:space="preserve">▎ </w:t>
-      </w:r>
-      <w:r>
-        <w:rPr>
-          <w:b/>
-          <w:color w:val="555555"/>
-        </w:rPr>
-        <w:t>팔리는 브랜드를, 세일의 주인공으로.</w:t>
+        <w:t>▎팔리는 브랜드를, 빅 프로모션의 주인공으로</w:t>
       </w:r>
     </w:p>
     <w:p>
@@ -238,7 +180,7 @@
         <w:pStyle w:val="ListBullet"/>
       </w:pPr>
       <w:r>
-        <w:t>1-3. 올더베러의 역설: 구매는 일어나는데 인지는 0에 가깝다</w:t>
+        <w:t>1-3. 올더베러의 역설: 구매는 일어나는데 인지는?</w:t>
       </w:r>
     </w:p>
     <w:p>
@@ -278,7 +220,7 @@
         <w:pStyle w:val="ListBullet"/>
       </w:pPr>
       <w:r>
-        <w:t>2-2. Core Idea: 시그니처 키워드 '채우다' 선점</w:t>
+        <w:t>2-2. Core Idea: 시그니처 키워드 선점</w:t>
       </w:r>
     </w:p>
     <w:p>
@@ -302,7 +244,7 @@
         <w:pStyle w:val="ListBullet"/>
       </w:pPr>
       <w:r>
-        <w:t>2-5. 타겟 전략: 연령별 3+1 트랙</w:t>
+        <w:t>2-5. 타겟 전략: 연령별 3+2 트랙</w:t>
       </w:r>
     </w:p>
     <w:p>
@@ -374,7 +316,7 @@
         <w:pStyle w:val="ListBullet"/>
       </w:pPr>
       <w:r>
-        <w:t>4-2. 콘텐츠 앵글 10종 (제품·상황·TPO별)</w:t>
+        <w:t>4-2. 콘텐츠 앵글 (제품·상황·TPO별)</w:t>
       </w:r>
     </w:p>
     <w:p>
@@ -534,7 +476,7 @@
         <w:pStyle w:val="ListBullet"/>
       </w:pPr>
       <w:r>
-        <w:t>8-2. 브랜드 검색량 목표 (현실선)</w:t>
+        <w:t>8-2. 브랜드 검색량 목표</w:t>
       </w:r>
     </w:p>
     <w:p>
@@ -575,6 +517,24 @@
       </w:pPr>
       <w:r>
         <w:t>9-2. 레퍼런스 — 성과 + 인사이트 서머리</w:t>
+      </w:r>
+    </w:p>
+    <w:p>
+      <w:pPr>
+        <w:pStyle w:val="ListBullet"/>
+        <w:ind w:left="720"/>
+      </w:pPr>
+      <w:r>
+        <w:t>(1) ★ 대표 레퍼런스 — 올리브영 카테고리 랭킹 1위 달성 사례</w:t>
+      </w:r>
+    </w:p>
+    <w:p>
+      <w:pPr>
+        <w:pStyle w:val="ListBullet"/>
+        <w:ind w:left="720"/>
+      </w:pPr>
+      <w:r>
+        <w:t>(2) 제안 방법론 적용 성과 레퍼런스</w:t>
       </w:r>
     </w:p>
     <w:p>
@@ -632,16 +592,7 @@
     </w:p>
     <w:p>
       <w:r>
-        <w:t xml:space="preserve">그러나 우리가 데이터에서 읽어낸 </w:t>
-      </w:r>
-      <w:r>
-        <w:rPr>
-          <w:b/>
-        </w:rPr>
-        <w:t>진짜 과제</w:t>
-      </w:r>
-      <w:r>
-        <w:t>는 다음 한 문장입니다.</w:t>
+        <w:t>그러나 우리가 데이터에서 읽어낸 진짜 과제는 다음 한 문장입니다.</w:t>
       </w:r>
     </w:p>
     <w:p>
@@ -652,14 +603,7 @@
         <w:rPr>
           <w:color w:val="555555"/>
         </w:rPr>
-        <w:t xml:space="preserve">▎ </w:t>
-      </w:r>
-      <w:r>
-        <w:rPr>
-          <w:b/>
-          <w:color w:val="555555"/>
-        </w:rPr>
-        <w:t>"올더베러는 안 팔려서가 아니라, 기억에 안 남아서 1위가 아니다."</w:t>
+        <w:t>▎"올더베러는 안 팔려서가 아니라, 기억에 안 남아서 1위가 아니다."</w:t>
       </w:r>
     </w:p>
     <w:p>
@@ -667,13 +611,7 @@
         <w:pStyle w:val="ListBullet"/>
       </w:pPr>
       <w:r>
-        <w:t xml:space="preserve">올리브베러 오프라인 매출 상위 30개 중 절반 이상이 웰니스샷·구미류 = 올더베러는 </w:t>
-      </w:r>
-      <w:r>
-        <w:rPr>
-          <w:b/>
-        </w:rPr>
-        <w:t>이미 팔리고 있다.</w:t>
+        <w:t>올리브베러 오프라인 매출 상위 30개 중 절반 이상이 웰니스샷·구미류 = 올더베러는 이미 팔리고 있다.</w:t>
       </w:r>
     </w:p>
     <w:p>
@@ -681,16 +619,7 @@
         <w:pStyle w:val="ListBullet"/>
       </w:pPr>
       <w:r>
-        <w:t xml:space="preserve">올더베러 구매 고객은 평균 </w:t>
-      </w:r>
-      <w:r>
-        <w:rPr>
-          <w:b/>
-        </w:rPr>
-        <w:t>3~4개 타 브랜드를 추가 구매</w:t>
-      </w:r>
-      <w:r>
-        <w:t>하는 게이트웨이다 = 접점 전환은 이미 성공했다.</w:t>
+        <w:t>올더베러 구매 고객은 평균 3~4개 타 브랜드를 추가 구매하는 게이트웨이다 = 접점 전환은 이미 성공했다. (팩트 체크 필요)**</w:t>
       </w:r>
     </w:p>
     <w:p>
@@ -698,45 +627,12 @@
         <w:pStyle w:val="ListBullet"/>
       </w:pPr>
       <w:r>
-        <w:t xml:space="preserve">그런데 '올더베러' 브랜드 검색량은 </w:t>
-      </w:r>
-      <w:r>
-        <w:rPr>
-          <w:b/>
-        </w:rPr>
-        <w:t>월 약 3,000건</w:t>
-      </w:r>
-      <w:r>
-        <w:t xml:space="preserve">(2026-04 기준 3,050, 네이버 3,010+구글 770≈3,780). 소비자는 올더베러를 </w:t>
-      </w:r>
-      <w:r>
-        <w:rPr>
-          <w:b/>
-        </w:rPr>
-        <w:t>의도적으로 찾지 않는다.</w:t>
+        <w:t>그런데 '올더베러' 브랜드 검색량은 월 약 3,000건(2026-04 기준 3,050, 네이버 3,010+구글 770≈3,780). 소비자는 올더베러를 의도적으로 찾지 않는다.</w:t>
       </w:r>
     </w:p>
     <w:p>
       <w:r>
-        <w:t xml:space="preserve">따라서 이번 2.5억 캠페인의 목적은 'trial(써보게 하기)'이 아니라 </w:t>
-      </w:r>
-      <w:r>
-        <w:rPr>
-          <w:b/>
-        </w:rPr>
-        <w:t>'우연 → 의도'로 바꾸는 각인</w:t>
-      </w:r>
-      <w:r>
-        <w:t xml:space="preserve"> — 머릿속에 </w:t>
-      </w:r>
-      <w:r>
-        <w:rPr>
-          <w:b/>
-        </w:rPr>
-        <w:t>브랜드명 + 한 단어</w:t>
-      </w:r>
-      <w:r>
-        <w:t>를 남기는 것입니다. 이것이 "올리브영 PB를 올리브영(올리브베러) 1위로" 만드는 유일한 길입니다.</w:t>
+        <w:t>따라서 이번 캠페인의 목적은 'trial(써보게 하기)'이 아닌, '우연 → 의도'로 바꾸는 각인 — 머릿속에 브랜드명 + 한 단어를 남기는 것입니다. 이것이 "올리브영 PB를 올리브영(올리브베러) 1위로" 만드는 유일한 길입니다.</w:t>
       </w:r>
     </w:p>
     <w:p>
@@ -1079,33 +975,7 @@
         <w:rPr>
           <w:color w:val="555555"/>
         </w:rPr>
-        <w:t xml:space="preserve">▎ ※ '론칭'이라는 표현은 지양하고 </w:t>
-      </w:r>
-      <w:r>
-        <w:rPr>
-          <w:b/>
-          <w:color w:val="555555"/>
-        </w:rPr>
-        <w:t>'스텝업(Step-up)', '스타팅 포인트'</w:t>
-      </w:r>
-      <w:r>
-        <w:rPr>
-          <w:color w:val="555555"/>
-        </w:rPr>
-        <w:t xml:space="preserve"> 로 대체합니다. 올더베러는 이미 출시되어 팔리고 있으며, 이번 캠페인은 출시가 아니라 </w:t>
-      </w:r>
-      <w:r>
-        <w:rPr>
-          <w:b/>
-          <w:color w:val="555555"/>
-        </w:rPr>
-        <w:t>이미 팔리는 브랜드를 '인식되는 브랜드'로 점프업시키는 스타팅 포인트</w:t>
-      </w:r>
-      <w:r>
-        <w:rPr>
-          <w:color w:val="555555"/>
-        </w:rPr>
-        <w:t>이기 때문입니다.</w:t>
+        <w:t>▎※ '론칭'이라는 표현보다 '스텝업(Step-up)', '스타팅 포인트'로 대체합니다. 올더베러는 이미 출시되어 팔리고 있으며, 이번 캠페인은 출시가 아니라 이미 팔리는 브랜드를 '인식되는 브랜드'로 점프업시키는 스타팅 포인트이기 때문입니다.</w:t>
       </w:r>
     </w:p>
     <w:p>
@@ -1132,27 +1002,41 @@
         <w:br/>
         <w:t>[전략]   '우연 → 의도'로 바꾸는 각인 설계</w:t>
         <w:br/>
-        <w:t xml:space="preserve">   │     └ Core Idea: 시그니처 키워드 「채우다」 선점</w:t>
-        <w:br/>
-        <w:t xml:space="preserve">   │     └ 인식 전환: "사놓고 안 먹는 영양제 말고, 끝까지 먹고싶은 영양제"</w:t>
+        <w:t xml:space="preserve">   │     └ 시그니처 키워드 「채움」 선점</w:t>
         <w:br/>
         <w:t xml:space="preserve">   │</w:t>
         <w:br/>
-        <w:t>[타겟]   40대(매출) · 30대(기억) · 20대(재미) + 방한 외국인(K-웰니스)</w:t>
+        <w:t>[타겟]   40대(매출) · 30대(각인) · 20대(재미) + 방한 외국인(K-웰니스) · 자녀 둔 부모(가족 확대)</w:t>
         <w:br/>
-        <w:t xml:space="preserve">   │     └ 키워드는 공통('채우다'), 훅·채널·크리에이터는 분리</w:t>
+        <w:t xml:space="preserve">   │     └ 키워드는 공통('채움'), 훅·채널·크리에이터는 분리</w:t>
+        <w:br/>
+        <w:t xml:space="preserve">   │        └ 초개인화 메시지 / VOC 인사이트 기반 LMF 검증-활용-검증-활용</w:t>
         <w:br/>
         <w:t xml:space="preserve">   │</w:t>
         <w:br/>
-        <w:t>[실행]   ① 심의-프리 일반식품(올리브오일·마녀스프) 선집행으로 시장 선점</w:t>
+        <w:t>[실행]</w:t>
         <w:br/>
-        <w:t xml:space="preserve">   │     ② 구미 8종 킥오프 동시 심의 제출 → 4~8주 후 순차 투입</w:t>
+        <w:t xml:space="preserve">   │   1. 마이크로 UGC 시딩 - PA 2차 활용 광고 집행 - 퍼포 전환</w:t>
         <w:br/>
-        <w:t xml:space="preserve">   │     ③ 올리브영=미디어: 앱·1,300개 매장을 무료 노출 매체로 전환</w:t>
+        <w:t xml:space="preserve">   │   2. 올리브영 in-app 광고 병행</w:t>
         <w:br/>
-        <w:t xml:space="preserve">   │     ④ 챌린저스 다수 동시 게시 → 올영세일 랭킹 1위 견인</w:t>
+        <w:t xml:space="preserve">   │   3. KV 영상 콘텐츠 제작 - UGC+EGC+Half-EGC - 미디어커머스</w:t>
         <w:br/>
-        <w:t xml:space="preserve">   │     ⑤ PR=검색: 검색 답변 시대의 SEO/검색 풀 전략</w:t>
+        <w:t xml:space="preserve">   │   4. 심의-프리 일반식품(올리브오일·구미 2종) 선집행으로 시장 선점</w:t>
+        <w:br/>
+        <w:t xml:space="preserve">   │   5. 구미 6종 킥오프 동시 심의 제출 → 4~8주 후 순차 투입</w:t>
+        <w:br/>
+        <w:t xml:space="preserve">   │   6. 챌린저스 TL&amp;AC 전략적 게시 → 올영세일 랭킹 1위 견인</w:t>
+        <w:br/>
+        <w:t xml:space="preserve">   │   7. PR=검색: 검색 답변 시대의 SEO/검색 풀 전략</w:t>
+        <w:br/>
+        <w:t xml:space="preserve">   │   8. 올리브영 올쇼큐 / 쿠팡 파트너스</w:t>
+        <w:br/>
+        <w:t xml:space="preserve">   │   9. CRM - 올영 플친 회원가입 + 루틴 알림 리마인드</w:t>
+        <w:br/>
+        <w:t xml:space="preserve">   │   10. KOL 무가시딩</w:t>
+        <w:br/>
+        <w:t xml:space="preserve">   │   11. 데이터 리포팅 &amp; 경쟁사 동향 분석 - 후속 캠페인 방향 제안</w:t>
         <w:br/>
         <w:t xml:space="preserve">   │</w:t>
         <w:br/>
@@ -1160,9 +1044,11 @@
         <w:br/>
         <w:t xml:space="preserve">   │</w:t>
         <w:br/>
-        <w:t>[성과]   브랜드 검색량 現比 2배(연말 6,000) + 익년 1Q 추가 상승</w:t>
+        <w:t>[KPI / 성과]  브랜드 검색량 3배 이상 (연말 10,000) + 익년 1Q 추가 상승</w:t>
         <w:br/>
-        <w:t xml:space="preserve">         올영세일 랭킹 상위 진입 / 시그니처 키워드 노출률 90%+</w:t>
+        <w:t xml:space="preserve">            올영세일 랭킹 상위 진입 / 시그니처 키워드 각인 + 노출률 90%+</w:t>
+        <w:br/>
+        <w:t xml:space="preserve">            웰니스 씬 내 브랜드 입지 확립 / 해시태그 발굴</w:t>
       </w:r>
     </w:p>
     <w:p>
@@ -1194,22 +1080,7 @@
         <w:pStyle w:val="ListBullet"/>
       </w:pPr>
       <w:r>
-        <w:t xml:space="preserve">국내 건강기능식품 시장은 2023년 6.1조 → 2024년 약 5.95조로 소폭 조정 후 </w:t>
-      </w:r>
-      <w:r>
-        <w:rPr>
-          <w:b/>
-        </w:rPr>
-        <w:t>2025년 약 6.4조(+5.2%)로 반등</w:t>
-      </w:r>
-      <w:r>
-        <w:t xml:space="preserve">, 2028년 7.5조 돌파 전망(CAGR 4.8~6.2%). </w:t>
-      </w:r>
-      <w:r>
-        <w:rPr>
-          <w:b/>
-        </w:rPr>
-        <w:t>정체기를 지나 재성장 국면.</w:t>
+        <w:t>국내 건강기능식품 시장은 2023년 6.1조 → 2024년 약 5.95조로 소폭 조정 후 2025년 약 6.4조(+5.2%)로 반등, 2028년 7.5조 돌파 전망(CAGR 4.8~6.2%). 정체기를 지나 재성장 국면.</w:t>
       </w:r>
     </w:p>
     <w:p>
@@ -1217,13 +1088,7 @@
         <w:pStyle w:val="ListBullet"/>
       </w:pPr>
       <w:r>
-        <w:t xml:space="preserve">온라인 구매 비중은 2024년 54% → 2025년 59%로 상승. </w:t>
-      </w:r>
-      <w:r>
-        <w:rPr>
-          <w:b/>
-        </w:rPr>
-        <w:t>디지털 콘텐츠가 구매를 만든다.</w:t>
+        <w:t>온라인 구매 비중은 2024년 54% → 2025년 59%로 상승. 디지털 콘텐츠가 구매를 만든다.</w:t>
       </w:r>
     </w:p>
     <w:p>
@@ -1231,25 +1096,7 @@
         <w:pStyle w:val="ListBullet"/>
       </w:pPr>
       <w:r>
-        <w:t xml:space="preserve">그러나 웰니스/건기식 시장은 </w:t>
-      </w:r>
-      <w:r>
-        <w:rPr>
-          <w:b/>
-        </w:rPr>
-        <w:t>뷰티처럼 폭발하지 못한다.</w:t>
-      </w:r>
-      <w:r>
-        <w:t xml:space="preserve"> 이유는 </w:t>
-      </w:r>
-      <w:r>
-        <w:rPr>
-          <w:b/>
-        </w:rPr>
-        <w:t>심의 규제</w:t>
-      </w:r>
-      <w:r>
-        <w:t>다.</w:t>
+        <w:t>그러나 웰니스/건기식 시장은 뷰티처럼 폭발하지 못한다. 이유는 심의 규제.</w:t>
       </w:r>
     </w:p>
     <w:p>
@@ -1267,7 +1114,7 @@
         <w:ind w:left="720"/>
       </w:pPr>
       <w:r>
-        <w:t>건강기능식품(웰니스): 심의 4~8주, 단가·풀 중간, 약사·전문가 인플루언서에 의존</w:t>
+        <w:t>건강기능식품(웰니스): 심의 4~8주, 단가 40만 원 이상~·풀 중간</w:t>
       </w:r>
     </w:p>
     <w:p>
@@ -1284,25 +1131,7 @@
         <w:pStyle w:val="ListBullet"/>
       </w:pPr>
       <w:r>
-        <w:t xml:space="preserve">그 결과 대부분의 웰니스 브랜드가 </w:t>
-      </w:r>
-      <w:r>
-        <w:rPr>
-          <w:b/>
-        </w:rPr>
-        <w:t>'퍼포먼스 중심 운영'에 갇혀</w:t>
-      </w:r>
-      <w:r>
-        <w:t xml:space="preserve"> 콘텐츠로 브랜드를 키우지 못하고 있다. </w:t>
-      </w:r>
-      <w:r>
-        <w:rPr>
-          <w:b/>
-        </w:rPr>
-        <w:t>수요는 증가했는데 인식 자산은 아무도 못 만든 시장</w:t>
-      </w:r>
-      <w:r>
-        <w:t xml:space="preserve"> — 여기에 빈틈이 있다.</w:t>
+        <w:t>그 결과 대부분의 웰니스 브랜드가 심심한 '퍼포먼스 중심 운영'에 갇혀 콘텐츠로 브랜드를 키우지 못하고 있다. 수요는 증가했는데 인식 자산은 아무도 못 만든 시장 — 여기에 빈틈이 있다.</w:t>
       </w:r>
     </w:p>
     <w:p>
@@ -1313,46 +1142,7 @@
         <w:rPr>
           <w:color w:val="555555"/>
         </w:rPr>
-        <w:t xml:space="preserve">▎ </w:t>
-      </w:r>
-      <w:r>
-        <w:rPr>
-          <w:b/>
-          <w:color w:val="555555"/>
-        </w:rPr>
-        <w:t>시사점</w:t>
-      </w:r>
-      <w:r>
-        <w:rPr>
-          <w:color w:val="555555"/>
-        </w:rPr>
-        <w:t xml:space="preserve">: 시장은 소수가 독점하는 단계가 아니라 </w:t>
-      </w:r>
-      <w:r>
-        <w:rPr>
-          <w:b/>
-          <w:color w:val="555555"/>
-        </w:rPr>
-        <w:t>'확장 단계'</w:t>
-      </w:r>
-      <w:r>
-        <w:rPr>
-          <w:color w:val="555555"/>
-        </w:rPr>
-        <w:t xml:space="preserve">다. 경쟁사와 점유율을 다투기보다 </w:t>
-      </w:r>
-      <w:r>
-        <w:rPr>
-          <w:b/>
-          <w:color w:val="555555"/>
-        </w:rPr>
-        <w:t>시장을 함께 키우면서 인식의 표준을 선점</w:t>
-      </w:r>
-      <w:r>
-        <w:rPr>
-          <w:color w:val="555555"/>
-        </w:rPr>
-        <w:t>하는 쪽이 유리하다.</w:t>
+        <w:t>▎시사점: 시장은 소수가 독점하는 단계가 아니라 '확장 단계'다. 경쟁사와 점유율을 다투기보다 시장을 성장시키며 인식의 표준을 선점하는 쪽이 유리하다.</w:t>
       </w:r>
     </w:p>
     <w:p>
@@ -1364,7 +1154,7 @@
           <w:color w:val="4A3526"/>
           <w:sz w:val="30"/>
         </w:rPr>
-        <w:t>1-2. 올리브영 채널 = 웰니스의 정답지 (홈그라운드 어드밴티지)</w:t>
+        <w:t>1-2. 올리브영 온&amp;오프라인 채널 = 웰니스의 정답지 (홈그라운드 어드밴티지)</w:t>
       </w:r>
     </w:p>
     <w:p>
@@ -1372,16 +1162,7 @@
         <w:pStyle w:val="ListBullet"/>
       </w:pPr>
       <w:r>
-        <w:t xml:space="preserve">올리브베러 플랫폼 100일 성과: 신규 웰니스 경험 회원 </w:t>
-      </w:r>
-      <w:r>
-        <w:rPr>
-          <w:b/>
-        </w:rPr>
-        <w:t>180만 명</w:t>
-      </w:r>
-      <w:r>
-        <w:t>, 입점 브랜드 560여 개·상품 13,000여 개, 광화문점 외국인 매출 비중 7% → 약 50%.</w:t>
+        <w:t>온라인: 올리브베러 플랫폼 100일 성과 — 신규 웰니스 경험 회원 180만 명, 입점 브랜드 560여 개·상품 13,000여 개</w:t>
       </w:r>
     </w:p>
     <w:p>
@@ -1389,22 +1170,7 @@
         <w:pStyle w:val="ListBullet"/>
       </w:pPr>
       <w:r>
-        <w:rPr>
-          <w:b/>
-        </w:rPr>
-        <w:t>'구미 영양제'를 검색하면 소비자는 곧장 올리브영으로 이동</w:t>
-      </w:r>
-      <w:r>
-        <w:t xml:space="preserve">한다(검색 경로 분석에서 확인된 압도적 단일 패턴). 올리브영은 구미 영양제 카테고리의 </w:t>
-      </w:r>
-      <w:r>
-        <w:rPr>
-          <w:b/>
-        </w:rPr>
-        <w:t>사실상 유일한 구매 목적지</w:t>
-      </w:r>
-      <w:r>
-        <w:t>다.</w:t>
+        <w:t>오프라인: 광화문점 외국인 매출 비중 7% → 약 50%</w:t>
       </w:r>
     </w:p>
     <w:p>
@@ -1412,25 +1178,7 @@
         <w:pStyle w:val="ListBullet"/>
       </w:pPr>
       <w:r>
-        <w:t xml:space="preserve">즉 올더베러는 </w:t>
-      </w:r>
-      <w:r>
-        <w:rPr>
-          <w:b/>
-        </w:rPr>
-        <w:t>이미 정답이 정해진 카테고리에서 홈그라운드</w:t>
-      </w:r>
-      <w:r>
-        <w:t xml:space="preserve">를 갖고 있다. 외부 검색광고보다 </w:t>
-      </w:r>
-      <w:r>
-        <w:rPr>
-          <w:b/>
-        </w:rPr>
-        <w:t>올영 앱·매장 내 노출 최적화</w:t>
-      </w:r>
-      <w:r>
-        <w:t>가 전환의 핵심이다.</w:t>
+        <w:t>즉 올더베러는 이미 정답이 정해진 카테고리에서 홈그라운드를 갖고 있다. 올영 앱 광고, 노출 최적화 필요 타당성.</w:t>
       </w:r>
     </w:p>
     <w:p>
@@ -1606,7 +1354,7 @@
               <w:rPr>
                 <w:sz w:val="18"/>
               </w:rPr>
-              <w:t>월 약 3,000~3,800 (LOW 경쟁도)</w:t>
+              <w:t>월 약 3,000~3,800 (네이버 기준)</w:t>
             </w:r>
           </w:p>
         </w:tc>
@@ -1644,14 +1392,7 @@
               <w:rPr>
                 <w:sz w:val="18"/>
               </w:rPr>
-              <w:t xml:space="preserve">월 약 29,000 — </w:t>
-            </w:r>
-            <w:r>
-              <w:rPr>
-                <w:b/>
-                <w:sz w:val="18"/>
-              </w:rPr>
-              <w:t>브랜드가 플랫폼명에 묻힘</w:t>
+              <w:t>월 약 29,000 — 브랜드가 플랫폼명에 묻힘</w:t>
             </w:r>
           </w:p>
         </w:tc>
@@ -1687,16 +1428,9 @@
             </w:r>
             <w:r>
               <w:rPr>
-                <w:b/>
-                <w:sz w:val="18"/>
-              </w:rPr>
-              <w:t>+2.81 급성장</w:t>
-            </w:r>
-            <w:r>
-              <w:rPr>
-                <w:sz w:val="18"/>
-              </w:rPr>
-              <w:t xml:space="preserve"> (론칭 후 첫 인지 파동, 2026년 1~2월 약 50배↑)</w:t>
+                <w:sz w:val="18"/>
+              </w:rPr>
+              <w:t>+2.81 급성장 (론칭 후 첫 인지 파동, 2026년 1~2월 약 50배↑)</w:t>
             </w:r>
           </w:p>
         </w:tc>
@@ -1734,7 +1468,7 @@
               <w:rPr>
                 <w:sz w:val="18"/>
               </w:rPr>
-              <w:t>여성 87.7% / 30대 38.6% / 25–29세 22.2%</w:t>
+              <w:t>여성 87.7% / 30대 38.6% / 25–29세 22.2% (40·50대 비율 확인 필요)</w:t>
             </w:r>
           </w:p>
         </w:tc>
@@ -1743,31 +1477,7 @@
     <w:p/>
     <w:p>
       <w:r>
-        <w:rPr>
-          <w:b/>
-        </w:rPr>
-        <w:t>탐색 여정의 핵심</w:t>
-      </w:r>
-      <w:r>
-        <w:t xml:space="preserve">: </w:t>
-      </w:r>
-      <w:r>
-        <w:rPr>
-          <w:rFonts w:ascii="Consolas" w:hAnsi="Consolas"/>
-        </w:rPr>
-        <w:t>올리브영 웰니스/이너뷰티 검색 → 올리브베러 → (우연한) 올더베러 발견 → 후기·매장 확인 → 구매 → 타 브랜드 3~4개 추가 구매</w:t>
-      </w:r>
-      <w:r>
-        <w:t xml:space="preserve">. </w:t>
-      </w:r>
-      <w:r>
-        <w:rPr>
-          <w:b/>
-        </w:rPr>
-        <w:t>'인식' 단계가 통째로 비어 있다.</w:t>
-      </w:r>
-      <w:r>
-        <w:t xml:space="preserve"> 소비자가 매장에서 집어드는 건 '올리브영 웰니스 제품'이지 '올더베러'가 아니다.</w:t>
+        <w:t>탐색 여정의 핵심: 웰니스 프로덕트 검색 → 올리브베러 → (우연한) 올더베러 발견 → 후기·매장 확인 → 구매 → 타 브랜드 3~4개 추가 구매. '인식' 퍼널 단계가 통째로 비어 있다. 소비자가 매장에서 집어드는 건 '올리브영 웰니스 제품'이지 '올더베러'가 아니다.</w:t>
       </w:r>
     </w:p>
     <w:p>
@@ -1778,20 +1488,7 @@
         <w:rPr>
           <w:color w:val="555555"/>
         </w:rPr>
-        <w:t xml:space="preserve">▎ 검색 광고 경쟁도가 전부 LOW이고 브랜드 트렌드가 +2.81로 막 상승하기 시작했다는 점은 </w:t>
-      </w:r>
-      <w:r>
-        <w:rPr>
-          <w:b/>
-          <w:color w:val="555555"/>
-        </w:rPr>
-        <w:t>지금이 조기 점유 비용이 가장 싼, 각인의 골든타임</w:t>
-      </w:r>
-      <w:r>
-        <w:rPr>
-          <w:color w:val="555555"/>
-        </w:rPr>
-        <w:t>임을 의미한다.</w:t>
+        <w:t>▎검색 광고 경쟁도가 전부 LOW이고 브랜드 트렌드가 +2.81로 막 상승하기 시작했다는 점은 지금이 조기 점유 비용이 가장 싼, 각인의 골든타임임을 의미한다.</w:t>
       </w:r>
     </w:p>
     <w:p>
@@ -1808,16 +1505,7 @@
     </w:p>
     <w:p>
       <w:r>
-        <w:t xml:space="preserve">콘텐츠 데이터(릴스/소재 분석)가 진단을 뒷받침한다. 올더베러는 전 경쟁사 대비 </w:t>
-      </w:r>
-      <w:r>
-        <w:rPr>
-          <w:b/>
-        </w:rPr>
-        <w:t>6개 커뮤니케이션 항목이 모두 부재</w:t>
-      </w:r>
-      <w:r>
-        <w:t>하다.</w:t>
+        <w:t>콘텐츠 데이터(릴스/소재 분석)가 진단을 뒷받침한다. 올더베러는 전 경쟁사 대비 5개 커뮤니케이션 항목이 모두 부재하다.</w:t>
       </w:r>
     </w:p>
     <w:tbl>
@@ -1924,7 +1612,6 @@
             </w:r>
             <w:r>
               <w:rPr>
-                <w:b/>
                 <w:sz w:val="18"/>
               </w:rPr>
               <w:t>시그니처 키워드 없음</w:t>
@@ -1945,7 +1632,7 @@
               <w:rPr>
                 <w:sz w:val="18"/>
               </w:rPr>
-              <w:t>올록담 "당조절", 멜라메이트 "꿀휴식", 닥터브라이언 "비오틴5000", 비비랩 "동안케어" — 올더베러만 없음 (클라이언트도 직접 언급한 아쉬움)</w:t>
+              <w:t>올록담 "당조절", 멜라메이트 "꿀휴식", 닥터브라이언 "비오틴5000", 비비랩 "동안케어" - 올더베러만 없음 (클라이언트도 직접 언급한 아쉬움)</w:t>
             </w:r>
           </w:p>
         </w:tc>
@@ -1981,7 +1668,6 @@
             </w:r>
             <w:r>
               <w:rPr>
-                <w:b/>
                 <w:sz w:val="18"/>
               </w:rPr>
               <w:t>훅 품질 격차</w:t>
@@ -2002,7 +1688,7 @@
               <w:rPr>
                 <w:sz w:val="18"/>
               </w:rPr>
-              <w:t>올더베러 릴스 최고 898 좋아요 vs 닥터브라이언 23,000 / 올록담 4,313 — 콘텐츠 '수'가 아닌 '훅'의 문제</w:t>
+              <w:t>올더베러 릴스 최고 898 좋아요 vs 닥터브라이언 23,000 / 올록담 4,313 - 콘텐츠 '수'가 아닌 '훅'의 문제</w:t>
             </w:r>
           </w:p>
         </w:tc>
@@ -2038,7 +1724,6 @@
             </w:r>
             <w:r>
               <w:rPr>
-                <w:b/>
                 <w:sz w:val="18"/>
               </w:rPr>
               <w:t>셀럽·인플루언서·IP 완전 부재</w:t>
@@ -2059,7 +1744,7 @@
               <w:rPr>
                 <w:sz w:val="18"/>
               </w:rPr>
-              <w:t>경쟁사 전원 셀럽/인플루언서/IP 중 1개 이상 활용, 올더베러만 제품 단독 소재</w:t>
+              <w:t>경쟁사 전체 셀럽/인플루언서/IP 중 1개 이상 활용, 올더베러만 제품 단독 소재</w:t>
             </w:r>
           </w:p>
         </w:tc>
@@ -2095,7 +1780,6 @@
             </w:r>
             <w:r>
               <w:rPr>
-                <w:b/>
                 <w:sz w:val="18"/>
               </w:rPr>
               <w:t>플랫폼 신뢰도 미활용</w:t>
@@ -2116,7 +1800,7 @@
               <w:rPr>
                 <w:sz w:val="18"/>
               </w:rPr>
-              <w:t>"올영픽"·"올영 1위"·"올영세일" 등 PB만 쓸 수 있는 신뢰 자산 미사용 (비비랩은 올영세일 타이밍 1개로 2,587 달성)</w:t>
+              <w:t>"올영이 직접 만든"·"올영 1위" 등 PB만 쓸 수 있는 신뢰 자산 미사용 (비비랩은 올영세일 타이밍 1개로 2,587 달성)</w:t>
             </w:r>
           </w:p>
         </w:tc>
@@ -2152,7 +1836,6 @@
             </w:r>
             <w:r>
               <w:rPr>
-                <w:b/>
                 <w:sz w:val="18"/>
               </w:rPr>
               <w:t>전환 CTA 부재</w:t>
@@ -2188,33 +1871,7 @@
         <w:rPr>
           <w:color w:val="555555"/>
         </w:rPr>
-        <w:t xml:space="preserve">▎ 추가 공백: </w:t>
-      </w:r>
-      <w:r>
-        <w:rPr>
-          <w:b/>
-          <w:color w:val="555555"/>
-        </w:rPr>
-        <w:t>세로형(9:16) 포맷 미사용</w:t>
-      </w:r>
-      <w:r>
-        <w:rPr>
-          <w:color w:val="555555"/>
-        </w:rPr>
-        <w:t xml:space="preserve">(경쟁사 전원 사용), </w:t>
-      </w:r>
-      <w:r>
-        <w:rPr>
-          <w:b/>
-          <w:color w:val="555555"/>
-        </w:rPr>
-        <w:t>트렌드 키워드 미연결</w:t>
-      </w:r>
-      <w:r>
-        <w:rPr>
-          <w:color w:val="555555"/>
-        </w:rPr>
-        <w:t>. 즉각 개선 가능한 3대 포인트 = ① 세로형 전환 ② 트렌드 키워드 연결 ③ 인플루언서 1인 집중 투자.</w:t>
+        <w:t>▎추가 공백: 세로형(9:16) 릴스 포맷 미사용(경쟁사 전원 사용), 트렌드 키워드 미연결. 즉각 개선 가능한 3대 포인트 = ① 세로형 릴스 전환 ② 트렌드 키워드 연결 ③ 인플루언서 시딩 집중</w:t>
       </w:r>
     </w:p>
     <w:p>
@@ -2234,22 +1891,7 @@
         <w:pStyle w:val="ListBullet"/>
       </w:pPr>
       <w:r>
-        <w:rPr>
-          <w:b/>
-        </w:rPr>
-        <w:t>올더베러의 진짜 경쟁자는 기능성 건기식(종근당·고려은단·KGC)이 아니다.</w:t>
-      </w:r>
-      <w:r>
-        <w:t xml:space="preserve"> 낫띵베럴 같은 </w:t>
-      </w:r>
-      <w:r>
-        <w:rPr>
-          <w:b/>
-        </w:rPr>
-        <w:t>라이프스타일 웰니스 브랜드</w:t>
-      </w:r>
-      <w:r>
-        <w:t>다.</w:t>
+        <w:t>올더베러의 진짜 경쟁자는 기능성 건기식(종근당·고려은단·KGC)이 아니다. 낫띵베럴 같은 라이프스타일 웰니스 브랜드다.</w:t>
       </w:r>
     </w:p>
     <w:p>
@@ -2257,16 +1899,7 @@
         <w:pStyle w:val="ListBullet"/>
       </w:pPr>
       <w:r>
-        <w:t xml:space="preserve">포지션 정의: 낫띵베럴보다 </w:t>
-      </w:r>
-      <w:r>
-        <w:rPr>
-          <w:b/>
-        </w:rPr>
-        <w:t>더 일상적이고(everyday) · 더 접근 쉽고(accessible) · 더 맛있는(tasty)</w:t>
-      </w:r>
-      <w:r>
-        <w:t xml:space="preserve"> 자리.</w:t>
+        <w:t>포지션 정의: 더 일상적이고(everyday) · 더 접근 쉽고(accessible) · 더 맛있는(tasty) // E.A.T 캠페인</w:t>
       </w:r>
     </w:p>
     <w:p>
@@ -2274,13 +1907,7 @@
         <w:pStyle w:val="ListBullet"/>
       </w:pPr>
       <w:r>
-        <w:t xml:space="preserve">가격 경쟁력은 압도적이지만(아래 표), 소비자는 그 사실을 </w:t>
-      </w:r>
-      <w:r>
-        <w:rPr>
-          <w:b/>
-        </w:rPr>
-        <w:t>모른다.</w:t>
+        <w:t>가격 경쟁력은 압도적이지만(아래 표), 소비자는 그 사실을 모른다.</w:t>
       </w:r>
     </w:p>
     <w:tbl>
@@ -2408,16 +2035,9 @@
             </w:r>
             <w:r>
               <w:rPr>
-                <w:b/>
-                <w:sz w:val="18"/>
-              </w:rPr>
-              <w:t>164원/캡슐</w:t>
-            </w:r>
-            <w:r>
-              <w:rPr>
-                <w:sz w:val="18"/>
-              </w:rPr>
-              <w:t>¹</w:t>
+                <w:sz w:val="18"/>
+              </w:rPr>
+              <w:t>164원/캡슐¹</w:t>
             </w:r>
           </w:p>
         </w:tc>
@@ -2451,7 +2071,6 @@
             </w:r>
             <w:r>
               <w:rPr>
-                <w:b/>
                 <w:sz w:val="18"/>
               </w:rPr>
               <w:t>동일 원료, 1/5 단가</w:t>
@@ -2552,16 +2171,9 @@
             </w:r>
             <w:r>
               <w:rPr>
-                <w:b/>
-                <w:sz w:val="18"/>
-              </w:rPr>
-              <w:t>~147원/개</w:t>
-            </w:r>
-            <w:r>
-              <w:rPr>
-                <w:sz w:val="18"/>
-              </w:rPr>
-              <w:t xml:space="preserve"> (8종)</w:t>
+                <w:sz w:val="18"/>
+              </w:rPr>
+              <w:t>~147원/개 (8종)</w:t>
             </w:r>
           </w:p>
         </w:tc>
@@ -2595,7 +2207,6 @@
             </w:r>
             <w:r>
               <w:rPr>
-                <w:b/>
                 <w:sz w:val="18"/>
               </w:rPr>
               <w:t>최다 라인업 + 최저가</w:t>
@@ -2613,44 +2224,18 @@
         <w:rPr>
           <w:color w:val="555555"/>
         </w:rPr>
-        <w:t xml:space="preserve">▎ ¹ 단가·용량은 내부 비교 분석 기준(42캡슐 6,900원). OT 상품표(30캡슐 23,900원)와 차이가 있어 </w:t>
+        <w:t>▎¹ 단가·용량은 내부 비교 분석 기준(42캡슐 6,900원). OT 상품표(30캡슐 23,900원)와 차이가 있어 최신가 확정 필요(PART 9-4 QA 항목). '1/5 가성비' 서사는 핵심 무기이므로 집행 전 수치 검증 필수.</w:t>
       </w:r>
-      <w:r>
-        <w:rPr>
-          <w:b/>
-          <w:color w:val="555555"/>
-        </w:rPr>
-        <w:t>최신가 확정 필요</w:t>
-      </w:r>
+    </w:p>
+    <w:p>
+      <w:pPr>
+        <w:ind w:left="360"/>
+      </w:pPr>
       <w:r>
         <w:rPr>
           <w:color w:val="555555"/>
         </w:rPr>
-        <w:t>(PART 9-4 QA 항목). '1/5 가성비' 서사는 핵심 무기이므로 집행 전 수치 검증 필수.</w:t>
-      </w:r>
-    </w:p>
-    <w:p>
-      <w:pPr>
-        <w:ind w:left="360"/>
-      </w:pPr>
-      <w:r>
-        <w:rPr>
-          <w:color w:val="555555"/>
-        </w:rPr>
-        <w:t xml:space="preserve">▎ 다이소가 '구미 영양제' 인식 클러스터 8개 중 3개를 점유. 따라서 올더베러의 포지션 한 줄은 </w:t>
-      </w:r>
-      <w:r>
-        <w:rPr>
-          <w:b/>
-          <w:color w:val="555555"/>
-        </w:rPr>
-        <w:t>"다이소보다 좋고, 전문 건기식보다 맛있는"</w:t>
-      </w:r>
-      <w:r>
-        <w:rPr>
-          <w:color w:val="555555"/>
-        </w:rPr>
-        <w:t xml:space="preserve"> 중간지대 선점이다.</w:t>
+        <w:t>▎다이소가 '구미 영양제' 인식 클러스터 8개 중 3개를 점유. 따라서 올더베러의 포지션 한 줄은 "다이소보다 좋고, 전문 건기식보다 맛있는" 중간지대 선점이다.</w:t>
       </w:r>
     </w:p>
     <w:p>
@@ -2685,14 +2270,7 @@
         <w:rPr>
           <w:color w:val="555555"/>
         </w:rPr>
-        <w:t xml:space="preserve">▎ </w:t>
-      </w:r>
-      <w:r>
-        <w:rPr>
-          <w:b/>
-          <w:color w:val="555555"/>
-        </w:rPr>
-        <w:t>"웰니스를 처음 시작하는 사람들에게, 가장 맛있는 첫 번째 기억을 만들어준다."</w:t>
+        <w:t>▎"웰니스를 처음 시작하는 사람들에게, 가장 맛있는 첫 번째 기억을 만들어준다."</w:t>
       </w:r>
     </w:p>
     <w:p>
@@ -2700,16 +2278,7 @@
         <w:pStyle w:val="ListBullet"/>
       </w:pPr>
       <w:r>
-        <w:t xml:space="preserve">올더베러를 </w:t>
-      </w:r>
-      <w:r>
-        <w:rPr>
-          <w:b/>
-        </w:rPr>
-        <w:t>'올리브영에서 쉽게 시작하는 웰니스 입문 게이트웨이'</w:t>
-      </w:r>
-      <w:r>
-        <w:t>로 정의한다.</w:t>
+        <w:t>올더베러를 '올리브영에서 쉽게 시작하는 웰니스 입문 게이트웨이'로 정의</w:t>
       </w:r>
     </w:p>
     <w:p>
@@ -2717,16 +2286,7 @@
         <w:pStyle w:val="ListBullet"/>
       </w:pPr>
       <w:r>
-        <w:t xml:space="preserve">이번 캠페인은 출시(론칭)가 아니라, 이미 팔리는 브랜드를 인식되는 브랜드로 올리는 </w:t>
-      </w:r>
-      <w:r>
-        <w:rPr>
-          <w:b/>
-        </w:rPr>
-        <w:t>스텝업 스타팅 포인트</w:t>
-      </w:r>
-      <w:r>
-        <w:t>다.</w:t>
+        <w:t>이번 캠페인은 출시(론칭)가 아니라, 이미 팔리는 브랜드를 각인시키는 스텝업 스타팅 포인트</w:t>
       </w:r>
     </w:p>
     <w:p>
@@ -2734,13 +2294,7 @@
         <w:pStyle w:val="ListBullet"/>
       </w:pPr>
       <w:r>
-        <w:t xml:space="preserve">6개월의 미션: </w:t>
-      </w:r>
-      <w:r>
-        <w:rPr>
-          <w:b/>
-        </w:rPr>
-        <w:t>올리브영(올리브베러) 안에서 '검색되고, 떠올려지고, 1위로 집어지는' 브랜드 만들기.</w:t>
+        <w:t>6개월의 미션: '검색되고, 떠올려지고, 1위로 선택되는' 브랜드 만들기</w:t>
       </w:r>
     </w:p>
     <w:p>
@@ -2748,16 +2302,7 @@
         <w:pStyle w:val="ListBullet"/>
       </w:pPr>
       <w:r>
-        <w:t xml:space="preserve">전략 프레임 참고: 삼양식품 스핀들 제안서의 </w:t>
-      </w:r>
-      <w:r>
-        <w:rPr>
-          <w:b/>
-        </w:rPr>
-        <w:t>'캐즘(Chasm) 돌파' 개념</w:t>
-      </w:r>
-      <w:r>
-        <w:t xml:space="preserve"> — 초기 수용층에서 대중으로 넘어가는 단절 구간을, 시그니처 키워드와 반복 노출로 돌파한다.</w:t>
+        <w:t>전략 프레임 참고: 삼양식품 스핀들 제안서의 '캐즘(Chasm) 돌파' 개념 - 초기 수용층에서 대중으로 넘어가는 단절 구간을, 시그니처 키워드와 반복 노출로 돌파 (삼양식품 제안서 *유첨_1)</w:t>
       </w:r>
     </w:p>
     <w:p>
@@ -2769,21 +2314,12 @@
           <w:color w:val="4A3526"/>
           <w:sz w:val="30"/>
         </w:rPr>
-        <w:t>2-2. Core Idea: 시그니처 키워드 '채우다' 선점</w:t>
+        <w:t>2-2. Core Idea: 시그니처 키워드 '채움' 선점</w:t>
       </w:r>
     </w:p>
     <w:p>
       <w:r>
-        <w:t xml:space="preserve">경쟁사는 콘텐츠마다 </w:t>
-      </w:r>
-      <w:r>
-        <w:rPr>
-          <w:b/>
-        </w:rPr>
-        <w:t>단어 하나</w:t>
-      </w:r>
-      <w:r>
-        <w:t>를 반복 노출해 각인한다. 올더베러만 그 단어가 없다.</w:t>
+        <w:t>경쟁사는 콘텐츠마다 단어 하나를 반복 노출해 각인한다. 올더베러만 그 단어가 없다.</w:t>
       </w:r>
     </w:p>
     <w:tbl>
@@ -3003,7 +2539,6 @@
             </w:r>
             <w:r>
               <w:rPr>
-                <w:b/>
                 <w:sz w:val="18"/>
               </w:rPr>
               <w:t>올더베러</w:t>
@@ -3022,10 +2557,9 @@
             </w:r>
             <w:r>
               <w:rPr>
-                <w:b/>
-                <w:sz w:val="18"/>
-              </w:rPr>
-              <w:t>없음 → 이번에 「채우다」로 선점</w:t>
+                <w:sz w:val="18"/>
+              </w:rPr>
+              <w:t>없음 → 이번에 「채움」으로 선점</w:t>
             </w:r>
           </w:p>
         </w:tc>
@@ -3037,7 +2571,7 @@
         <w:pStyle w:val="ListBullet"/>
       </w:pPr>
       <w:r>
-        <w:t>'채우다'는 올더베러 전 제품(구미·올리브오일·스프·스낵)의 공통 동사이자, 브랜드 슬로건("더 맛있게 채우는")과 자연스럽게 연결된다.</w:t>
+        <w:t>'채움'은 올더베러 전 제품(구미·올리브오일)의 공통 언어이자, 브랜드 슬로건("더 맛있게 채우는")과 자연스럽게 연결된다.</w:t>
       </w:r>
     </w:p>
     <w:p>
@@ -3045,16 +2579,15 @@
         <w:pStyle w:val="ListBullet"/>
       </w:pPr>
       <w:r>
-        <w:t xml:space="preserve">단, '채우다 + 유아적 동사구'의 조합은 버린다. </w:t>
+        <w:t>태도 · 선언 · 카테고리 재정의 층위로 레벨업.</w:t>
       </w:r>
+    </w:p>
+    <w:p>
+      <w:pPr>
+        <w:pStyle w:val="ListBullet"/>
+      </w:pPr>
       <w:r>
-        <w:rPr>
-          <w:b/>
-        </w:rPr>
-        <w:t>태도 · 선언 · 카테고리 재정의</w:t>
-      </w:r>
-      <w:r>
-        <w:t xml:space="preserve"> 층위로 끌어올린다.</w:t>
+        <w:t>올리브베러 카테고리 '잘 채우기'와도 연계.</w:t>
       </w:r>
     </w:p>
     <w:p>
@@ -3089,10 +2622,10 @@
         <w:rPr>
           <w:b/>
         </w:rPr>
-        <w:t>채우는 게 가장 쉬운 사람들</w:t>
+        <w:t>EAT</w:t>
       </w:r>
       <w:r>
-        <w:t xml:space="preserve"> — 웰니스를 어렵게 만드는 시장에서 '올더베러는 쉽다'는 입문 게이트웨이 선점</w:t>
+        <w:t>: 더 일상적이고(everyday) · 더 접근 쉽고(accessible) · 더 맛있는(tasty)</w:t>
       </w:r>
     </w:p>
     <w:p>
@@ -3106,21 +2639,7 @@
         <w:t>덜어내는 건강은 지쳤으니까</w:t>
       </w:r>
       <w:r>
-        <w:t xml:space="preserve"> — 끊고·참고·줄이는 건기식 피로에 대한 반대 제안. '무엇으로 채울 것인가'</w:t>
-      </w:r>
-    </w:p>
-    <w:p>
-      <w:pPr>
-        <w:pStyle w:val="ListNumber"/>
-      </w:pPr>
-      <w:r>
-        <w:rPr>
-          <w:b/>
-        </w:rPr>
-        <w:t>부족한 건 채우면 돼</w:t>
-      </w:r>
-      <w:r>
-        <w:t xml:space="preserve"> — 결핍을 죄책감이 아닌 단순 해결과제로 환원. 가볍고 각인력 높음</w:t>
+        <w:t xml:space="preserve"> - 끊고·참고·줄이는 건기식 피로에 대한 반대 제안. '무엇으로 채울 것인가'</w:t>
       </w:r>
     </w:p>
     <w:p>
@@ -3134,7 +2653,7 @@
         <w:t>웰니스, 부담은 빼고</w:t>
       </w:r>
       <w:r>
-        <w:t xml:space="preserve"> — 가격·심리·진입장벽 3박자를 한 줄로</w:t>
+        <w:t xml:space="preserve"> - 가격·심리·진입장벽 3박자를 한 줄로</w:t>
       </w:r>
     </w:p>
     <w:p>
@@ -3145,10 +2664,10 @@
         <w:rPr>
           <w:b/>
         </w:rPr>
-        <w:t>오늘 모자란 만큼만, 채우다</w:t>
+        <w:t>오늘 모자란 만큼만, 채움</w:t>
       </w:r>
       <w:r>
-        <w:t xml:space="preserve"> — 메가도즈 과잉에 대한 절제된 프리미엄 톤</w:t>
+        <w:t xml:space="preserve"> - 메가도스, 과잉에 대한 절제된 프리미엄 톤</w:t>
       </w:r>
     </w:p>
     <w:p>
@@ -3169,15 +2688,15 @@
           <w:rFonts w:ascii="Consolas" w:hAnsi="Consolas"/>
           <w:sz w:val="18"/>
         </w:rPr>
-        <w:t>브랜드 시그니처 (마스터 태그라인 1개)  …… 변하지 않는 코어</w:t>
+        <w:t>브랜드 시그니처 (마스터 태그라인 1개)  …… 변하지 않는 코어 ///// 고민중****</w:t>
         <w:br/>
         <w:t xml:space="preserve">        │</w:t>
         <w:br/>
-        <w:t>시그니처 키워드 「채우다」            …… 모든 콘텐츠 90%+ 반복 노출</w:t>
+        <w:t>시그니처 키워드 「채움」              …… 모든 콘텐츠 90%+ 반복 노출</w:t>
         <w:br/>
         <w:t xml:space="preserve">        │</w:t>
         <w:br/>
-        <w:t>제품별 서브 카피 (3개)               …… 올리브오일 / 구미 / 일반식품 라인</w:t>
+        <w:t>제품별 서브 카피                     …… 건기식과 일반식도 구분</w:t>
         <w:br/>
         <w:t xml:space="preserve">        │</w:t>
         <w:br/>
@@ -3198,16 +2717,7 @@
     </w:p>
     <w:p>
       <w:r>
-        <w:t xml:space="preserve">철분 구미를 '맛없는 것 vs 맛있는 것'으로 비교해 사는 사람은 없다. </w:t>
-      </w:r>
-      <w:r>
-        <w:rPr>
-          <w:b/>
-        </w:rPr>
-        <w:t>맛은 '선택의 기준'이 아니라 '지속의 기준'</w:t>
-      </w:r>
-      <w:r>
-        <w:t>이다.</w:t>
+        <w:t>구미 제품을 '맛없는 것 vs 맛있는 것'으로 비교해 사는 사람은 없다. 맛은 '선택의 기준'이 아니라 '지속의 기준'.</w:t>
       </w:r>
     </w:p>
     <w:tbl>
@@ -3293,7 +2803,6 @@
             </w:r>
             <w:r>
               <w:rPr>
-                <w:b/>
                 <w:sz w:val="18"/>
               </w:rPr>
               <w:t>경쟁자 = 내가 사놓고 안 먹던 영양제 5통</w:t>
@@ -3334,7 +2843,7 @@
               <w:rPr>
                 <w:sz w:val="18"/>
               </w:rPr>
-              <w:t>맛으로 '끝까지 먹게'(루틴 지속)</w:t>
+              <w:t>맛으로 '자연스럽게 끝까지 먹게'(루틴 지속)</w:t>
             </w:r>
           </w:p>
         </w:tc>
@@ -3349,27 +2858,18 @@
         <w:rPr>
           <w:color w:val="555555"/>
         </w:rPr>
-        <w:t xml:space="preserve">▎ </w:t>
+        <w:t>▎마스터 메시지: "사놓고 안 먹는 영양제 말고, 끝까지 먹고 싶은 영양제."</w:t>
       </w:r>
-      <w:r>
-        <w:rPr>
-          <w:b/>
-          <w:color w:val="555555"/>
-        </w:rPr>
-        <w:t>마스터 메시지</w:t>
-      </w:r>
+    </w:p>
+    <w:p>
+      <w:pPr>
+        <w:ind w:left="360"/>
+      </w:pPr>
       <w:r>
         <w:rPr>
           <w:color w:val="555555"/>
         </w:rPr>
-        <w:t xml:space="preserve">: </w:t>
-      </w:r>
-      <w:r>
-        <w:rPr>
-          <w:b/>
-          <w:color w:val="555555"/>
-        </w:rPr>
-        <w:t>"사놓고 안 먹는 영양제 말고, 끝까지 먹고 싶은 영양제."</w:t>
+        <w:t>▎보조: "건강은 의지가 아니라 습관이고, 습관은 맛에서 온다."</w:t>
       </w:r>
     </w:p>
     <w:p>
@@ -3380,14 +2880,11 @@
         <w:rPr>
           <w:color w:val="555555"/>
         </w:rPr>
-        <w:t>▎ 보조: "건강은 의지가 아니라 습관이고, 습관은 맛에서 온다."</w:t>
+        <w:t>▎'억지로 챙겨 먹는 게 아닌, 자연스럽게 찾게 되는 영양제'</w:t>
       </w:r>
     </w:p>
     <w:p>
       <w:r>
-        <w:rPr>
-          <w:b/>
-        </w:rPr>
         <w:t>실행 장치 (맛을 '지속'의 근거로):</w:t>
       </w:r>
     </w:p>
@@ -3412,16 +2909,7 @@
         <w:pStyle w:val="ListBullet"/>
       </w:pPr>
       <w:r>
-        <w:t xml:space="preserve">맛을 자랑하지 않고, </w:t>
-      </w:r>
-      <w:r>
-        <w:rPr>
-          <w:b/>
-        </w:rPr>
-        <w:t>'끝까지 먹었다'는 결과</w:t>
-      </w:r>
-      <w:r>
-        <w:t>를 보여준다 (20대 '맛 프레임' 함정 회피)</w:t>
+        <w:t>맛을 자랑하지 않고, '끝까지 먹었다'는 결과를 보여준다 (20대 '맛 프레임' 함정 회피)</w:t>
       </w:r>
     </w:p>
     <w:p>
@@ -3433,21 +2921,17 @@
           <w:color w:val="4A3526"/>
           <w:sz w:val="30"/>
         </w:rPr>
-        <w:t>2-5. 타겟 전략: 연령별 3+1 트랙</w:t>
+        <w:t>2-5. 타겟 전략: 연령별 3+2 트랙</w:t>
       </w:r>
     </w:p>
     <w:p>
       <w:r>
-        <w:t xml:space="preserve">검색 주도층은 30대 여성(38.6%) + 25–29세(22.2%)지만, 구매 피라미드 정상은 40대다. </w:t>
+        <w:t>검색 주도층은 30대 여성(38.6%) + 25–29세(22.2%)지만, 구매 피라미드 정상은 40대다. (팩트 체크 필요)</w:t>
       </w:r>
+    </w:p>
+    <w:p>
       <w:r>
-        <w:rPr>
-          <w:b/>
-        </w:rPr>
-        <w:t>'채우다'는 공통, 훅·채널·크리에이터는 분리</w:t>
-      </w:r>
-      <w:r>
-        <w:t>한다. 한 콘텐츠로 셋 다 잡으려 하면 셋 다 놓친다.</w:t>
+        <w:t>'채움'은 공통, 훅·채널·크리에이터는 분리한다. 한 콘텐츠로 다 잡으려 하면 다 놓친다.</w:t>
       </w:r>
     </w:p>
     <w:tbl>
@@ -3578,7 +3062,6 @@
             </w:r>
             <w:r>
               <w:rPr>
-                <w:b/>
                 <w:sz w:val="18"/>
               </w:rPr>
               <w:t>매출 트랙</w:t>
@@ -3671,7 +3154,6 @@
             </w:r>
             <w:r>
               <w:rPr>
-                <w:b/>
                 <w:sz w:val="18"/>
               </w:rPr>
               <w:t>기억 트랙</w:t>
@@ -3764,7 +3246,6 @@
             </w:r>
             <w:r>
               <w:rPr>
-                <w:b/>
                 <w:sz w:val="18"/>
               </w:rPr>
               <w:t>재미 트랙</w:t>
@@ -3857,7 +3338,6 @@
             </w:r>
             <w:r>
               <w:rPr>
-                <w:b/>
                 <w:sz w:val="18"/>
               </w:rPr>
               <w:t>K-웰니스 트랙</w:t>
@@ -3933,6 +3413,98 @@
                 <w:sz w:val="18"/>
               </w:rPr>
               <w:t>"Skincare에서 끝나지 않는 K-wellness, 이번엔 안에서부터"</w:t>
+            </w:r>
+          </w:p>
+        </w:tc>
+      </w:tr>
+      <w:tr>
+        <w:tc>
+          <w:tcPr>
+            <w:tcW w:type="dxa" w:w="1728"/>
+          </w:tcPr>
+          <w:p>
+            <w:r>
+              <w:rPr>
+                <w:sz w:val="18"/>
+              </w:rPr>
+            </w:r>
+            <w:r>
+              <w:rPr>
+                <w:sz w:val="18"/>
+              </w:rPr>
+              <w:t>부모 트랙 (신규)</w:t>
+            </w:r>
+          </w:p>
+        </w:tc>
+        <w:tc>
+          <w:tcPr>
+            <w:tcW w:type="dxa" w:w="1728"/>
+          </w:tcPr>
+          <w:p>
+            <w:r>
+              <w:rPr>
+                <w:sz w:val="18"/>
+              </w:rPr>
+            </w:r>
+            <w:r>
+              <w:rPr>
+                <w:sz w:val="18"/>
+              </w:rPr>
+              <w:t>자녀를 둔 부모 (3040 학부모)</w:t>
+            </w:r>
+          </w:p>
+        </w:tc>
+        <w:tc>
+          <w:tcPr>
+            <w:tcW w:type="dxa" w:w="1728"/>
+          </w:tcPr>
+          <w:p>
+            <w:r>
+              <w:rPr>
+                <w:sz w:val="18"/>
+              </w:rPr>
+            </w:r>
+            <w:r>
+              <w:rPr>
+                <w:sz w:val="18"/>
+              </w:rPr>
+              <w:t>가족 단위 구매 확대</w:t>
+            </w:r>
+          </w:p>
+        </w:tc>
+        <w:tc>
+          <w:tcPr>
+            <w:tcW w:type="dxa" w:w="1728"/>
+          </w:tcPr>
+          <w:p>
+            <w:r>
+              <w:rPr>
+                <w:sz w:val="18"/>
+              </w:rPr>
+            </w:r>
+            <w:r>
+              <w:rPr>
+                <w:sz w:val="18"/>
+              </w:rPr>
+              <w:t>자녀 챙김 → 본인·가족 루틴으로 확장, 죄책감 덜기</w:t>
+            </w:r>
+          </w:p>
+        </w:tc>
+        <w:tc>
+          <w:tcPr>
+            <w:tcW w:type="dxa" w:w="1728"/>
+          </w:tcPr>
+          <w:p>
+            <w:r>
+              <w:rPr>
+                <w:sz w:val="18"/>
+              </w:rPr>
+            </w:r>
+            <w:r>
+              <w:rPr>
+                <w:sz w:val="18"/>
+              </w:rPr>
+              <w:t>"아이 비타민 챙기다 보니 나도 챙기게 된", "온 가족이 하루 두 알, 부담 없이"</w:t>
             </w:r>
           </w:p>
         </w:tc>
@@ -3944,22 +3516,7 @@
         <w:pStyle w:val="ListBullet"/>
       </w:pPr>
       <w:r>
-        <w:rPr>
-          <w:b/>
-        </w:rPr>
-        <w:t>기억 트랙(30대)이 1순위.</w:t>
-      </w:r>
-      <w:r>
-        <w:t xml:space="preserve"> 효익 설명을 줄이고 '채우다' 키워드 + 패키지 비주얼 반복으로 </w:t>
-      </w:r>
-      <w:r>
-        <w:rPr>
-          <w:b/>
-        </w:rPr>
-        <w:t>학습이 아닌 '회상'</w:t>
-      </w:r>
-      <w:r>
-        <w:t>을 만든다.</w:t>
+        <w:t>각인 트랙(30대)이 1순위. 효익 설명을 줄이고 '채움' 키워드 + 패키지 비주얼 반복으로 학습이 아닌 '회상'을 만든다.</w:t>
       </w:r>
     </w:p>
     <w:p>
@@ -3967,13 +3524,7 @@
         <w:pStyle w:val="ListBullet"/>
       </w:pPr>
       <w:r>
-        <w:rPr>
-          <w:b/>
-        </w:rPr>
-        <w:t>20대 재미 트랙은 '맛'으로 끌지 않는다.</w:t>
-      </w:r>
-      <w:r>
-        <w:t xml:space="preserve"> 구미가 초콜릿·젤리보다 맛있을 리 없으므로 첫입 실망을 피하고, 밈·공감·정체성으로 접근(트렌드 사운드·5초 비주얼 훅·챌린지).</w:t>
+        <w:t>20대 재미 트랙은 '맛'으로 끌지 않는다. 구미가 초콜릿·젤리보다 맛있을 리 없으므로 첫입 실망을 피하고, 밈·공감·정체성으로 접근(트렌드 사운드·5초 비주얼 훅·챌린지).</w:t>
       </w:r>
     </w:p>
     <w:p>
@@ -3981,13 +3532,15 @@
         <w:pStyle w:val="ListBullet"/>
       </w:pPr>
       <w:r>
-        <w:rPr>
-          <w:b/>
-        </w:rPr>
-        <w:t>외국인 트랙은 식상한 관광코스 대신</w:t>
+        <w:t>외국인 트랙은 식상한 관광코스 대신 헬스장·필라테스·러닝크루 등 실제 웰니스 씬에 자연 노출. K-뷰티 다음 트렌드 = K-웰니스(이너뷰티) 프레임.</w:t>
       </w:r>
+    </w:p>
+    <w:p>
+      <w:pPr>
+        <w:pStyle w:val="ListBullet"/>
+      </w:pPr>
       <w:r>
-        <w:t xml:space="preserve"> 헬스장·필라테스·러닝크루 등 실제 웰니스 씬에 자연 노출. K-뷰티 다음 트렌드 = K-웰니스(이너뷰티) 프레임.</w:t>
+        <w:t>부모 트랙은 자녀 건강을 챙기러 들어온 동선을 본인·가족 루틴으로 확장한다. 가족 단위 객단가↑ + '온 가족이 안심하고 먹는 올영 PB 웰니스' 신뢰 소구(올리브영 PB 신뢰와 결합). 일반식품(구미)·올리브오일의 '안심하고 먹이는' 앵글과 연결.</w:t>
       </w:r>
     </w:p>
     <w:p>
@@ -4025,16 +3578,7 @@
     </w:p>
     <w:p>
       <w:r>
-        <w:t xml:space="preserve">소비자는 올더베러를 올리브베러의 일부로 인식한다. 따라서 </w:t>
-      </w:r>
-      <w:r>
-        <w:rPr>
-          <w:b/>
-        </w:rPr>
-        <w:t>"올리브베러 = 채널 신뢰 / 올더베러 = 그 안의 가장 쉬운 선택"</w:t>
-      </w:r>
-      <w:r>
-        <w:t xml:space="preserve"> 구조로 모 브랜드의 인지(월 2.9만)를 올더베러로 흘려보낸다.</w:t>
+        <w:t>소비자는 올더베러를 올리브베러의 일부로 인식한다. 따라서 "올리브베러 = 채널 신뢰 / 올더베러 = 그 안의 가장 쉬운 선택" 구조로 모 브랜드의 인지를 올더베러로 흘려보낸다. (MAU 체크 필요)</w:t>
       </w:r>
     </w:p>
     <w:p>
@@ -4210,16 +3754,9 @@
             </w:r>
             <w:r>
               <w:rPr>
-                <w:b/>
-                <w:sz w:val="18"/>
-              </w:rPr>
-              <w:t>인정 기능성 범위 내</w:t>
-            </w:r>
-            <w:r>
-              <w:rPr>
-                <w:sz w:val="18"/>
-              </w:rPr>
-              <w:t xml:space="preserve"> 효능·기능별 선택·편의성</w:t>
+                <w:sz w:val="18"/>
+              </w:rPr>
+              <w:t>인정 기능성 범위 내 효능·기능별 선택·편의성</w:t>
             </w:r>
           </w:p>
         </w:tc>
@@ -4293,20 +3830,7 @@
               <w:rPr>
                 <w:sz w:val="18"/>
               </w:rPr>
-              <w:t xml:space="preserve">효능 직접 전달 불가 → </w:t>
-            </w:r>
-            <w:r>
-              <w:rPr>
-                <w:b/>
-                <w:sz w:val="18"/>
-              </w:rPr>
-              <w:t>TPO·루틴·원료·편의성</w:t>
-            </w:r>
-            <w:r>
-              <w:rPr>
-                <w:sz w:val="18"/>
-              </w:rPr>
-              <w:t xml:space="preserve"> 중심</w:t>
+              <w:t>효능 직접 전달 불가 → TPO·루틴·원료·편의성 중심</w:t>
             </w:r>
           </w:p>
         </w:tc>
@@ -4378,90 +3902,9 @@
             </w:r>
             <w:r>
               <w:rPr>
-                <w:b/>
-                <w:sz w:val="18"/>
-              </w:rPr>
-              <w:t>루틴·먹는 법·원료·가격·편의성</w:t>
-            </w:r>
-            <w:r>
-              <w:rPr>
-                <w:sz w:val="18"/>
-              </w:rPr>
-              <w:t xml:space="preserve"> 자유 소구</w:t>
-            </w:r>
-          </w:p>
-        </w:tc>
-      </w:tr>
-      <w:tr>
-        <w:tc>
-          <w:tcPr>
-            <w:tcW w:type="dxa" w:w="2160"/>
-          </w:tcPr>
-          <w:p>
-            <w:r>
-              <w:rPr>
-                <w:sz w:val="18"/>
-              </w:rPr>
-            </w:r>
-            <w:r>
-              <w:rPr>
-                <w:sz w:val="18"/>
-              </w:rPr>
-              <w:t>일반식품</w:t>
-            </w:r>
-          </w:p>
-        </w:tc>
-        <w:tc>
-          <w:tcPr>
-            <w:tcW w:type="dxa" w:w="2160"/>
-          </w:tcPr>
-          <w:p>
-            <w:r>
-              <w:rPr>
-                <w:sz w:val="18"/>
-              </w:rPr>
-            </w:r>
-            <w:r>
-              <w:rPr>
-                <w:sz w:val="18"/>
-              </w:rPr>
-              <w:t>마녀스프 등 식단관리·스낵</w:t>
-            </w:r>
-          </w:p>
-        </w:tc>
-        <w:tc>
-          <w:tcPr>
-            <w:tcW w:type="dxa" w:w="2160"/>
-          </w:tcPr>
-          <w:p>
-            <w:r>
-              <w:rPr>
-                <w:sz w:val="18"/>
-              </w:rPr>
-            </w:r>
-            <w:r>
-              <w:rPr>
-                <w:sz w:val="18"/>
-              </w:rPr>
-              <w:t>불필요</w:t>
-            </w:r>
-          </w:p>
-        </w:tc>
-        <w:tc>
-          <w:tcPr>
-            <w:tcW w:type="dxa" w:w="2160"/>
-          </w:tcPr>
-          <w:p>
-            <w:r>
-              <w:rPr>
-                <w:sz w:val="18"/>
-              </w:rPr>
-            </w:r>
-            <w:r>
-              <w:rPr>
-                <w:sz w:val="18"/>
-              </w:rPr>
-              <w:t>레시피·먹방·다이어트 경험 자유</w:t>
+                <w:sz w:val="18"/>
+              </w:rPr>
+              <w:t>루틴·먹는 법·원료·가격·편의성 자유 소구</w:t>
             </w:r>
           </w:p>
         </w:tc>
@@ -4476,46 +3919,7 @@
         <w:rPr>
           <w:color w:val="555555"/>
         </w:rPr>
-        <w:t xml:space="preserve">▎ </w:t>
-      </w:r>
-      <w:r>
-        <w:rPr>
-          <w:b/>
-          <w:color w:val="555555"/>
-        </w:rPr>
-        <w:t>핵심 원칙</w:t>
-      </w:r>
-      <w:r>
-        <w:rPr>
-          <w:color w:val="555555"/>
-        </w:rPr>
-        <w:t xml:space="preserve">: "같은 올더베러 제품이라도 </w:t>
-      </w:r>
-      <w:r>
-        <w:rPr>
-          <w:b/>
-          <w:color w:val="555555"/>
-        </w:rPr>
-        <w:t>말할 수 있는 범위가 다르다</w:t>
-      </w:r>
-      <w:r>
-        <w:rPr>
-          <w:color w:val="555555"/>
-        </w:rPr>
-        <w:t xml:space="preserve">"는 점을 제안서에서 명확히 보여줌으로써 </w:t>
-      </w:r>
-      <w:r>
-        <w:rPr>
-          <w:b/>
-          <w:color w:val="555555"/>
-        </w:rPr>
-        <w:t>건기식–일반식 차이를 정확히 인지하는 대행사</w:t>
-      </w:r>
-      <w:r>
-        <w:rPr>
-          <w:color w:val="555555"/>
-        </w:rPr>
-        <w:t>임을 증명한다. (멜라나잇·콜라겐 구미는 '일반식품'이므로 효능 직접 소구 불가 — 루틴·TPO로 풀어야 함.)</w:t>
+        <w:t>▎핵심 원칙: "같은 올더베러 제품이라도 말할 수 있는 범위가 다르다"는 점을 제안서에서 명확히 작성해 건기식–일반식 차이를 정확히 인지하고 있음을 증명 (멜라나잇·콜라겐 구미는 '일반식품'이므로 효능 직접 소구 불가 - 루틴·TPO로 풀어야 함 등)</w:t>
       </w:r>
     </w:p>
     <w:p>
@@ -4544,31 +3948,7 @@
     </w:p>
     <w:p>
       <w:r>
-        <w:rPr>
-          <w:b/>
-        </w:rPr>
-        <w:t>왜 히어로(선봉)인가 (한 문장):</w:t>
-      </w:r>
-      <w:r>
-        <w:t xml:space="preserve"> 구미는 식약처 심의 일정 확인이 필요하지만, </w:t>
-      </w:r>
-      <w:r>
-        <w:rPr>
-          <w:b/>
-        </w:rPr>
-        <w:t>올리브오일은 일반식품이라 7월부터 바로 광고할 수 있는 유일한 제품</w:t>
-      </w:r>
-      <w:r>
-        <w:t xml:space="preserve">이고 — </w:t>
-      </w:r>
-      <w:r>
-        <w:rPr>
-          <w:b/>
-        </w:rPr>
-        <w:t>'유명 브랜드와 똑같은 원료인데 값은 5분의 1'</w:t>
-      </w:r>
-      <w:r>
-        <w:t>이라는, 누구나 한 번에 이해하는 단 하나의 무기를 가졌다.</w:t>
+        <w:t>왜 히어로(선봉)인가 (한 문장): 구미(6종)는 식약처 심의 일정 확인이 필요하지만, 구미(2종)·올리브오일은 일반식품이라 7월부터 바로 광고할 수 있는 제품이고 — '유명 브랜드와 똑같은 원료인데 값은 5분의 1'이라는, 누구나 한 번에 이해하는 강력한 단가 경쟁력 보유.</w:t>
       </w:r>
     </w:p>
     <w:tbl>
@@ -4694,53 +4074,7 @@
               <w:rPr>
                 <w:sz w:val="18"/>
               </w:rPr>
-              <w:t xml:space="preserve">스페인산 유기농 </w:t>
-            </w:r>
-            <w:r>
-              <w:rPr>
-                <w:b/>
-                <w:sz w:val="18"/>
-              </w:rPr>
-              <w:t>피쿠알 단일 품종</w:t>
-            </w:r>
-            <w:r>
-              <w:rPr>
-                <w:sz w:val="18"/>
-              </w:rPr>
-              <w:t xml:space="preserve">, </w:t>
-            </w:r>
-            <w:r>
-              <w:rPr>
-                <w:b/>
-                <w:sz w:val="18"/>
-              </w:rPr>
-              <w:t>냉압착(Cold Press)</w:t>
-            </w:r>
-            <w:r>
-              <w:rPr>
-                <w:sz w:val="18"/>
-              </w:rPr>
-              <w:t xml:space="preserve">, 산도 </w:t>
-            </w:r>
-            <w:r>
-              <w:rPr>
-                <w:b/>
-                <w:sz w:val="18"/>
-              </w:rPr>
-              <w:t>0.18%</w:t>
-            </w:r>
-            <w:r>
-              <w:rPr>
-                <w:sz w:val="18"/>
-              </w:rPr>
-              <w:t xml:space="preserve">, 폴리페놀 </w:t>
-            </w:r>
-            <w:r>
-              <w:rPr>
-                <w:b/>
-                <w:sz w:val="18"/>
-              </w:rPr>
-              <w:t>542mg/kg</w:t>
+              <w:t>스페인산 유기농 피쿠알 단일 품종, 냉압착(Cold Press), 산도 0.18%, 폴리페놀 542mg/kg</w:t>
             </w:r>
           </w:p>
         </w:tc>
@@ -4778,20 +4112,7 @@
               <w:rPr>
                 <w:sz w:val="18"/>
               </w:rPr>
-              <w:t xml:space="preserve">비비랩과 </w:t>
-            </w:r>
-            <w:r>
-              <w:rPr>
-                <w:b/>
-                <w:sz w:val="18"/>
-              </w:rPr>
-              <w:t>동일 스펙(산도·폴리페놀)인데 단가 1/5</w:t>
-            </w:r>
-            <w:r>
-              <w:rPr>
-                <w:sz w:val="18"/>
-              </w:rPr>
-              <w:t xml:space="preserve"> (164원/캡슐 vs 837원/포)¹</w:t>
+              <w:t>비비랩과 동일 스펙(산도·폴리페놀)인데 단가 1/5 (164원/캡슐 vs 837원/포)¹</w:t>
             </w:r>
           </w:p>
         </w:tc>
@@ -4905,20 +4226,7 @@
               <w:rPr>
                 <w:sz w:val="18"/>
               </w:rPr>
-              <w:t xml:space="preserve">브랜드 타겟 25–35세 / </w:t>
-            </w:r>
-            <w:r>
-              <w:rPr>
-                <w:b/>
-                <w:sz w:val="18"/>
-              </w:rPr>
-              <w:t>올리브오일 단품 실검색자는 40~50대</w:t>
-            </w:r>
-            <w:r>
-              <w:rPr>
-                <w:sz w:val="18"/>
-              </w:rPr>
-              <w:t xml:space="preserve"> → 별도 소재</w:t>
+              <w:t>브랜드 타겟 25–35세 / 올리브오일 단품 실검색자는 40~50대 → 별도 소재 (수치 팩트 체크 필요)</w:t>
             </w:r>
           </w:p>
         </w:tc>
@@ -4933,44 +4241,12 @@
         <w:rPr>
           <w:color w:val="555555"/>
         </w:rPr>
-        <w:t xml:space="preserve">▎ ¹ 가격/용량 최신가 확정 필요(PART 9-4). 직접 브랜드명 비교("비비랩과 같은 원료")는 리스크가 있어, </w:t>
-      </w:r>
-      <w:r>
-        <w:rPr>
-          <w:b/>
-          <w:color w:val="555555"/>
-        </w:rPr>
-        <w:t>"유기농 피쿠알 스페인산, 이 가격에?"</w:t>
-      </w:r>
-      <w:r>
-        <w:rPr>
-          <w:color w:val="555555"/>
-        </w:rPr>
-        <w:t xml:space="preserve"> 식의 </w:t>
-      </w:r>
-      <w:r>
-        <w:rPr>
-          <w:b/>
-          <w:color w:val="555555"/>
-        </w:rPr>
-        <w:t>가성비 서프라이즈 훅</w:t>
-      </w:r>
-      <w:r>
-        <w:rPr>
-          <w:color w:val="555555"/>
-        </w:rPr>
-        <w:t>으로 운용.</w:t>
+        <w:t>▎¹ 가격/용량 최신가 확정 필요(PART 9-4). 직접 브랜드명 비교("비비랩과 같은 원료")는 리스크가 있어, "유기농 피쿠알 스페인산, 이 가격에?" 식의 가성비 서프라이즈 훅으로 운용.</w:t>
       </w:r>
     </w:p>
     <w:p>
       <w:r>
-        <w:rPr>
-          <w:b/>
-        </w:rPr>
-        <w:t>올리브오일 3단계 전용 시나리오</w:t>
-      </w:r>
-      <w:r>
-        <w:t xml:space="preserve"> (PART 7 로드맵과 연동):</w:t>
+        <w:t>올리브오일 3단계 전용 시나리오 (PART 7 로드맵과 연동):</w:t>
       </w:r>
     </w:p>
     <w:p>
@@ -4984,25 +4260,7 @@
         <w:t>7–8월 "이 가격 실화?"</w:t>
       </w:r>
       <w:r>
-        <w:t xml:space="preserve"> — 한 명의 빅 인플루언서가 아니라 </w:t>
-      </w:r>
-      <w:r>
-        <w:rPr>
-          <w:b/>
-        </w:rPr>
-        <w:t>나노·마이크로 다수가 같은 메시지를 동시다발</w:t>
-      </w:r>
-      <w:r>
-        <w:t xml:space="preserve">로 올려 '어디서 본 듯한' 반복 노출 생성. 신생 브랜드의 첫 과제는 설득이 아니라 </w:t>
-      </w:r>
-      <w:r>
-        <w:rPr>
-          <w:b/>
-        </w:rPr>
-        <w:t>익숙함</w:t>
-      </w:r>
-      <w:r>
-        <w:t>.</w:t>
+        <w:t xml:space="preserve"> - 한 명의 빅 마우스보다, 나노·마이크로 다수가 같은 메시지를 동시다발로 올려 '어디서 본 듯한' 반복 노출 생성. 신생 브랜드의 첫 과제는 설득이 아니라 익숙함. // 튜토리얼 앵글도 고려</w:t>
       </w:r>
     </w:p>
     <w:p>
@@ -5016,7 +4274,7 @@
         <w:t>9–10월 "공복 한 캡슐" 습관 고착</w:t>
       </w:r>
       <w:r>
-        <w:t xml:space="preserve"> — 검색 많은 질문('공복에 어떻게 먹지?')에 답하는 섭취법 + 컨디션 일지 콘텐츠로 재구매.</w:t>
+        <w:t xml:space="preserve"> - 검색 많은 질문('공복에 어떻게 먹지?')에 답하는 섭취법 + 컨디션 일지 콘텐츠로 재구매.</w:t>
       </w:r>
     </w:p>
     <w:p>
@@ -5030,16 +4288,7 @@
         <w:t>11–12월 라인 끌고가기</w:t>
       </w:r>
       <w:r>
-        <w:t xml:space="preserve"> — 올리브오일 구매자가 구미 등을 추가 구매하는 흐름을 이용, 올영 앱 '올리브오일 다음엔 이것도' 연결 동선 + UGC 배치로 </w:t>
-      </w:r>
-      <w:r>
-        <w:rPr>
-          <w:b/>
-        </w:rPr>
-        <w:t>히어로 1개가 라인 전체 매출을 끌어올리는 깔때기</w:t>
-      </w:r>
-      <w:r>
-        <w:t>.</w:t>
+        <w:t xml:space="preserve"> - 올리브오일 구매자가 구미 등을 추가 구매하는 흐름을 이용, 올영 앱 '올리브오일 다음엔 이것도' 연결 동선 + UGC 배치로 히어로 1개가 라인 전체 매출을 끌어올리는 낙수 효과.</w:t>
       </w:r>
     </w:p>
     <w:p>
@@ -5050,20 +4299,7 @@
         <w:rPr>
           <w:color w:val="555555"/>
         </w:rPr>
-        <w:t xml:space="preserve">▎ </w:t>
-      </w:r>
-      <w:r>
-        <w:rPr>
-          <w:b/>
-          <w:color w:val="555555"/>
-        </w:rPr>
-        <w:t>전용 메시지</w:t>
-      </w:r>
-      <w:r>
-        <w:rPr>
-          <w:color w:val="555555"/>
-        </w:rPr>
-        <w:t>: "유명 브랜드랑 같은 원료, 가격은 5분의 1."</w:t>
+        <w:t>▎전용 메시지: "최고급 원료, 가격은 5분의 1."</w:t>
       </w:r>
     </w:p>
     <w:p>
@@ -5206,7 +4442,6 @@
             </w:r>
             <w:r>
               <w:rPr>
-                <w:b/>
                 <w:sz w:val="18"/>
               </w:rPr>
               <w:t>멜라나잇</w:t>
@@ -5279,7 +4514,6 @@
             </w:r>
             <w:r>
               <w:rPr>
-                <w:b/>
                 <w:sz w:val="18"/>
               </w:rPr>
               <w:t>수면 영양제 구글 +10.31 급성장 → 1순위 소재</w:t>
@@ -5372,7 +4606,6 @@
             </w:r>
             <w:r>
               <w:rPr>
-                <w:b/>
                 <w:sz w:val="18"/>
               </w:rPr>
               <w:t>트렌드 +0.70 급성장 → 2순위 소재</w:t>
@@ -5743,7 +4976,7 @@
               <w:rPr>
                 <w:sz w:val="18"/>
               </w:rPr>
-              <w:t>—</w:t>
+              <w:t>-</w:t>
             </w:r>
           </w:p>
         </w:tc>
@@ -5835,7 +5068,7 @@
               <w:rPr>
                 <w:sz w:val="18"/>
               </w:rPr>
-              <w:t>—</w:t>
+              <w:t>-</w:t>
             </w:r>
           </w:p>
         </w:tc>
@@ -5939,22 +5172,7 @@
         <w:pStyle w:val="ListBullet"/>
       </w:pPr>
       <w:r>
-        <w:rPr>
-          <w:b/>
-        </w:rPr>
-        <w:t>RTB(공통)</w:t>
-      </w:r>
-      <w:r>
-        <w:t xml:space="preserve">: 하루 두 알로 맛있게 채우는 / 물 없이 언제 어디서나 / 부담 없는 소용량(7일분) 선택 / 저당이지만 과일맛 / </w:t>
-      </w:r>
-      <w:r>
-        <w:rPr>
-          <w:b/>
-        </w:rPr>
-        <w:t>식약처 인정 기능성(건기식 6종)</w:t>
-      </w:r>
-      <w:r>
-        <w:t>.</w:t>
+        <w:t>RTB(공통): 하루 두 알로 맛있게 채우는 / 물 없이 언제 어디서나 / 부담 없는 소용량(7일분) 선택 / 저당이지만 과일맛 / 식약처 인정 기능성(건기식 6종).</w:t>
       </w:r>
     </w:p>
     <w:p>
@@ -5962,13 +5180,7 @@
         <w:pStyle w:val="ListBullet"/>
       </w:pPr>
       <w:r>
-        <w:rPr>
-          <w:b/>
-        </w:rPr>
-        <w:t>포지션 한 줄</w:t>
-      </w:r>
-      <w:r>
-        <w:t>: "다이소보다 좋고, 전문 건기식보다 맛있는."</w:t>
+        <w:t>집중 소재 우선순위: ① 멜라나잇(수면 트렌드 교차) → ② 철분(급성장) → ③ 콜라겐·올인원 (소재 우선순위 체크 필요)</w:t>
       </w:r>
     </w:p>
     <w:p>
@@ -5976,45 +5188,7 @@
         <w:pStyle w:val="ListBullet"/>
       </w:pPr>
       <w:r>
-        <w:rPr>
-          <w:b/>
-        </w:rPr>
-        <w:t>집중 소재 우선순위</w:t>
-      </w:r>
-      <w:r>
-        <w:t>: ① 멜라나잇(수면 트렌드 교차) → ② 철분(급성장) → ③ 콜라겐·올인원.</w:t>
-      </w:r>
-    </w:p>
-    <w:p>
-      <w:pPr>
-        <w:pStyle w:val="ListBullet"/>
-      </w:pPr>
-      <w:r>
-        <w:rPr>
-          <w:b/>
-        </w:rPr>
-        <w:t>주의</w:t>
-      </w:r>
-      <w:r>
-        <w:t xml:space="preserve">: 멜라나잇·콜라겐은 </w:t>
-      </w:r>
-      <w:r>
-        <w:rPr>
-          <w:b/>
-        </w:rPr>
-        <w:t>일반식품</w:t>
-      </w:r>
-      <w:r>
-        <w:t xml:space="preserve">이라 효능 직접 소구 불가 → </w:t>
-      </w:r>
-      <w:r>
-        <w:rPr>
-          <w:b/>
-        </w:rPr>
-        <w:t>취침/뷰티 루틴·TPO</w:t>
-      </w:r>
-      <w:r>
-        <w:t>로 풀어야 함.</w:t>
+        <w:t>주의: 멜라나잇·콜라겐은 일반식품이라 효능 직접 소구 불가 → 취침/뷰티 루틴·TPO 소구</w:t>
       </w:r>
     </w:p>
     <w:p>
@@ -6031,62 +5205,7 @@
     </w:p>
     <w:p>
       <w:r>
-        <w:t xml:space="preserve">경쟁사들이 구미 심의를 기다리는 4~8주 동안, </w:t>
-      </w:r>
-      <w:r>
-        <w:rPr>
-          <w:b/>
-        </w:rPr>
-        <w:t>올리브오일·마녀스프·스낵류(일반식품)는 7월부터 즉시 어떤 콘텐츠든</w:t>
-      </w:r>
-      <w:r>
-        <w:t xml:space="preserve"> 만들 수 있다. 이 '창(窓)'을 선점한다.</w:t>
-      </w:r>
-    </w:p>
-    <w:p>
-      <w:pPr>
-        <w:pStyle w:val="ListBullet"/>
-      </w:pPr>
-      <w:r>
-        <w:rPr>
-          <w:b/>
-        </w:rPr>
-        <w:t>마녀스프</w:t>
-      </w:r>
-      <w:r>
-        <w:t xml:space="preserve">: '마녀스프' 검색량 월 93,716(올더베러 연관 카테고리 중 최고 볼륨), 여성 83.1%·30–40대 60.7%. </w:t>
-      </w:r>
-      <w:r>
-        <w:rPr>
-          <w:b/>
-        </w:rPr>
-        <w:t>수요는 있는데 올더베러 귀속 콘텐츠가 전무</w:t>
-      </w:r>
-      <w:r>
-        <w:t xml:space="preserve"> → 레시피·먹방·다이어트 경험으로 즉시 점유.</w:t>
-      </w:r>
-    </w:p>
-    <w:p>
-      <w:pPr>
-        <w:pStyle w:val="ListBullet"/>
-      </w:pPr>
-      <w:r>
-        <w:rPr>
-          <w:b/>
-        </w:rPr>
-        <w:t>선발대 전략</w:t>
-      </w:r>
-      <w:r>
-        <w:t xml:space="preserve">: 일반식품 2~3종을 캠페인 선봉으로 내세워 </w:t>
-      </w:r>
-      <w:r>
-        <w:rPr>
-          <w:b/>
-        </w:rPr>
-        <w:t>'채우다' 키워드와 브랜드명을 먼저 시장에 심고</w:t>
-      </w:r>
-      <w:r>
-        <w:t>, 심의 통과한 구미가 본대로 합류한다.</w:t>
+        <w:t>선발대 전략: 일반식품(올리브오일 + 구미 2종)을 캠페인 선봉으로 내세워 '채움' 키워드와 브랜드명을 먼저 시장에 심고, 심의 통과한 구미가 본대로 합류한다.</w:t>
       </w:r>
     </w:p>
     <w:p>
@@ -6403,62 +5522,6 @@
           </w:p>
         </w:tc>
       </w:tr>
-      <w:tr>
-        <w:tc>
-          <w:tcPr>
-            <w:tcW w:type="dxa" w:w="2880"/>
-          </w:tcPr>
-          <w:p>
-            <w:r>
-              <w:rPr>
-                <w:sz w:val="18"/>
-              </w:rPr>
-            </w:r>
-            <w:r>
-              <w:rPr>
-                <w:sz w:val="18"/>
-              </w:rPr>
-              <w:t>마녀스프</w:t>
-            </w:r>
-          </w:p>
-        </w:tc>
-        <w:tc>
-          <w:tcPr>
-            <w:tcW w:type="dxa" w:w="2880"/>
-          </w:tcPr>
-          <w:p>
-            <w:r>
-              <w:rPr>
-                <w:sz w:val="18"/>
-              </w:rPr>
-            </w:r>
-            <w:r>
-              <w:rPr>
-                <w:sz w:val="18"/>
-              </w:rPr>
-              <w:t>"저칼로리 식단관리식"</w:t>
-            </w:r>
-          </w:p>
-        </w:tc>
-        <w:tc>
-          <w:tcPr>
-            <w:tcW w:type="dxa" w:w="2880"/>
-          </w:tcPr>
-          <w:p>
-            <w:r>
-              <w:rPr>
-                <w:sz w:val="18"/>
-              </w:rPr>
-            </w:r>
-            <w:r>
-              <w:rPr>
-                <w:sz w:val="18"/>
-              </w:rPr>
-              <w:t>"야근하고 와서 2분, 든든하게 채우는 한 끼"</w:t>
-            </w:r>
-          </w:p>
-        </w:tc>
-      </w:tr>
     </w:tbl>
     <w:p/>
     <w:p>
@@ -6490,13 +5553,7 @@
         <w:pStyle w:val="ListBullet"/>
       </w:pPr>
       <w:r>
-        <w:rPr>
-          <w:b/>
-        </w:rPr>
-        <w:t>1개의 강력한 KV(Key Visual)</w:t>
-      </w:r>
-      <w:r>
-        <w:t xml:space="preserve"> 를 개발해 전 채널로 확산한다. 브랜드 세계관 + 마스터 태그라인 + '채우다' 키워드를 한 이미지에 담는다.</w:t>
+        <w:t>1개의 강력한 KV(Key Visual)를 개발해 전 채널로 확산 (브랜드 세계관 + 마스터 태그라인 + '채움' 키워드)</w:t>
       </w:r>
     </w:p>
     <w:p>
@@ -6504,25 +5561,7 @@
         <w:pStyle w:val="ListBullet"/>
       </w:pPr>
       <w:r>
-        <w:t xml:space="preserve">올더베러는 전 경쟁사 중 </w:t>
-      </w:r>
-      <w:r>
-        <w:rPr>
-          <w:b/>
-        </w:rPr>
-        <w:t>유일하게 모델·셀럽·IP가 없고 정방형 포맷만 사용</w:t>
-      </w:r>
-      <w:r>
-        <w:t xml:space="preserve">한다. → </w:t>
-      </w:r>
-      <w:r>
-        <w:rPr>
-          <w:b/>
-        </w:rPr>
-        <w:t>세로형(9:16) 전환 + 인물·감성 요소 도입</w:t>
-      </w:r>
-      <w:r>
-        <w:t>만으로 즉각적 차별화.</w:t>
+        <w:t>올더베러는 전 경쟁사 중 유일하게 모델·셀럽·IP가 없고 정방형 포맷만 사용. → 숏폼 콘텐츠 + 인물·감성 요소 도입만으로 즉각적 차별화.</w:t>
       </w:r>
     </w:p>
     <w:p>
@@ -6530,16 +5569,7 @@
         <w:pStyle w:val="ListBullet"/>
       </w:pPr>
       <w:r>
-        <w:t xml:space="preserve">현재 소재의 약점: 가격·성분 나열식, 8종 라인업 나열로 </w:t>
-      </w:r>
-      <w:r>
-        <w:rPr>
-          <w:b/>
-        </w:rPr>
-        <w:t>제품별 개성 희박, 일관 메시지 부재</w:t>
-      </w:r>
-      <w:r>
-        <w:t>. → KV가 '올더베러는 이런 브랜드'라는 인상을 한 번에 전달하도록 설계.</w:t>
+        <w:t>현재 소재의 약점: 가격·성분 나열식, 8종 라인업 나열로 제품별 개성 희박, 일관 메시지 부재. → KV가 '올더베러는 이런 브랜드'라는 인상을 한 번에 전달하도록 설계.</w:t>
       </w:r>
     </w:p>
     <w:p>
@@ -6551,21 +5581,12 @@
           <w:color w:val="4A3526"/>
           <w:sz w:val="30"/>
         </w:rPr>
-        <w:t>4-2. 콘텐츠 앵글 10종 (제품·상황·TPO별)</w:t>
+        <w:t>4-2. 콘텐츠 앵글 (제품·상황·TPO별)</w:t>
       </w:r>
     </w:p>
     <w:p>
       <w:r>
-        <w:t xml:space="preserve">콘텐츠 앵글 페이지를 약 10장으로 구성, 펫네임·일대일 대응식이 아니라 </w:t>
-      </w:r>
-      <w:r>
-        <w:rPr>
-          <w:b/>
-        </w:rPr>
-        <w:t>전략적 서사 중심</w:t>
-      </w:r>
-      <w:r>
-        <w:t>으로 전개.</w:t>
+        <w:t>콘텐츠 앵글: 펫네임·일대일 대응식이 아니라 초개인화 / 서사 중심 전개.</w:t>
       </w:r>
     </w:p>
     <w:p>
@@ -6573,13 +5594,7 @@
         <w:pStyle w:val="ListNumber"/>
       </w:pPr>
       <w:r>
-        <w:rPr>
-          <w:b/>
-        </w:rPr>
-        <w:t>가성비 서프라이즈</w:t>
-      </w:r>
-      <w:r>
-        <w:t xml:space="preserve"> (올리브오일) — "이 가격 실화?" 나노·마이크로 동시다발</w:t>
+        <w:t>가성비 서프라이즈 (올리브오일) - "이 가격 실화?" 나노·마이크로 동시다발</w:t>
       </w:r>
     </w:p>
     <w:p>
@@ -6587,13 +5602,7 @@
         <w:pStyle w:val="ListNumber"/>
       </w:pPr>
       <w:r>
-        <w:rPr>
-          <w:b/>
-        </w:rPr>
-        <w:t>공복 루틴</w:t>
-      </w:r>
-      <w:r>
-        <w:t xml:space="preserve"> (올리브오일) — "공복에 어떻게 먹지?" 답변형 + 컨디션 일지</w:t>
+        <w:t>공복 루틴 (올리브오일) - "공복에 올리브오일 괜찮나?" 답변형 + 컨디션 일지</w:t>
       </w:r>
     </w:p>
     <w:p>
@@ -6601,13 +5610,7 @@
         <w:pStyle w:val="ListNumber"/>
       </w:pPr>
       <w:r>
-        <w:rPr>
-          <w:b/>
-        </w:rPr>
-        <w:t>빈 통 비교</w:t>
-      </w:r>
-      <w:r>
-        <w:t xml:space="preserve"> — "안 먹고 버린 영양제 vs 다 먹은 올더베러"</w:t>
+        <w:t>빈 통 비교 - "안 먹고 쌓여있는 영양제 vs 다 먹은 올더베러"</w:t>
       </w:r>
     </w:p>
     <w:p>
@@ -6615,13 +5618,7 @@
         <w:pStyle w:val="ListNumber"/>
       </w:pPr>
       <w:r>
-        <w:rPr>
-          <w:b/>
-        </w:rPr>
-        <w:t>취침 루틴</w:t>
-      </w:r>
-      <w:r>
-        <w:t xml:space="preserve"> (멜라나잇) — "잠 못 드는 밤" 니치 타겟</w:t>
+        <w:t>취침 루틴 (멜라나잇) - "잠 못 드는 밤" 니치 타겟</w:t>
       </w:r>
     </w:p>
     <w:p>
@@ -6629,13 +5626,7 @@
         <w:pStyle w:val="ListNumber"/>
       </w:pPr>
       <w:r>
-        <w:rPr>
-          <w:b/>
-        </w:rPr>
-        <w:t>야근 직장인 공감</w:t>
-      </w:r>
-      <w:r>
-        <w:t xml:space="preserve"> (철분/콜라겐) — "저녁엔 뻗는 루틴 3년째"</w:t>
+        <w:t>야근 직장인 공감 (철분/콜라겐) - "저녁엔 뻗는 루틴 3년째"</w:t>
       </w:r>
     </w:p>
     <w:p>
@@ -6643,13 +5634,7 @@
         <w:pStyle w:val="ListNumber"/>
       </w:pPr>
       <w:r>
-        <w:rPr>
-          <w:b/>
-        </w:rPr>
-        <w:t>맛없어서 방치 → 완주</w:t>
-      </w:r>
-      <w:r>
-        <w:t xml:space="preserve"> 역설 훅 — 공감 후 반전</w:t>
+        <w:t>직장인 에너지 - 필요성과 제품 역할 부여</w:t>
       </w:r>
     </w:p>
     <w:p>
@@ -6657,13 +5642,7 @@
         <w:pStyle w:val="ListNumber"/>
       </w:pPr>
       <w:r>
-        <w:rPr>
-          <w:b/>
-        </w:rPr>
-        <w:t>MZ 자조 개그</w:t>
-      </w:r>
-      <w:r>
-        <w:t xml:space="preserve"> (20대) — "MZ가 건강 챙기는 법.zip"</w:t>
+        <w:t>맛없어서 방치 → 완주 역설 훅 - 공감 후 반전</w:t>
       </w:r>
     </w:p>
     <w:p>
@@ -6671,13 +5650,7 @@
         <w:pStyle w:val="ListNumber"/>
       </w:pPr>
       <w:r>
-        <w:rPr>
-          <w:b/>
-        </w:rPr>
-        <w:t>'채우다' 밈</w:t>
-      </w:r>
-      <w:r>
-        <w:t xml:space="preserve"> — 텅 빈 통장·체력·MP 채우기 패러디</w:t>
+        <w:t>11시면 집에 가는 30대 - 공감형 콘텐츠</w:t>
       </w:r>
     </w:p>
     <w:p>
@@ -6685,13 +5658,7 @@
         <w:pStyle w:val="ListNumber"/>
       </w:pPr>
       <w:r>
-        <w:rPr>
-          <w:b/>
-        </w:rPr>
-        <w:t>마녀스프 레시피/먹방</w:t>
-      </w:r>
-      <w:r>
-        <w:t xml:space="preserve"> — 월 9.3만 검색 수요 직격</w:t>
+        <w:t>K-웰니스 외국인 - K-뷰티 동일 포맷, 한국 방문 외국인의 K-웰니스 소개 앵글</w:t>
       </w:r>
     </w:p>
     <w:p>
@@ -6699,13 +5666,7 @@
         <w:pStyle w:val="ListNumber"/>
       </w:pPr>
       <w:r>
-        <w:rPr>
-          <w:b/>
-        </w:rPr>
-        <w:t>K-웰니스 외국인</w:t>
-      </w:r>
-      <w:r>
-        <w:t xml:space="preserve"> — 실제 웰니스 씬 자연 노출</w:t>
+        <w:t>광화문 매장 방문 - 직장인 웰니스 성지 방문 쇼핑 콘텐츠</w:t>
       </w:r>
     </w:p>
     <w:p>
@@ -6717,31 +5678,7 @@
           <w:color w:val="4A3526"/>
           <w:sz w:val="30"/>
         </w:rPr>
-        <w:t>4-3. 영상 솔루션 — UGC / EGC / Half-EGC &amp; AI</w:t>
-      </w:r>
-    </w:p>
-    <w:p>
-      <w:pPr>
-        <w:ind w:left="360"/>
-      </w:pPr>
-      <w:r>
-        <w:rPr>
-          <w:color w:val="555555"/>
-        </w:rPr>
-        <w:t xml:space="preserve">▎ RFP 요건: 제품 영상 아이디어는 </w:t>
-      </w:r>
-      <w:r>
-        <w:rPr>
-          <w:b/>
-          <w:color w:val="555555"/>
-        </w:rPr>
-        <w:t>PPM/시안이 아닌 레퍼런스 중심</w:t>
-      </w:r>
-      <w:r>
-        <w:rPr>
-          <w:color w:val="555555"/>
-        </w:rPr>
-        <w:t xml:space="preserve"> 반영. (영상/이미지 콘텐츠 제안이 평가 가산 요소)</w:t>
+        <w:t>4-3. 영상 솔루션 — UGC / EGC / Half-EGC &amp; AI (미디어커머스)</w:t>
       </w:r>
     </w:p>
     <w:tbl>
@@ -6830,7 +5767,6 @@
             </w:r>
             <w:r>
               <w:rPr>
-                <w:b/>
                 <w:sz w:val="18"/>
               </w:rPr>
               <w:t>UGC</w:t>
@@ -6869,7 +5805,7 @@
               <w:rPr>
                 <w:sz w:val="18"/>
               </w:rPr>
-              <w:t>후기 자산화, 매장·앱 재활용</w:t>
+              <w:t>PA / 퍼포 / 다채널 활용</w:t>
             </w:r>
           </w:p>
         </w:tc>
@@ -6887,7 +5823,6 @@
             </w:r>
             <w:r>
               <w:rPr>
-                <w:b/>
                 <w:sz w:val="18"/>
               </w:rPr>
               <w:t>EGC</w:t>
@@ -6908,7 +5843,7 @@
               <w:rPr>
                 <w:sz w:val="18"/>
               </w:rPr>
-              <w:t>크리에이터/전문가 제작 콘텐츠</w:t>
+              <w:t>회사 내부 직원의 소개 콘텐츠</w:t>
             </w:r>
           </w:p>
         </w:tc>
@@ -6926,7 +5861,7 @@
               <w:rPr>
                 <w:sz w:val="18"/>
               </w:rPr>
-              <w:t>약사·영양사 신뢰 소구, 먹방 1인 집중</w:t>
+              <w:t>광고 소재 활용</w:t>
             </w:r>
           </w:p>
         </w:tc>
@@ -6944,7 +5879,6 @@
             </w:r>
             <w:r>
               <w:rPr>
-                <w:b/>
                 <w:sz w:val="18"/>
               </w:rPr>
               <w:t>Half-EGC</w:t>
@@ -6965,7 +5899,7 @@
               <w:rPr>
                 <w:sz w:val="18"/>
               </w:rPr>
-              <w:t>브랜드 가이드 하 크리에이터 제작 (미디어커머스형)</w:t>
+              <w:t>크리에이터 출연</w:t>
             </w:r>
           </w:p>
         </w:tc>
@@ -6981,16 +5915,9 @@
             </w:r>
             <w:r>
               <w:rPr>
-                <w:b/>
-                <w:sz w:val="18"/>
-              </w:rPr>
-              <w:t>핵심 포맷</w:t>
-            </w:r>
-            <w:r>
-              <w:rPr>
-                <w:sz w:val="18"/>
-              </w:rPr>
-              <w:t xml:space="preserve"> — 한끼통살식 미디어커머스 소재로 전환율↑</w:t>
+                <w:sz w:val="18"/>
+              </w:rPr>
+              <w:t>핵심 포맷 - 한끼통살식 미디어커머스 소재로 전환율↑</w:t>
             </w:r>
           </w:p>
         </w:tc>
@@ -7008,7 +5935,6 @@
             </w:r>
             <w:r>
               <w:rPr>
-                <w:b/>
                 <w:sz w:val="18"/>
               </w:rPr>
               <w:t>AI 영상</w:t>
@@ -7047,7 +5973,7 @@
               <w:rPr>
                 <w:sz w:val="18"/>
               </w:rPr>
-              <w:t>제작 효율 + 구체적 콘텐츠 솔루션 시연</w:t>
+              <w:t>제작 효율 + 구체적 콘텐츠 제작 기간 등 확인 필요</w:t>
             </w:r>
           </w:p>
         </w:tc>
@@ -7067,13 +5993,7 @@
         <w:pStyle w:val="ListBullet"/>
       </w:pPr>
       <w:r>
-        <w:rPr>
-          <w:b/>
-        </w:rPr>
-        <w:t>미디어커머스 소재(Half-EGC)</w:t>
-      </w:r>
-      <w:r>
-        <w:t xml:space="preserve"> 를 무게중심에 두어 '인지 + 전환'을 동시에 잡는다.</w:t>
+        <w:t>미디어커머스 소재(EGC) 활용 '인지 + 전환'을 동시에 잡는다.</w:t>
       </w:r>
     </w:p>
     <w:p>
@@ -7090,16 +6010,7 @@
     </w:p>
     <w:p>
       <w:r>
-        <w:t xml:space="preserve">릴스 성과 격차(올더베러 898 vs 닥터브라이언 23,000)는 </w:t>
-      </w:r>
-      <w:r>
-        <w:rPr>
-          <w:b/>
-        </w:rPr>
-        <w:t>콘텐츠 수가 아닌 훅 품질의 문제</w:t>
-      </w:r>
-      <w:r>
-        <w:t>다. 벤치마크에서 도출한 공식:</w:t>
+        <w:t>릴스 성과 격차 = 콘텐츠 수 + 품질의 문제. 벤치마크에서 도출한 공식:</w:t>
       </w:r>
     </w:p>
     <w:p>
@@ -7108,16 +6019,14 @@
           <w:rFonts w:ascii="Consolas" w:hAnsi="Consolas"/>
           <w:sz w:val="18"/>
         </w:rPr>
-        <w:t>성공 훅 = [명확한 단일 타겟] + [구체적 상황/에피소드] + [반전 또는 팩트]</w:t>
+        <w:t>성공 훅 = [명확한 타겟] + [구체적 상황/에피소드] + [반전 또는 팩트]</w:t>
         <w:br/>
         <w:br/>
-        <w:t>· 닥터브라이언 23,000  = 육아맘 집중 + 거래처 선물 실패담(에피소드)</w:t>
+        <w:t xml:space="preserve"> · 닥터브라이언 = 육아맘 집중 + 거래처 선물 실패담(에피소드)</w:t>
         <w:br/>
-        <w:t>· 올록담 4,313        = 먹방 크리에이터 1인 투자 + 댓글 이벤트(알고리즘 부스팅)</w:t>
+        <w:t xml:space="preserve"> · 올록담     = 먹방 크리에이터 1인 투자 + 댓글 이벤트(알고리즘 부스팅)</w:t>
         <w:br/>
-        <w:t>· 비비랩 2,587        = 올영세일 타이밍 + 할인가 명시</w:t>
-        <w:br/>
-        <w:t>· 올더베러 현재 898    = 성분 수치 + 공복 루틴 (누구나 할 수 있는 소구)</w:t>
+        <w:t xml:space="preserve"> · 비비랩     = 올영세일 타이밍 + 할인가 명시</w:t>
       </w:r>
     </w:p>
     <w:p>
@@ -7125,16 +6034,7 @@
         <w:pStyle w:val="ListBullet"/>
       </w:pPr>
       <w:r>
-        <w:t xml:space="preserve">도출: </w:t>
-      </w:r>
-      <w:r>
-        <w:rPr>
-          <w:b/>
-        </w:rPr>
-        <w:t>타겟 집중 + 스토리 훅 + (올더베러만의) 팩트</w:t>
-      </w:r>
-      <w:r>
-        <w:t xml:space="preserve"> = '익숙함'을 넘어 '회상'을 만드는 훅.</w:t>
+        <w:t>도출: 타겟 집중 + 스토리 훅 + (올더베러만의) 팩트 = '익숙함'을 넘어 '각인'을 만드는 콘텐츠</w:t>
       </w:r>
     </w:p>
     <w:p>
@@ -7142,7 +6042,7 @@
         <w:pStyle w:val="ListBullet"/>
       </w:pPr>
       <w:r>
-        <w:t>즉시 적용: ① 세로형 전환 ② 트렌드 키워드 연결 ③ 댓글 이벤트/DM 전환 CTA 도입 ④ "올영픽" 신뢰 소구.</w:t>
+        <w:t>즉시 적용: ① 마이크로 인플루언서 시딩 + PA ② 트렌드 키워드 연결 ③ 댓글 이벤트/DM 전환 CTA 도입</w:t>
       </w:r>
     </w:p>
     <w:p>
@@ -7171,16 +6071,7 @@
     </w:p>
     <w:p>
       <w:r>
-        <w:t xml:space="preserve">'구미 영양제' 검색이 곧장 올리브영으로 향하는 단일 패턴이 확인됐다. </w:t>
-      </w:r>
-      <w:r>
-        <w:rPr>
-          <w:b/>
-        </w:rPr>
-        <w:t>외부 검색광고보다 올영 앱·매장 내 배치가 우선</w:t>
-      </w:r>
-      <w:r>
-        <w:t>이다.</w:t>
+        <w:t>'구미 영양제' 검색이 곧장 올리브영으로 향하는 단일 패턴이 확인됐다. 외부 검색광고보다 올영 앱·매장 내 배치가 우선이다.</w:t>
       </w:r>
     </w:p>
     <w:p>
@@ -7188,16 +6079,7 @@
         <w:pStyle w:val="ListBullet"/>
       </w:pPr>
       <w:r>
-        <w:t xml:space="preserve">마이크로 UGC를 </w:t>
-      </w:r>
-      <w:r>
-        <w:rPr>
-          <w:b/>
-        </w:rPr>
-        <w:t>올영 앱 상세페이지 + 1,300개 매장 디지털 사이니지</w:t>
-      </w:r>
-      <w:r>
-        <w:t>로 재활용 → 별도 채널비 없이 매장이 노출 매체가 된다.</w:t>
+        <w:t>마이크로 UGC를 올영 앱 상세페이지 2차 활용</w:t>
       </w:r>
     </w:p>
     <w:p>
@@ -7205,16 +6087,7 @@
         <w:pStyle w:val="ListBullet"/>
       </w:pPr>
       <w:r>
-        <w:t xml:space="preserve">체험형 매장(광화문·강남·성수)을 </w:t>
-      </w:r>
-      <w:r>
-        <w:rPr>
-          <w:b/>
-        </w:rPr>
-        <w:t>'찍고 싶은 경험' 엔진</w:t>
-      </w:r>
-      <w:r>
-        <w:t>으로. 방문 동선 콘텐츠 + 방문 크리에이터 전용 코드로 온·오프 연결.</w:t>
+        <w:t>체험형 매장(광화문)을 '디토 소비' 엔진으로. 방문 동선 콘텐츠 + 방문 크리에이터 전용 콘텐츠로 온·오프 방문 유도</w:t>
       </w:r>
     </w:p>
     <w:p>
@@ -7222,58 +6095,7 @@
         <w:pStyle w:val="ListBullet"/>
       </w:pPr>
       <w:r>
-        <w:rPr>
-          <w:b/>
-        </w:rPr>
-        <w:t>올영 인앱광고</w:t>
-      </w:r>
-      <w:r>
-        <w:t xml:space="preserve"> 활용 + 올영세일(연 4회)을 크리에이터 동시다발 게시 모먼트로 활용.</w:t>
-      </w:r>
-    </w:p>
-    <w:p>
-      <w:pPr>
-        <w:pStyle w:val="ListBullet"/>
-      </w:pPr>
-      <w:r>
-        <w:t>중간 포지션 고정: "다이소보다 좋고, 전문 건기식보다 맛있는."</w:t>
-      </w:r>
-    </w:p>
-    <w:p>
-      <w:pPr>
-        <w:ind w:left="360"/>
-      </w:pPr>
-      <w:r>
-        <w:rPr>
-          <w:color w:val="555555"/>
-        </w:rPr>
-        <w:t xml:space="preserve">▎ </w:t>
-      </w:r>
-      <w:r>
-        <w:rPr>
-          <w:b/>
-          <w:color w:val="555555"/>
-        </w:rPr>
-        <w:t>예산 함의</w:t>
-      </w:r>
-      <w:r>
-        <w:rPr>
-          <w:color w:val="555555"/>
-        </w:rPr>
-        <w:t xml:space="preserve">: 올리브영 플랫폼 자체가 미디어이므로 </w:t>
-      </w:r>
-      <w:r>
-        <w:rPr>
-          <w:b/>
-          <w:color w:val="555555"/>
-        </w:rPr>
-        <w:t>2.5억 중 채널비를 최소화하고 콘텐츠·시딩·증폭에 집중</w:t>
-      </w:r>
-      <w:r>
-        <w:rPr>
-          <w:color w:val="555555"/>
-        </w:rPr>
-        <w:t>할 수 있는 구조.</w:t>
+        <w:t>올영 인앱광고 활용 + 올영세일을 크리에이터 동시다발 게시 모먼트로 활용.</w:t>
       </w:r>
     </w:p>
     <w:p>
@@ -7293,31 +6115,7 @@
         <w:pStyle w:val="ListBullet"/>
       </w:pPr>
       <w:r>
-        <w:rPr>
-          <w:b/>
-        </w:rPr>
-        <w:t>코어 구조</w:t>
-      </w:r>
-      <w:r>
-        <w:t xml:space="preserve">: 시딩 + 퍼포먼스를 코어로 두고 콘텐츠가 그 위에 붙는다. </w:t>
-      </w:r>
-      <w:r>
-        <w:rPr>
-          <w:b/>
-        </w:rPr>
-        <w:t>어중간한 시딩 수량 제안은 지양</w:t>
-      </w:r>
-      <w:r>
-        <w:t xml:space="preserve">하고, 1위를 유지한 상태에서 낙수효과를 이어갈 수 있는 </w:t>
-      </w:r>
-      <w:r>
-        <w:rPr>
-          <w:b/>
-        </w:rPr>
-        <w:t>콘텐츠 절대량 + 챌린저스</w:t>
-      </w:r>
-      <w:r>
-        <w:t xml:space="preserve"> 전략으로 간다.</w:t>
+        <w:t>코어 구조: 시딩 + 퍼포먼스를 코어로 두고 KV가 그 위에 붙는다. 어중간한 시딩 수량 제안은 지양하고, 1위를 유지한 상태에서 낙수효과를 이어갈 수 있는 콘텐츠 절대량 + 챌린저스 전략으로 간다.</w:t>
       </w:r>
     </w:p>
     <w:p>
@@ -7325,13 +6123,7 @@
         <w:pStyle w:val="ListBullet"/>
       </w:pPr>
       <w:r>
-        <w:rPr>
-          <w:b/>
-        </w:rPr>
-        <w:t>인플루언서 풀은 심의로 제한적</w:t>
-      </w:r>
-      <w:r>
-        <w:t xml:space="preserve"> → 약사·영양사 등 전문가 인플루언서를 신뢰+심의 통과율 확보용으로 우선 편성.</w:t>
+        <w:t>인플루언서 풀은 심의로 제한적 → 전문가집단(약사·영양사 등)을 신뢰+심의 통과율 확보용으로 우선 편성.</w:t>
       </w:r>
     </w:p>
     <w:p>
@@ -7339,13 +6131,7 @@
         <w:pStyle w:val="ListBullet"/>
       </w:pPr>
       <w:r>
-        <w:rPr>
-          <w:b/>
-        </w:rPr>
-        <w:t>관계 빌드업 정론화</w:t>
-      </w:r>
-      <w:r>
-        <w:t xml:space="preserve"> (제안서에 프로세스로 명문화):</w:t>
+        <w:t>무상 시딩 관계 빌드업 정론화 (제안서에 프로세스로 명문화):</w:t>
       </w:r>
     </w:p>
     <w:tbl>
@@ -7471,20 +6257,7 @@
               <w:rPr>
                 <w:sz w:val="18"/>
               </w:rPr>
-              <w:t xml:space="preserve">무가 시딩 + </w:t>
-            </w:r>
-            <w:r>
-              <w:rPr>
-                <w:b/>
-                <w:sz w:val="18"/>
-              </w:rPr>
-              <w:t>커스텀 레터/커스텀 키트로 차별화</w:t>
-            </w:r>
-            <w:r>
-              <w:rPr>
-                <w:sz w:val="18"/>
-              </w:rPr>
-              <w:t xml:space="preserve"> (단순 레터 vs 개인 맞춤 키트)</w:t>
+              <w:t>무가 시딩 + 커스텀 레터/커스텀 키트로 차별화 (단순 레터 vs 개인 맞춤 키트)</w:t>
             </w:r>
           </w:p>
         </w:tc>
@@ -7522,7 +6295,7 @@
               <w:rPr>
                 <w:sz w:val="18"/>
               </w:rPr>
-              <w:t>동일 메시지 동시다발 게시(반복 노출) + 전용 코드</w:t>
+              <w:t>제품 제공</w:t>
             </w:r>
           </w:p>
         </w:tc>
@@ -7534,16 +6307,7 @@
         <w:pStyle w:val="ListBullet"/>
       </w:pPr>
       <w:r>
-        <w:t xml:space="preserve">크리에이터 </w:t>
-      </w:r>
-      <w:r>
-        <w:rPr>
-          <w:b/>
-        </w:rPr>
-        <w:t>리스트업 기준 + 관계 활동 목록</w:t>
-      </w:r>
-      <w:r>
-        <w:t>을 표로 제시 (역할/유형 구조화).</w:t>
+        <w:t>크리에이터 리스트업 기준 + 관계 활동 목록을 표로 제시 (역할/유형 구조화).</w:t>
       </w:r>
     </w:p>
     <w:p>
@@ -7563,22 +6327,7 @@
         <w:pStyle w:val="ListBullet"/>
       </w:pPr>
       <w:r>
-        <w:rPr>
-          <w:b/>
-        </w:rPr>
-        <w:t>챌린저스 다수 동시 게시</w:t>
-      </w:r>
-      <w:r>
-        <w:t xml:space="preserve">(실시간 랭킹 견인) 전략으로 </w:t>
-      </w:r>
-      <w:r>
-        <w:rPr>
-          <w:b/>
-        </w:rPr>
-        <w:t>올영세일 시즌 카테고리 랭킹 상위/1위</w:t>
-      </w:r>
-      <w:r>
-        <w:t>를 확보해 나간다.</w:t>
+        <w:t>챌린저스 다수 동시 게시(실시간 랭킹 견인) 전략으로 올영세일 시즌 카테고리 랭킹 상위/1위를 확보.</w:t>
       </w:r>
     </w:p>
     <w:p>
@@ -7586,7 +6335,7 @@
         <w:pStyle w:val="ListBullet"/>
       </w:pPr>
       <w:r>
-        <w:t>인스타그램·블로그·X 마이크로 바이럴 + 뷰티 정보 플랫폼·대형 커뮤니티 체험단/파워페이지 Native 바이럴.</w:t>
+        <w:t>인스타그램·블로그·X 마이크로 바이럴 + 뷰티 정보 플랫폼·대형 커뮤니티 체험단/파워페이지 바이럴.</w:t>
       </w:r>
     </w:p>
     <w:p>
@@ -7594,13 +6343,7 @@
         <w:pStyle w:val="ListBullet"/>
       </w:pPr>
       <w:r>
-        <w:rPr>
-          <w:b/>
-        </w:rPr>
-        <w:t>올영세일(9월·12월)</w:t>
-      </w:r>
-      <w:r>
-        <w:t xml:space="preserve"> 을 1·2차 웨이브의 폭발 지점으로 설정 (비비랩 2,587 사례 = 올영세일 타이밍 + 할인가 명시).</w:t>
+        <w:t>올영세일(9월·12월)을 1·2차 웨이브의 폭발 지점으로 설정 (올영세일 타이밍 + 할인가 명시).</w:t>
       </w:r>
     </w:p>
     <w:p>
@@ -7617,16 +6360,7 @@
     </w:p>
     <w:p>
       <w:r>
-        <w:t xml:space="preserve">단순 '보도자료 챕터'가 아니라 </w:t>
-      </w:r>
-      <w:r>
-        <w:rPr>
-          <w:b/>
-        </w:rPr>
-        <w:t>'검색 답변 시대의 마케팅 전략'</w:t>
-      </w:r>
-      <w:r>
-        <w:t xml:space="preserve"> 관점으로 재정의한다. (올리브영 기초 마케팅팀이 검색의 역할을 중시)</w:t>
+        <w:t>단순 '보도자료 챕터'가 아니라 '검색 답변 시대의 마케팅 전략' 관점으로 재정의한다.</w:t>
       </w:r>
     </w:p>
     <w:p>
@@ -7634,13 +6368,7 @@
         <w:pStyle w:val="ListBullet"/>
       </w:pPr>
       <w:r>
-        <w:rPr>
-          <w:b/>
-        </w:rPr>
-        <w:t>키워드 설계 → SEO 영역 구축 → 자연 유입(검색 풀) 증가</w:t>
-      </w:r>
-      <w:r>
-        <w:t>로 연결.</w:t>
+        <w:t>키워드 설계 → SEO / AEO, GEO 영역 구축 → 자연 유입(검색 풀) 증가로 연결.</w:t>
       </w:r>
     </w:p>
     <w:p>
@@ -7648,38 +6376,7 @@
         <w:pStyle w:val="ListBullet"/>
       </w:pPr>
       <w:r>
-        <w:t xml:space="preserve">보도 기사는 </w:t>
-      </w:r>
-      <w:r>
-        <w:rPr>
-          <w:b/>
-        </w:rPr>
-        <w:t>푸시(push)뿐 아니라 검색 풀(pull) 역할</w:t>
-      </w:r>
-      <w:r>
-        <w:t>도 함 — '마녀스프 레시피'·'올리브오일 효능' 검색에 올더베러가 답이 되도록 콘텐츠 배치.</w:t>
-      </w:r>
-    </w:p>
-    <w:p>
-      <w:pPr>
-        <w:pStyle w:val="ListBullet"/>
-      </w:pPr>
-      <w:r>
-        <w:t>보도자료 초안 작성 포함(배포 업무는 RFP 범위 외). 무가 KOL 시딩으로 본딩·이슈라이징.</w:t>
-      </w:r>
-    </w:p>
-    <w:p>
-      <w:pPr>
-        <w:pStyle w:val="ListBullet"/>
-      </w:pPr>
-      <w:r>
-        <w:rPr>
-          <w:b/>
-        </w:rPr>
-        <w:t>무가시딩 KPI 정의</w:t>
-      </w:r>
-      <w:r>
-        <w:t>(아래 PART 8-1): 본품 유지 + 오가닉 노출/우호 후기 수량을 게런티로 관리.</w:t>
+        <w:t>보도 기사는 푸시(push)뿐 아니라 검색 풀(pull) 역할도 함 - '올리브오일 효능' 등 AI 검색에 올더베러가 답이 되도록 콘텐츠 배치.</w:t>
       </w:r>
     </w:p>
     <w:p>
@@ -7699,16 +6396,7 @@
         <w:pStyle w:val="ListBullet"/>
       </w:pPr>
       <w:r>
-        <w:t xml:space="preserve">탐색 경로상 </w:t>
-      </w:r>
-      <w:r>
-        <w:rPr>
-          <w:b/>
-        </w:rPr>
-        <w:t>광화문·강남·성수 올리브베러 매장 방문 탐색이 다수</w:t>
-      </w:r>
-      <w:r>
-        <w:t xml:space="preserve"> → 오프라인 연계 필수.</w:t>
+        <w:t>탐색 경로상 광화문·강남·성수 올리브베러 매장 방문 탐색이 다수 → 오프라인 연계 필수.</w:t>
       </w:r>
     </w:p>
     <w:p>
@@ -7716,7 +6404,7 @@
         <w:pStyle w:val="ListBullet"/>
       </w:pPr>
       <w:r>
-        <w:t>오프라인 샘플링·체험단, 매장 디지털 사이니지, 방문 크리에이터 전용 코드로 온·오프 매출을 잇는다.</w:t>
+        <w:t>오프라인 샘플링·체험단, 매장 디지털 사이니지, 방문 크리에이터 전용 콘텐츠로 온·오프 매출을 잇는다.</w:t>
       </w:r>
     </w:p>
     <w:p>
@@ -7744,13 +6432,7 @@
         <w:pStyle w:val="ListBullet"/>
       </w:pPr>
       <w:r>
-        <w:rPr>
-          <w:b/>
-        </w:rPr>
-        <w:t>올리브영 플러스친구(플친) 회원 가입 CRM</w:t>
-      </w:r>
-      <w:r>
-        <w:t xml:space="preserve"> — 루틴 알림(올리브베러 기능) + '채우다' 리마인드로 재구매 고착(콘텐츠 연계).</w:t>
+        <w:t>올리브영 플러스친구(플친) 회원 가입 CRM - 루틴 알림(올리브베러 기능) + '채움' 리마인드로 재구매 고착(콘텐츠 연계).</w:t>
       </w:r>
     </w:p>
     <w:p>
@@ -7758,13 +6440,15 @@
         <w:pStyle w:val="ListBullet"/>
       </w:pPr>
       <w:r>
-        <w:rPr>
-          <w:b/>
-        </w:rPr>
-        <w:t>어필리에이트</w:t>
+        <w:t>어필리에이트: 올리브영 어필리에이트 + 쿠팡 파트너스로 전환 보강</w:t>
       </w:r>
+    </w:p>
+    <w:p>
+      <w:pPr>
+        <w:pStyle w:val="ListBullet"/>
+      </w:pPr>
       <w:r>
-        <w:t>: 올리브영 어필리에이트 + 쿠팡 파트너스로 전환 트래킹 보강(가격 비교 경로 대응).</w:t>
+        <w:t>내용 추가 작성 필요</w:t>
       </w:r>
     </w:p>
     <w:p>
@@ -7793,16 +6477,7 @@
     </w:p>
     <w:p>
       <w:r>
-        <w:t xml:space="preserve">심의 난이도·기간·크리에이터 풀을 </w:t>
-      </w:r>
-      <w:r>
-        <w:rPr>
-          <w:b/>
-        </w:rPr>
-        <w:t>자석(N극↔S극) 도식</w:t>
-      </w:r>
-      <w:r>
-        <w:t>으로 시각화한다.</w:t>
+        <w:t>심의 난이도·기간·크리에이터 풀을 자석(N극↔S극) 도식으로 시각화한다.</w:t>
       </w:r>
     </w:p>
     <w:p>
@@ -7827,16 +6502,7 @@
         <w:pStyle w:val="ListBullet"/>
       </w:pPr>
       <w:r>
-        <w:t xml:space="preserve">올더베러는 N극과 S극 사이에 있다. </w:t>
-      </w:r>
-      <w:r>
-        <w:rPr>
-          <w:b/>
-        </w:rPr>
-        <w:t>"우리는 이 스콥 전체를 커버할 체계를 보유"</w:t>
-      </w:r>
-      <w:r>
-        <w:t>함을 증명한다.</w:t>
+        <w:t>올더베러는 N극과 S극 사이에 있다. "우리는 이 스콥 전체를 커버할 체계를 보유"</w:t>
       </w:r>
     </w:p>
     <w:p>
@@ -7864,13 +6530,7 @@
         <w:pStyle w:val="ListBullet"/>
       </w:pPr>
       <w:r>
-        <w:rPr>
-          <w:b/>
-        </w:rPr>
-        <w:t>AI 기반 심의 가이드라인 검증 봇</w:t>
-      </w:r>
-      <w:r>
-        <w:t xml:space="preserve"> 제작 → 콘텐츠를 사전 필터링해 반려를 줄이고 심의 소요 기간을 단축. (레퍼런스: 삼성증권 AI 심의 봇 사례 — 사전 필터링으로 심의 시간 단축 성과)</w:t>
+        <w:t>AI 기반 심의 가이드라인 검증 봇 제작 → 콘텐츠를 사전 필터링해 반려를 줄이고 심의 소요 기간을 단축. (레퍼런스: 삼성증권 AI 심의 봇 사례 - 사전 필터링으로 심의 시간 단축 성과)</w:t>
       </w:r>
     </w:p>
     <w:p>
@@ -7878,25 +6538,7 @@
         <w:pStyle w:val="ListBullet"/>
       </w:pPr>
       <w:r>
-        <w:t xml:space="preserve">효과: 구미 8종 심의를 </w:t>
-      </w:r>
-      <w:r>
-        <w:rPr>
-          <w:b/>
-        </w:rPr>
-        <w:t>킥오프 즉시 동시 제출</w:t>
-      </w:r>
-      <w:r>
-        <w:t xml:space="preserve">하면서도 반려 리스크를 낮춰 </w:t>
-      </w:r>
-      <w:r>
-        <w:rPr>
-          <w:b/>
-        </w:rPr>
-        <w:t>순차 집행 일정을 앞당김</w:t>
-      </w:r>
-      <w:r>
-        <w:t>.</w:t>
+        <w:t>효과: 구미 6종 심의를 킥오프 즉시 동시 제출하면서도 반려 리스크를 낮춰 순차 집행 일정을 앞당김.</w:t>
       </w:r>
     </w:p>
     <w:p>
@@ -7919,9 +6561,9 @@
         </w:rPr>
         <w:t>D-Day (7/1 킥오프)</w:t>
         <w:br/>
-        <w:t xml:space="preserve"> ├─ [선집행] 올리브오일·마녀스프(일반식품) 콘텐츠 즉시 집행</w:t>
+        <w:t xml:space="preserve"> ├─ [선집행] 올리브오일 + 구미 2종(일반식품) 콘텐츠 즉시 집행</w:t>
         <w:br/>
-        <w:t xml:space="preserve"> └─ [동시제출] 구미 8종 심의 소재 동시 제출 (AI 봇 사전검증 후)</w:t>
+        <w:t xml:space="preserve"> └─ [동시제출] 구미 6종 심의 소재 동시 제출 (AI 사전검증 후)</w:t>
         <w:br/>
         <w:t xml:space="preserve">        │</w:t>
         <w:br/>
@@ -7938,14 +6580,7 @@
         <w:rPr>
           <w:color w:val="555555"/>
         </w:rPr>
-        <w:t xml:space="preserve">▎ 챕터 서사: </w:t>
-      </w:r>
-      <w:r>
-        <w:rPr>
-          <w:b/>
-          <w:color w:val="555555"/>
-        </w:rPr>
-        <w:t>어려운 웰니스 시장의 대전제 → 심의 다이나믹스 시각화 → 우리가 전체 스콥을 커버하는 체계 보유 → AI 심의 봇 사례 → 레퍼런스 제시.</w:t>
+        <w:t>▎챕터 서사: 어려운 웰니스 시장의 대전제 → 심의 다이나믹스 시각화 → 우리가 전체 스콥을 커버하는 체계 보유 → AI 심의 봇 사례 → 레퍼런스 제시.</w:t>
       </w:r>
     </w:p>
     <w:p>
@@ -8167,7 +6802,7 @@
               <w:rPr>
                 <w:sz w:val="18"/>
               </w:rPr>
-              <w:t>—</w:t>
+              <w:t>-</w:t>
             </w:r>
           </w:p>
         </w:tc>
@@ -8185,7 +6820,7 @@
               <w:rPr>
                 <w:sz w:val="18"/>
               </w:rPr>
-              <w:t>—</w:t>
+              <w:t>-</w:t>
             </w:r>
           </w:p>
         </w:tc>
@@ -8201,7 +6836,6 @@
             </w:r>
             <w:r>
               <w:rPr>
-                <w:b/>
                 <w:sz w:val="18"/>
               </w:rPr>
               <w:t>올영세일</w:t>
@@ -8222,7 +6856,7 @@
               <w:rPr>
                 <w:sz w:val="18"/>
               </w:rPr>
-              <w:t>—</w:t>
+              <w:t>-</w:t>
             </w:r>
           </w:p>
         </w:tc>
@@ -8240,7 +6874,7 @@
               <w:rPr>
                 <w:sz w:val="18"/>
               </w:rPr>
-              <w:t>—</w:t>
+              <w:t>-</w:t>
             </w:r>
           </w:p>
         </w:tc>
@@ -8256,7 +6890,6 @@
             </w:r>
             <w:r>
               <w:rPr>
-                <w:b/>
                 <w:sz w:val="18"/>
               </w:rPr>
               <w:t>올영세일/블프</w:t>
@@ -8297,7 +6930,7 @@
               <w:rPr>
                 <w:sz w:val="18"/>
               </w:rPr>
-              <w:t>일반식품(올리브오일·마녀스프) 중심</w:t>
+              <w:t>일반식품(올리브오일·구미 2종) 중심</w:t>
             </w:r>
           </w:p>
         </w:tc>
@@ -8425,7 +7058,7 @@
               <w:rPr>
                 <w:sz w:val="18"/>
               </w:rPr>
-              <w:t>—</w:t>
+              <w:t>-</w:t>
             </w:r>
           </w:p>
         </w:tc>
@@ -8443,7 +7076,7 @@
               <w:rPr>
                 <w:sz w:val="18"/>
               </w:rPr>
-              <w:t>—</w:t>
+              <w:t>-</w:t>
             </w:r>
           </w:p>
         </w:tc>
@@ -8459,7 +7092,6 @@
             </w:r>
             <w:r>
               <w:rPr>
-                <w:b/>
                 <w:sz w:val="18"/>
               </w:rPr>
               <w:t>1차 웨이브</w:t>
@@ -8514,7 +7146,6 @@
             </w:r>
             <w:r>
               <w:rPr>
-                <w:b/>
                 <w:sz w:val="18"/>
               </w:rPr>
               <w:t>2차 웨이브</w:t>
@@ -8569,6 +7200,12 @@
                 <w:sz w:val="18"/>
               </w:rPr>
             </w:r>
+            <w:r>
+              <w:rPr>
+                <w:sz w:val="18"/>
+              </w:rPr>
+              <w:t>각인, 올영세일</w:t>
+            </w:r>
           </w:p>
         </w:tc>
         <w:tc>
@@ -8599,6 +7236,12 @@
                 <w:sz w:val="18"/>
               </w:rPr>
             </w:r>
+            <w:r>
+              <w:rPr>
+                <w:sz w:val="18"/>
+              </w:rPr>
+              <w:t>유지</w:t>
+            </w:r>
           </w:p>
         </w:tc>
         <w:tc>
@@ -8610,6 +7253,12 @@
               <w:rPr>
                 <w:sz w:val="18"/>
               </w:rPr>
+            </w:r>
+            <w:r>
+              <w:rPr>
+                <w:sz w:val="18"/>
+              </w:rPr>
+              <w:t>2차 부스팅</w:t>
             </w:r>
           </w:p>
         </w:tc>
@@ -8753,7 +7402,6 @@
             </w:r>
             <w:r>
               <w:rPr>
-                <w:b/>
                 <w:sz w:val="18"/>
               </w:rPr>
               <w:t>1개월차 (Step-up 0)</w:t>
@@ -8792,7 +7440,7 @@
               <w:rPr>
                 <w:sz w:val="18"/>
               </w:rPr>
-              <w:t>'익숙함' 만들기</w:t>
+              <w:t>'각인'</w:t>
             </w:r>
           </w:p>
         </w:tc>
@@ -8810,7 +7458,7 @@
               <w:rPr>
                 <w:sz w:val="18"/>
               </w:rPr>
-              <w:t>심의-프리 일반식품 선집행, '채우다' 키워드 + KV 시장 투입, 나노·마이크로 동시다발</w:t>
+              <w:t>심의-프리 일반식품 선집행, '채움' 키워드 + KV 시장 투입, 나노·마이크로 동시다발</w:t>
             </w:r>
           </w:p>
         </w:tc>
@@ -8828,7 +7476,6 @@
             </w:r>
             <w:r>
               <w:rPr>
-                <w:b/>
                 <w:sz w:val="18"/>
               </w:rPr>
               <w:t>2개월차 (Step-up 1)</w:t>
@@ -8867,7 +7514,7 @@
               <w:rPr>
                 <w:sz w:val="18"/>
               </w:rPr>
-              <w:t>'회상' 만들기</w:t>
+              <w:t>'구매 부스팅'</w:t>
             </w:r>
           </w:p>
         </w:tc>
@@ -8903,7 +7550,6 @@
             </w:r>
             <w:r>
               <w:rPr>
-                <w:b/>
                 <w:sz w:val="18"/>
               </w:rPr>
               <w:t>3개월차 (Step-up 2)</w:t>
@@ -8942,7 +7588,7 @@
               <w:rPr>
                 <w:sz w:val="18"/>
               </w:rPr>
-              <w:t>'의도' 만들기</w:t>
+              <w:t>'매출 부스팅'</w:t>
             </w:r>
           </w:p>
         </w:tc>
@@ -8960,7 +7606,7 @@
               <w:rPr>
                 <w:sz w:val="18"/>
               </w:rPr>
-              <w:t>12월 올영세일 2차 웨이브, 라인 끌고가기(크로스셀), 후기 자산화, CRM 재구매</w:t>
+              <w:t>12월 올영세일 2차 웨이브, 라인 끌고가, 후기 자산화, CRM 재구매</w:t>
             </w:r>
           </w:p>
         </w:tc>
@@ -8975,20 +7621,7 @@
         <w:rPr>
           <w:color w:val="555555"/>
         </w:rPr>
-        <w:t xml:space="preserve">▎ 예산은 1/2/3개월차별 배분을 명시(PART 9-3). 시작점은 </w:t>
-      </w:r>
-      <w:r>
-        <w:rPr>
-          <w:b/>
-          <w:color w:val="555555"/>
-        </w:rPr>
-        <w:t>심의 콘텐츠 + 올영세일 상위 순위 확보</w:t>
-      </w:r>
-      <w:r>
-        <w:rPr>
-          <w:color w:val="555555"/>
-        </w:rPr>
-        <w:t>다.</w:t>
+        <w:t>▎예산은 1/2/3개월차별 배분을 명시(PART 9-3). 시작점은 심의 콘텐츠 + 올영세일 상위 순위 확보다.</w:t>
       </w:r>
     </w:p>
     <w:p>
@@ -9008,16 +7641,7 @@
         <w:pStyle w:val="ListBullet"/>
       </w:pPr>
       <w:r>
-        <w:t xml:space="preserve">6개월 캠페인은 </w:t>
-      </w:r>
-      <w:r>
-        <w:rPr>
-          <w:b/>
-        </w:rPr>
-        <w:t>3년 운영 로드맵의 1단계(스타팅 포인트)</w:t>
-      </w:r>
-      <w:r>
-        <w:t xml:space="preserve"> 로 위치시킨다.</w:t>
+        <w:t>6개월 캠페인은 3년 운영 로드맵의 1단계(스타팅 포인트)로 위치시킨다.</w:t>
       </w:r>
     </w:p>
     <w:p>
@@ -9025,24 +7649,7 @@
         <w:pStyle w:val="ListBullet"/>
       </w:pPr>
       <w:r>
-        <w:t>1년차(각인): 시그니처 키워드 '채우다' 확정·반복 → 2년차(확장): 라인업·외국인 K-웰니스 → 3년차(고착): 올리브베러 대표 PB 자산화.</w:t>
-      </w:r>
-    </w:p>
-    <w:p>
-      <w:pPr>
-        <w:pStyle w:val="ListBullet"/>
-      </w:pPr>
-      <w:r>
-        <w:t xml:space="preserve">인지 캠페인은 </w:t>
-      </w:r>
-      <w:r>
-        <w:rPr>
-          <w:b/>
-        </w:rPr>
-        <w:t>후행 지표</w:t>
-      </w:r>
-      <w:r>
-        <w:t>이므로, 6개월 종료 후 익년 1Q까지 검색량이 추가 상승하는 곡선을 정직하게 제시(PART 8-2).</w:t>
+        <w:t>1년차(각인): 시그니처 키워드 '채움' 확정·반복 → 2년차(확장): 라인업·외국인 K-웰니스·가족 → 3년차(고착): 올리브베러 대표 PB 자산화.</w:t>
       </w:r>
     </w:p>
     <w:p>
@@ -9074,22 +7681,7 @@
         <w:pStyle w:val="ListBullet"/>
       </w:pPr>
       <w:r>
-        <w:rPr>
-          <w:b/>
-        </w:rPr>
-        <w:t>원칙</w:t>
-      </w:r>
-      <w:r>
-        <w:t xml:space="preserve">: 인지 캠페인은 후행 지표다. 6개월·2.5억(상당분이 운영·제작비)으로 </w:t>
-      </w:r>
-      <w:r>
-        <w:rPr>
-          <w:b/>
-        </w:rPr>
-        <w:t>검색량 4.5배 같은 비현실적 목표는 제시하지 않는다.</w:t>
-      </w:r>
-      <w:r>
-        <w:t xml:space="preserve"> 정직하고 달성 가능한 선으로 제안한다.</w:t>
+        <w:t>원칙: 인지 캠페인은 후행 지표. 정직하고 달성 가능한 선으로 제안한다.</w:t>
       </w:r>
     </w:p>
     <w:p>
@@ -9097,49 +7689,15 @@
         <w:pStyle w:val="ListBullet"/>
       </w:pPr>
       <w:r>
-        <w:rPr>
-          <w:b/>
-        </w:rPr>
-        <w:t>무가시딩 KPI(KOL) 정의</w:t>
-      </w:r>
-      <w:r>
-        <w:t>: 무가 진행이므로 유료 바이럴처럼 노출 수량을 게런티하지 않는다.</w:t>
+        <w:t>무가시딩 KPI(KOL): 무가 진행이므로 유료 바이럴처럼 노출 수량을 게런티하지 않는다. 시딩 키트 발송 수 / 오가닉 게시 전환율 / 우호 후기 수 / 도달로 관리.</w:t>
       </w:r>
     </w:p>
     <w:p>
       <w:pPr>
         <w:pStyle w:val="ListBullet"/>
-        <w:ind w:left="720"/>
       </w:pPr>
       <w:r>
-        <w:t xml:space="preserve">키트 발송 후 </w:t>
-      </w:r>
-      <w:r>
-        <w:rPr>
-          <w:b/>
-        </w:rPr>
-        <w:t>오가닉 노출/우호 후기</w:t>
-      </w:r>
-      <w:r>
-        <w:t xml:space="preserve">를 보내준 분은 </w:t>
-      </w:r>
-      <w:r>
-        <w:rPr>
-          <w:b/>
-        </w:rPr>
-        <w:t>본품 유지</w:t>
-      </w:r>
-      <w:r>
-        <w:t>, 향후 주기적 발송으로 관계 유지.</w:t>
-      </w:r>
-    </w:p>
-    <w:p>
-      <w:pPr>
-        <w:pStyle w:val="ListBullet"/>
-        <w:ind w:left="720"/>
-      </w:pPr>
-      <w:r>
-        <w:t>관리 지표: 시딩 키트 발송 수 / 오가닉 게시 전환율 / 우호 후기 수 / 도달.</w:t>
+        <w:t>[작성 보강 예정]</w:t>
       </w:r>
     </w:p>
     <w:p>
@@ -9151,21 +7709,12 @@
           <w:color w:val="4A3526"/>
           <w:sz w:val="30"/>
         </w:rPr>
-        <w:t>8-2. 브랜드 검색량 목표 (현실선)</w:t>
+        <w:t>8-2. 브랜드 검색량 목표</w:t>
       </w:r>
     </w:p>
     <w:p>
       <w:r>
-        <w:t xml:space="preserve">현재 월 약 3,000(네이버 기준)에서 출발. </w:t>
-      </w:r>
-      <w:r>
-        <w:rPr>
-          <w:b/>
-        </w:rPr>
-        <w:t>'4.5배'가 아닌 '現比 2배'로 현실화</w:t>
-      </w:r>
-      <w:r>
-        <w:t>하고, 종료 후 추가 상승을 함께 제시한다.</w:t>
+        <w:t>현재 월 약 3,000(네이버 기준)에서 출발.</w:t>
       </w:r>
     </w:p>
     <w:tbl>
@@ -9330,7 +7879,7 @@
               <w:rPr>
                 <w:sz w:val="18"/>
               </w:rPr>
-              <w:t>3,200</w:t>
+              <w:t>4,000</w:t>
             </w:r>
           </w:p>
         </w:tc>
@@ -9343,12 +7892,6 @@
               <w:rPr>
                 <w:sz w:val="18"/>
               </w:rPr>
-            </w:r>
-            <w:r>
-              <w:rPr>
-                <w:sz w:val="18"/>
-              </w:rPr>
-              <w:t>Step-up 0 (즉시 큰 변화 없음, 정상)</w:t>
             </w:r>
           </w:p>
         </w:tc>
@@ -9386,7 +7929,7 @@
               <w:rPr>
                 <w:sz w:val="18"/>
               </w:rPr>
-              <w:t>3,600</w:t>
+              <w:t>5,500</w:t>
             </w:r>
           </w:p>
         </w:tc>
@@ -9422,7 +7965,6 @@
             </w:r>
             <w:r>
               <w:rPr>
-                <w:b/>
                 <w:sz w:val="18"/>
               </w:rPr>
               <w:t>9월</w:t>
@@ -9441,10 +7983,9 @@
             </w:r>
             <w:r>
               <w:rPr>
-                <w:b/>
-                <w:sz w:val="18"/>
-              </w:rPr>
-              <w:t>4,200</w:t>
+                <w:sz w:val="18"/>
+              </w:rPr>
+              <w:t>7,000</w:t>
             </w:r>
           </w:p>
         </w:tc>
@@ -9460,16 +8001,9 @@
             </w:r>
             <w:r>
               <w:rPr>
-                <w:b/>
-                <w:sz w:val="18"/>
-              </w:rPr>
-              <w:t>3Q 목표 (약 1.4배)</w:t>
-            </w:r>
-            <w:r>
-              <w:rPr>
-                <w:sz w:val="18"/>
-              </w:rPr>
-              <w:t xml:space="preserve"> — 1차 웨이브</w:t>
+                <w:sz w:val="18"/>
+              </w:rPr>
+              <w:t>올영 세일 1차 웨이브</w:t>
             </w:r>
           </w:p>
         </w:tc>
@@ -9507,7 +8041,7 @@
               <w:rPr>
                 <w:sz w:val="18"/>
               </w:rPr>
-              <w:t>4,800</w:t>
+              <w:t>6,500</w:t>
             </w:r>
           </w:p>
         </w:tc>
@@ -9520,12 +8054,6 @@
               <w:rPr>
                 <w:sz w:val="18"/>
               </w:rPr>
-            </w:r>
-            <w:r>
-              <w:rPr>
-                <w:sz w:val="18"/>
-              </w:rPr>
-              <w:t>구미 순차 출시 · 올영세일</w:t>
             </w:r>
           </w:p>
         </w:tc>
@@ -9563,7 +8091,7 @@
               <w:rPr>
                 <w:sz w:val="18"/>
               </w:rPr>
-              <w:t>5,400</w:t>
+              <w:t>8,500</w:t>
             </w:r>
           </w:p>
         </w:tc>
@@ -9576,12 +8104,6 @@
               <w:rPr>
                 <w:sz w:val="18"/>
               </w:rPr>
-            </w:r>
-            <w:r>
-              <w:rPr>
-                <w:sz w:val="18"/>
-              </w:rPr>
-              <w:t>수면 시즌(멜라나잇)</w:t>
             </w:r>
           </w:p>
         </w:tc>
@@ -9599,7 +8121,6 @@
             </w:r>
             <w:r>
               <w:rPr>
-                <w:b/>
                 <w:sz w:val="18"/>
               </w:rPr>
               <w:t>12월</w:t>
@@ -9618,10 +8139,9 @@
             </w:r>
             <w:r>
               <w:rPr>
-                <w:b/>
-                <w:sz w:val="18"/>
-              </w:rPr>
-              <w:t>6,000</w:t>
+                <w:sz w:val="18"/>
+              </w:rPr>
+              <w:t>10,000</w:t>
             </w:r>
           </w:p>
         </w:tc>
@@ -9637,16 +8157,9 @@
             </w:r>
             <w:r>
               <w:rPr>
-                <w:b/>
-                <w:sz w:val="18"/>
-              </w:rPr>
-              <w:t>4Q 목표 (現比 약 2배)</w:t>
-            </w:r>
-            <w:r>
-              <w:rPr>
-                <w:sz w:val="18"/>
-              </w:rPr>
-              <w:t xml:space="preserve"> — 2차 웨이브</w:t>
+                <w:sz w:val="18"/>
+              </w:rPr>
+              <w:t>올영 세일 2차 웨이브</w:t>
             </w:r>
           </w:p>
         </w:tc>
@@ -9721,388 +8234,14 @@
         <w:t>8-3. 채널 · 콘텐츠 · 버벌 KPI</w:t>
       </w:r>
     </w:p>
-    <w:tbl>
-      <w:tblPr>
-        <w:tblStyle w:val="TableGrid"/>
-        <w:tblW w:type="auto" w:w="0"/>
-        <w:tblLook w:firstColumn="1" w:firstRow="1" w:lastColumn="0" w:lastRow="0" w:noHBand="0" w:noVBand="1" w:val="04A0"/>
-      </w:tblPr>
-      <w:tblGrid>
-        <w:gridCol w:w="2880"/>
-        <w:gridCol w:w="2880"/>
-        <w:gridCol w:w="2880"/>
-      </w:tblGrid>
-      <w:tr>
-        <w:tc>
-          <w:tcPr>
-            <w:tcW w:type="dxa" w:w="2880"/>
-          </w:tcPr>
-          <w:p>
-            <w:r>
-              <w:rPr>
-                <w:b/>
-                <w:sz w:val="18"/>
-              </w:rPr>
-            </w:r>
-            <w:r>
-              <w:rPr>
-                <w:b/>
-                <w:sz w:val="18"/>
-              </w:rPr>
-              <w:t>구분</w:t>
-            </w:r>
-          </w:p>
-        </w:tc>
-        <w:tc>
-          <w:tcPr>
-            <w:tcW w:type="dxa" w:w="2880"/>
-          </w:tcPr>
-          <w:p>
-            <w:r>
-              <w:rPr>
-                <w:b/>
-                <w:sz w:val="18"/>
-              </w:rPr>
-            </w:r>
-            <w:r>
-              <w:rPr>
-                <w:b/>
-                <w:sz w:val="18"/>
-              </w:rPr>
-              <w:t>지표</w:t>
-            </w:r>
-          </w:p>
-        </w:tc>
-        <w:tc>
-          <w:tcPr>
-            <w:tcW w:type="dxa" w:w="2880"/>
-          </w:tcPr>
-          <w:p>
-            <w:r>
-              <w:rPr>
-                <w:b/>
-                <w:sz w:val="18"/>
-              </w:rPr>
-            </w:r>
-            <w:r>
-              <w:rPr>
-                <w:b/>
-                <w:sz w:val="18"/>
-              </w:rPr>
-              <w:t>목표(예시)</w:t>
-            </w:r>
-          </w:p>
-        </w:tc>
-      </w:tr>
-      <w:tr>
-        <w:tc>
-          <w:tcPr>
-            <w:tcW w:type="dxa" w:w="2880"/>
-          </w:tcPr>
-          <w:p>
-            <w:r>
-              <w:rPr>
-                <w:sz w:val="18"/>
-              </w:rPr>
-            </w:r>
-            <w:r>
-              <w:rPr>
-                <w:sz w:val="18"/>
-              </w:rPr>
-              <w:t>콘텐츠</w:t>
-            </w:r>
-          </w:p>
-        </w:tc>
-        <w:tc>
-          <w:tcPr>
-            <w:tcW w:type="dxa" w:w="2880"/>
-          </w:tcPr>
-          <w:p>
-            <w:r>
-              <w:rPr>
-                <w:sz w:val="18"/>
-              </w:rPr>
-            </w:r>
-            <w:r>
-              <w:rPr>
-                <w:sz w:val="18"/>
-              </w:rPr>
-              <w:t>릴스/쇼츠 최고 좋아요</w:t>
-            </w:r>
-          </w:p>
-        </w:tc>
-        <w:tc>
-          <w:tcPr>
-            <w:tcW w:type="dxa" w:w="2880"/>
-          </w:tcPr>
-          <w:p>
-            <w:r>
-              <w:rPr>
-                <w:sz w:val="18"/>
-              </w:rPr>
-            </w:r>
-            <w:r>
-              <w:rPr>
-                <w:sz w:val="18"/>
-              </w:rPr>
-              <w:t xml:space="preserve">현재 898 → </w:t>
-            </w:r>
-            <w:r>
-              <w:rPr>
-                <w:b/>
-                <w:sz w:val="18"/>
-              </w:rPr>
-              <w:t>1만+</w:t>
-            </w:r>
-            <w:r>
-              <w:rPr>
-                <w:sz w:val="18"/>
-              </w:rPr>
-              <w:t xml:space="preserve"> (조회수 3,800 → 1만)</w:t>
-            </w:r>
-          </w:p>
-        </w:tc>
-      </w:tr>
-      <w:tr>
-        <w:tc>
-          <w:tcPr>
-            <w:tcW w:type="dxa" w:w="2880"/>
-          </w:tcPr>
-          <w:p>
-            <w:r>
-              <w:rPr>
-                <w:sz w:val="18"/>
-              </w:rPr>
-            </w:r>
-            <w:r>
-              <w:rPr>
-                <w:sz w:val="18"/>
-              </w:rPr>
-              <w:t>콘텐츠</w:t>
-            </w:r>
-          </w:p>
-        </w:tc>
-        <w:tc>
-          <w:tcPr>
-            <w:tcW w:type="dxa" w:w="2880"/>
-          </w:tcPr>
-          <w:p>
-            <w:r>
-              <w:rPr>
-                <w:sz w:val="18"/>
-              </w:rPr>
-            </w:r>
-            <w:r>
-              <w:rPr>
-                <w:sz w:val="18"/>
-              </w:rPr>
-              <w:t>해시태그 누적 수량</w:t>
-            </w:r>
-          </w:p>
-        </w:tc>
-        <w:tc>
-          <w:tcPr>
-            <w:tcW w:type="dxa" w:w="2880"/>
-          </w:tcPr>
-          <w:p>
-            <w:r>
-              <w:rPr>
-                <w:sz w:val="18"/>
-              </w:rPr>
-            </w:r>
-            <w:r>
-              <w:rPr>
-                <w:sz w:val="18"/>
-              </w:rPr>
-              <w:t>지속 증대(절대량 전략)</w:t>
-            </w:r>
-          </w:p>
-        </w:tc>
-      </w:tr>
-      <w:tr>
-        <w:tc>
-          <w:tcPr>
-            <w:tcW w:type="dxa" w:w="2880"/>
-          </w:tcPr>
-          <w:p>
-            <w:r>
-              <w:rPr>
-                <w:sz w:val="18"/>
-              </w:rPr>
-            </w:r>
-            <w:r>
-              <w:rPr>
-                <w:sz w:val="18"/>
-              </w:rPr>
-              <w:t>채널</w:t>
-            </w:r>
-          </w:p>
-        </w:tc>
-        <w:tc>
-          <w:tcPr>
-            <w:tcW w:type="dxa" w:w="2880"/>
-          </w:tcPr>
-          <w:p>
-            <w:r>
-              <w:rPr>
-                <w:sz w:val="18"/>
-              </w:rPr>
-            </w:r>
-            <w:r>
-              <w:rPr>
-                <w:sz w:val="18"/>
-              </w:rPr>
-              <w:t>올영세일 카테고리 랭킹</w:t>
-            </w:r>
-          </w:p>
-        </w:tc>
-        <w:tc>
-          <w:tcPr>
-            <w:tcW w:type="dxa" w:w="2880"/>
-          </w:tcPr>
-          <w:p>
-            <w:r>
-              <w:rPr>
-                <w:sz w:val="18"/>
-              </w:rPr>
-            </w:r>
-            <w:r>
-              <w:rPr>
-                <w:sz w:val="18"/>
-              </w:rPr>
-              <w:t>상위 진입/1위 (챌린저스 견인)</w:t>
-            </w:r>
-          </w:p>
-        </w:tc>
-      </w:tr>
-      <w:tr>
-        <w:tc>
-          <w:tcPr>
-            <w:tcW w:type="dxa" w:w="2880"/>
-          </w:tcPr>
-          <w:p>
-            <w:r>
-              <w:rPr>
-                <w:sz w:val="18"/>
-              </w:rPr>
-            </w:r>
-            <w:r>
-              <w:rPr>
-                <w:sz w:val="18"/>
-              </w:rPr>
-              <w:t>버벌(정성)</w:t>
-            </w:r>
-          </w:p>
-        </w:tc>
-        <w:tc>
-          <w:tcPr>
-            <w:tcW w:type="dxa" w:w="2880"/>
-          </w:tcPr>
-          <w:p>
-            <w:r>
-              <w:rPr>
-                <w:sz w:val="18"/>
-              </w:rPr>
-            </w:r>
-            <w:r>
-              <w:rPr>
-                <w:sz w:val="18"/>
-              </w:rPr>
-              <w:t>마스터 태그라인</w:t>
-            </w:r>
-          </w:p>
-        </w:tc>
-        <w:tc>
-          <w:tcPr>
-            <w:tcW w:type="dxa" w:w="2880"/>
-          </w:tcPr>
-          <w:p>
-            <w:r>
-              <w:rPr>
-                <w:sz w:val="18"/>
-              </w:rPr>
-            </w:r>
-            <w:r>
-              <w:rPr>
-                <w:sz w:val="18"/>
-              </w:rPr>
-              <w:t>1개 확정 + 제품별 서브카피 3개</w:t>
-            </w:r>
-          </w:p>
-        </w:tc>
-      </w:tr>
-      <w:tr>
-        <w:tc>
-          <w:tcPr>
-            <w:tcW w:type="dxa" w:w="2880"/>
-          </w:tcPr>
-          <w:p>
-            <w:r>
-              <w:rPr>
-                <w:sz w:val="18"/>
-              </w:rPr>
-            </w:r>
-            <w:r>
-              <w:rPr>
-                <w:sz w:val="18"/>
-              </w:rPr>
-              <w:t>버벌(정성)</w:t>
-            </w:r>
-          </w:p>
-        </w:tc>
-        <w:tc>
-          <w:tcPr>
-            <w:tcW w:type="dxa" w:w="2880"/>
-          </w:tcPr>
-          <w:p>
-            <w:r>
-              <w:rPr>
-                <w:sz w:val="18"/>
-              </w:rPr>
-            </w:r>
-            <w:r>
-              <w:rPr>
-                <w:b/>
-                <w:sz w:val="18"/>
-              </w:rPr>
-              <w:t>시그니처 키워드 노출률</w:t>
-            </w:r>
-          </w:p>
-        </w:tc>
-        <w:tc>
-          <w:tcPr>
-            <w:tcW w:type="dxa" w:w="2880"/>
-          </w:tcPr>
-          <w:p>
-            <w:r>
-              <w:rPr>
-                <w:sz w:val="18"/>
-              </w:rPr>
-            </w:r>
-            <w:r>
-              <w:rPr>
-                <w:sz w:val="18"/>
-              </w:rPr>
-              <w:t xml:space="preserve">전체 발행물의 </w:t>
-            </w:r>
-            <w:r>
-              <w:rPr>
-                <w:b/>
-                <w:sz w:val="18"/>
-              </w:rPr>
-              <w:t>90%+</w:t>
-            </w:r>
-            <w:r>
-              <w:rPr>
-                <w:sz w:val="18"/>
-              </w:rPr>
-              <w:t xml:space="preserve"> 키 메시지 포함</w:t>
-            </w:r>
-          </w:p>
-        </w:tc>
-      </w:tr>
-    </w:tbl>
-    <w:p/>
+    <w:p>
+      <w:pPr>
+        <w:pStyle w:val="ListBullet"/>
+      </w:pPr>
+      <w:r>
+        <w:t>데이터 확인 후 작성</w:t>
+      </w:r>
+    </w:p>
     <w:p>
       <w:pPr>
         <w:pStyle w:val="Heading2"/>
@@ -10120,13 +8259,7 @@
         <w:pStyle w:val="ListBullet"/>
       </w:pPr>
       <w:r>
-        <w:rPr>
-          <w:b/>
-        </w:rPr>
-        <w:t>데이터 리포팅</w:t>
-      </w:r>
-      <w:r>
-        <w:t>: 정성·정량 종합 분석 + 경쟁사 동향 반영한 후속 캠페인 방향 제안(RFP 범위).</w:t>
+        <w:t>데이터 리포팅: 정성·정량 종합 분석 + 경쟁사 동향 반영한 후속 캠페인 방향 제안</w:t>
       </w:r>
     </w:p>
     <w:p>
@@ -10134,22 +8267,7 @@
         <w:pStyle w:val="ListBullet"/>
       </w:pPr>
       <w:r>
-        <w:rPr>
-          <w:b/>
-        </w:rPr>
-        <w:t>LMF(Language-Market-Fit) 테스트</w:t>
-      </w:r>
-      <w:r>
-        <w:t xml:space="preserve">: 소수 메시지/훅을 소액 퍼포먼스로 사전 검증해 </w:t>
-      </w:r>
-      <w:r>
-        <w:rPr>
-          <w:b/>
-        </w:rPr>
-        <w:t>반응 좋은 앵글을 발굴</w:t>
-      </w:r>
-      <w:r>
-        <w:t>한 뒤 콘텐츠를 확장(퍼포먼스적 발굴 → 콘텐츠 증폭).</w:t>
+        <w:t>LMF(Language-Market-Fit) 테스트: 소수 메시지/훅을 소액 퍼포먼스로 사전 검증해 반응 좋은 앵글을 발굴한 뒤 콘텐츠를 확장(퍼포먼스적 발굴 → 콘텐츠 증폭).</w:t>
       </w:r>
     </w:p>
     <w:p>
@@ -10157,13 +8275,7 @@
         <w:pStyle w:val="ListBullet"/>
       </w:pPr>
       <w:r>
-        <w:rPr>
-          <w:b/>
-        </w:rPr>
-        <w:t>히트 팩트 앵커링</w:t>
-      </w:r>
-      <w:r>
-        <w:t>: 검증된 히트 팩트(예: '1/5 가격', '끝까지 먹는')를 전 채널에 앵커링해 반복 각인.</w:t>
+        <w:t>히트 팩트 앵커링: 검증된 히트 팩트(예: '1/5 가격', '끝까지 먹는')를 전 채널에 앵커링해 반복 각인.</w:t>
       </w:r>
     </w:p>
     <w:p>
@@ -10198,7 +8310,7 @@
         <w:rPr>
           <w:color w:val="555555"/>
         </w:rPr>
-        <w:t>▎ RFP 평가 항목: 총괄 PM급 시니어 마케터 1인 외 실무 리소스 필수 편성.</w:t>
+        <w:t>▎RFP 평가 항목: 총괄 PM급 시니어 마케터 1인 외 실무 리소스 필수 편성.</w:t>
       </w:r>
     </w:p>
     <w:tbl>
@@ -10304,7 +8416,6 @@
             </w:r>
             <w:r>
               <w:rPr>
-                <w:b/>
                 <w:sz w:val="18"/>
               </w:rPr>
               <w:t>PM (총괄 시니어)</w:t>
@@ -10383,7 +8494,7 @@
               <w:rPr>
                 <w:sz w:val="18"/>
               </w:rPr>
-              <w:t>IMC(마케팅)</w:t>
+              <w:t>SMALL IMC (마케팅)</w:t>
             </w:r>
           </w:p>
         </w:tc>
@@ -10497,7 +8608,7 @@
               <w:rPr>
                 <w:sz w:val="18"/>
               </w:rPr>
-              <w:t>PR 파트너</w:t>
+              <w:t>퍼포먼스 마케터</w:t>
             </w:r>
           </w:p>
         </w:tc>
@@ -10515,7 +8626,7 @@
               <w:rPr>
                 <w:sz w:val="18"/>
               </w:rPr>
-              <w:t>보도자료·검색 전략 (전문 PR 협력 체계 활용)</w:t>
+              <w:t>PA 집행 / CRM / 인앱 광고</w:t>
             </w:r>
           </w:p>
         </w:tc>
@@ -10542,89 +8653,766 @@
         <w:rPr>
           <w:color w:val="555555"/>
         </w:rPr>
-        <w:t xml:space="preserve">▎ RFP: 단순 수행 이력 나열이 아닌 </w:t>
-      </w:r>
-      <w:r>
-        <w:rPr>
-          <w:b/>
-          <w:color w:val="555555"/>
-        </w:rPr>
-        <w:t>성과 + 결과 + 인사이트 서머리</w:t>
-      </w:r>
-      <w:r>
-        <w:rPr>
-          <w:color w:val="555555"/>
-        </w:rPr>
-        <w:t xml:space="preserve"> 필수. 유사 카테고리/KPI 캠페인 우대.</w:t>
+        <w:t>▎RFP 정성평가 항목: 단순 수행 이력 나열이 아닌 '성과 + 결과 + 인사이트 서머리' 필수. 유사 업종/KPI 캠페인 우대.</w:t>
       </w:r>
     </w:p>
     <w:p>
       <w:pPr>
-        <w:pStyle w:val="ListBullet"/>
+        <w:pStyle w:val="Heading3"/>
       </w:pPr>
       <w:r>
-        <w:t xml:space="preserve">형식: 각 레퍼런스를 </w:t>
+        <w:rPr>
+          <w:color w:val="6B4F3A"/>
+          <w:sz w:val="24"/>
+        </w:rPr>
+        <w:t>(1) ★ 대표 레퍼런스 — 올리브영 카테고리 랭킹 1위 달성 사례  [자료 추가 예정]</w:t>
+      </w:r>
+    </w:p>
+    <w:p>
+      <w:r>
+        <w:t xml:space="preserve">본 제안의 "올영세일 1위" 목표를 실증하는 핵심 근거. </w:t>
       </w:r>
       <w:r>
         <w:rPr>
           <w:b/>
         </w:rPr>
-        <w:t>`[니즈/문제] → [방법론] → [이전 대비 성과] → [인사이트]`</w:t>
+        <w:t>우리는 이미 올리브영 안에서 1위를 만들어 본 경험이 있다.</w:t>
+      </w:r>
+    </w:p>
+    <w:tbl>
+      <w:tblPr>
+        <w:tblStyle w:val="TableGrid"/>
+        <w:tblW w:type="auto" w:w="0"/>
+        <w:tblLook w:firstColumn="1" w:firstRow="1" w:lastColumn="0" w:lastRow="0" w:noHBand="0" w:noVBand="1" w:val="04A0"/>
+      </w:tblPr>
+      <w:tblGrid>
+        <w:gridCol w:w="4320"/>
+        <w:gridCol w:w="4320"/>
+      </w:tblGrid>
+      <w:tr>
+        <w:tc>
+          <w:tcPr>
+            <w:tcW w:type="dxa" w:w="4320"/>
+          </w:tcPr>
+          <w:p>
+            <w:r>
+              <w:rPr>
+                <w:b/>
+                <w:sz w:val="18"/>
+              </w:rPr>
+            </w:r>
+            <w:r>
+              <w:rPr>
+                <w:b/>
+                <w:sz w:val="18"/>
+              </w:rPr>
+              <w:t>항목</w:t>
+            </w:r>
+          </w:p>
+        </w:tc>
+        <w:tc>
+          <w:tcPr>
+            <w:tcW w:type="dxa" w:w="4320"/>
+          </w:tcPr>
+          <w:p>
+            <w:r>
+              <w:rPr>
+                <w:b/>
+                <w:sz w:val="18"/>
+              </w:rPr>
+            </w:r>
+            <w:r>
+              <w:rPr>
+                <w:b/>
+                <w:sz w:val="18"/>
+              </w:rPr>
+              <w:t>내용</w:t>
+            </w:r>
+          </w:p>
+        </w:tc>
+      </w:tr>
+      <w:tr>
+        <w:tc>
+          <w:tcPr>
+            <w:tcW w:type="dxa" w:w="4320"/>
+          </w:tcPr>
+          <w:p>
+            <w:r>
+              <w:rPr>
+                <w:sz w:val="18"/>
+              </w:rPr>
+            </w:r>
+            <w:r>
+              <w:rPr>
+                <w:sz w:val="18"/>
+              </w:rPr>
+              <w:t>브랜드 / 카테고리</w:t>
+            </w:r>
+          </w:p>
+        </w:tc>
+        <w:tc>
+          <w:tcPr>
+            <w:tcW w:type="dxa" w:w="4320"/>
+          </w:tcPr>
+          <w:p>
+            <w:r>
+              <w:rPr>
+                <w:sz w:val="18"/>
+              </w:rPr>
+            </w:r>
+            <w:r>
+              <w:rPr>
+                <w:sz w:val="18"/>
+              </w:rPr>
+              <w:t>[추가 예정]</w:t>
+            </w:r>
+          </w:p>
+        </w:tc>
+      </w:tr>
+      <w:tr>
+        <w:tc>
+          <w:tcPr>
+            <w:tcW w:type="dxa" w:w="4320"/>
+          </w:tcPr>
+          <w:p>
+            <w:r>
+              <w:rPr>
+                <w:sz w:val="18"/>
+              </w:rPr>
+            </w:r>
+            <w:r>
+              <w:rPr>
+                <w:sz w:val="18"/>
+              </w:rPr>
+              <w:t>당시 문제·니즈</w:t>
+            </w:r>
+          </w:p>
+        </w:tc>
+        <w:tc>
+          <w:tcPr>
+            <w:tcW w:type="dxa" w:w="4320"/>
+          </w:tcPr>
+          <w:p>
+            <w:r>
+              <w:rPr>
+                <w:sz w:val="18"/>
+              </w:rPr>
+            </w:r>
+            <w:r>
+              <w:rPr>
+                <w:sz w:val="18"/>
+              </w:rPr>
+              <w:t>[추가 예정]</w:t>
+            </w:r>
+          </w:p>
+        </w:tc>
+      </w:tr>
+      <w:tr>
+        <w:tc>
+          <w:tcPr>
+            <w:tcW w:type="dxa" w:w="4320"/>
+          </w:tcPr>
+          <w:p>
+            <w:r>
+              <w:rPr>
+                <w:sz w:val="18"/>
+              </w:rPr>
+            </w:r>
+            <w:r>
+              <w:rPr>
+                <w:sz w:val="18"/>
+              </w:rPr>
+              <w:t>적용 방법론</w:t>
+            </w:r>
+          </w:p>
+        </w:tc>
+        <w:tc>
+          <w:tcPr>
+            <w:tcW w:type="dxa" w:w="4320"/>
+          </w:tcPr>
+          <w:p>
+            <w:r>
+              <w:rPr>
+                <w:sz w:val="18"/>
+              </w:rPr>
+            </w:r>
+            <w:r>
+              <w:rPr>
+                <w:sz w:val="18"/>
+              </w:rPr>
+              <w:t>시딩 + 퍼포먼스(PA) + 챌린저스 랭킹 견인 + 콘텐츠 절대량 등 [추가 예정]</w:t>
+            </w:r>
+          </w:p>
+        </w:tc>
+      </w:tr>
+      <w:tr>
+        <w:tc>
+          <w:tcPr>
+            <w:tcW w:type="dxa" w:w="4320"/>
+          </w:tcPr>
+          <w:p>
+            <w:r>
+              <w:rPr>
+                <w:sz w:val="18"/>
+              </w:rPr>
+            </w:r>
+            <w:r>
+              <w:rPr>
+                <w:sz w:val="18"/>
+              </w:rPr>
+              <w:t>랭킹 변화</w:t>
+            </w:r>
+          </w:p>
+        </w:tc>
+        <w:tc>
+          <w:tcPr>
+            <w:tcW w:type="dxa" w:w="4320"/>
+          </w:tcPr>
+          <w:p>
+            <w:r>
+              <w:rPr>
+                <w:sz w:val="18"/>
+              </w:rPr>
+            </w:r>
+            <w:r>
+              <w:rPr>
+                <w:sz w:val="18"/>
+              </w:rPr>
+              <w:t xml:space="preserve">○위 → </w:t>
+            </w:r>
+            <w:r>
+              <w:rPr>
+                <w:b/>
+                <w:sz w:val="18"/>
+              </w:rPr>
+              <w:t>1위</w:t>
+            </w:r>
+            <w:r>
+              <w:rPr>
+                <w:sz w:val="18"/>
+              </w:rPr>
+              <w:t xml:space="preserve"> [추가 예정]</w:t>
+            </w:r>
+          </w:p>
+        </w:tc>
+      </w:tr>
+      <w:tr>
+        <w:tc>
+          <w:tcPr>
+            <w:tcW w:type="dxa" w:w="4320"/>
+          </w:tcPr>
+          <w:p>
+            <w:r>
+              <w:rPr>
+                <w:sz w:val="18"/>
+              </w:rPr>
+            </w:r>
+            <w:r>
+              <w:rPr>
+                <w:sz w:val="18"/>
+              </w:rPr>
+              <w:t>매출·성과</w:t>
+            </w:r>
+          </w:p>
+        </w:tc>
+        <w:tc>
+          <w:tcPr>
+            <w:tcW w:type="dxa" w:w="4320"/>
+          </w:tcPr>
+          <w:p>
+            <w:r>
+              <w:rPr>
+                <w:sz w:val="18"/>
+              </w:rPr>
+            </w:r>
+            <w:r>
+              <w:rPr>
+                <w:sz w:val="18"/>
+              </w:rPr>
+              <w:t>[추가 예정]</w:t>
+            </w:r>
+          </w:p>
+        </w:tc>
+      </w:tr>
+      <w:tr>
+        <w:tc>
+          <w:tcPr>
+            <w:tcW w:type="dxa" w:w="4320"/>
+          </w:tcPr>
+          <w:p>
+            <w:r>
+              <w:rPr>
+                <w:sz w:val="18"/>
+              </w:rPr>
+            </w:r>
+            <w:r>
+              <w:rPr>
+                <w:sz w:val="18"/>
+              </w:rPr>
+              <w:t>인사이트</w:t>
+            </w:r>
+          </w:p>
+        </w:tc>
+        <w:tc>
+          <w:tcPr>
+            <w:tcW w:type="dxa" w:w="4320"/>
+          </w:tcPr>
+          <w:p>
+            <w:r>
+              <w:rPr>
+                <w:sz w:val="18"/>
+              </w:rPr>
+            </w:r>
+            <w:r>
+              <w:rPr>
+                <w:sz w:val="18"/>
+              </w:rPr>
+              <w:t>[추가 예정]</w:t>
+            </w:r>
+          </w:p>
+        </w:tc>
+      </w:tr>
+    </w:tbl>
+    <w:p/>
+    <w:p>
+      <w:pPr>
+        <w:ind w:left="360"/>
+      </w:pPr>
+      <w:r>
+        <w:rPr>
+          <w:color w:val="555555"/>
+        </w:rPr>
+        <w:t>▎배치 의도: 이 한 장이 "1위로 만들겠다"는 약속을 '검증된 실적'으로 바꾼다. 가능하면 올영세일/카테고리 랭킹 캡처·그래프 첨부.</w:t>
+      </w:r>
+    </w:p>
+    <w:p>
+      <w:pPr>
+        <w:pStyle w:val="Heading3"/>
+      </w:pPr>
+      <w:r>
+        <w:rPr>
+          <w:color w:val="6B4F3A"/>
+          <w:sz w:val="24"/>
+        </w:rPr>
+        <w:t>(2) 제안 방법론 적용 성과 레퍼런스  [자료 추가 예정]</w:t>
+      </w:r>
+    </w:p>
+    <w:p>
+      <w:r>
+        <w:t xml:space="preserve">본 제안서에서 제시한 방식(미디어커머스 UGC+EGC, 마이크로 시딩+PA, PR=검색, 챌린저스 등)으로 실제 성과를 만든 사례. 각 건은 </w:t>
+      </w:r>
+      <w:r>
+        <w:rPr>
+          <w:rFonts w:ascii="Consolas" w:hAnsi="Consolas"/>
+        </w:rPr>
+        <w:t>[니즈/문제] → [방법론] → [이전 대비 성과] → [인사이트]</w:t>
       </w:r>
       <w:r>
         <w:t xml:space="preserve"> 구조로 정리.</w:t>
       </w:r>
     </w:p>
+    <w:tbl>
+      <w:tblPr>
+        <w:tblStyle w:val="TableGrid"/>
+        <w:tblW w:type="auto" w:w="0"/>
+        <w:tblLook w:firstColumn="1" w:firstRow="1" w:lastColumn="0" w:lastRow="0" w:noHBand="0" w:noVBand="1" w:val="04A0"/>
+      </w:tblPr>
+      <w:tblGrid>
+        <w:gridCol w:w="1440"/>
+        <w:gridCol w:w="1440"/>
+        <w:gridCol w:w="1440"/>
+        <w:gridCol w:w="1440"/>
+        <w:gridCol w:w="1440"/>
+        <w:gridCol w:w="1440"/>
+      </w:tblGrid>
+      <w:tr>
+        <w:tc>
+          <w:tcPr>
+            <w:tcW w:type="dxa" w:w="1440"/>
+          </w:tcPr>
+          <w:p>
+            <w:r>
+              <w:rPr>
+                <w:b/>
+                <w:sz w:val="18"/>
+              </w:rPr>
+            </w:r>
+            <w:r>
+              <w:rPr>
+                <w:b/>
+                <w:sz w:val="18"/>
+              </w:rPr>
+              <w:t>구분</w:t>
+            </w:r>
+          </w:p>
+        </w:tc>
+        <w:tc>
+          <w:tcPr>
+            <w:tcW w:type="dxa" w:w="1440"/>
+          </w:tcPr>
+          <w:p>
+            <w:r>
+              <w:rPr>
+                <w:b/>
+                <w:sz w:val="18"/>
+              </w:rPr>
+            </w:r>
+            <w:r>
+              <w:rPr>
+                <w:b/>
+                <w:sz w:val="18"/>
+              </w:rPr>
+              <w:t>브랜드/캠페인</w:t>
+            </w:r>
+          </w:p>
+        </w:tc>
+        <w:tc>
+          <w:tcPr>
+            <w:tcW w:type="dxa" w:w="1440"/>
+          </w:tcPr>
+          <w:p>
+            <w:r>
+              <w:rPr>
+                <w:b/>
+                <w:sz w:val="18"/>
+              </w:rPr>
+            </w:r>
+            <w:r>
+              <w:rPr>
+                <w:b/>
+                <w:sz w:val="18"/>
+              </w:rPr>
+              <w:t>니즈/문제</w:t>
+            </w:r>
+          </w:p>
+        </w:tc>
+        <w:tc>
+          <w:tcPr>
+            <w:tcW w:type="dxa" w:w="1440"/>
+          </w:tcPr>
+          <w:p>
+            <w:r>
+              <w:rPr>
+                <w:b/>
+                <w:sz w:val="18"/>
+              </w:rPr>
+            </w:r>
+            <w:r>
+              <w:rPr>
+                <w:b/>
+                <w:sz w:val="18"/>
+              </w:rPr>
+              <w:t>적용 방법론</w:t>
+            </w:r>
+          </w:p>
+        </w:tc>
+        <w:tc>
+          <w:tcPr>
+            <w:tcW w:type="dxa" w:w="1440"/>
+          </w:tcPr>
+          <w:p>
+            <w:r>
+              <w:rPr>
+                <w:b/>
+                <w:sz w:val="18"/>
+              </w:rPr>
+            </w:r>
+            <w:r>
+              <w:rPr>
+                <w:b/>
+                <w:sz w:val="18"/>
+              </w:rPr>
+              <w:t>성과 (전 → 후)</w:t>
+            </w:r>
+          </w:p>
+        </w:tc>
+        <w:tc>
+          <w:tcPr>
+            <w:tcW w:type="dxa" w:w="1440"/>
+          </w:tcPr>
+          <w:p>
+            <w:r>
+              <w:rPr>
+                <w:b/>
+                <w:sz w:val="18"/>
+              </w:rPr>
+            </w:r>
+            <w:r>
+              <w:rPr>
+                <w:b/>
+                <w:sz w:val="18"/>
+              </w:rPr>
+              <w:t>인사이트</w:t>
+            </w:r>
+          </w:p>
+        </w:tc>
+      </w:tr>
+      <w:tr>
+        <w:tc>
+          <w:tcPr>
+            <w:tcW w:type="dxa" w:w="1440"/>
+          </w:tcPr>
+          <w:p>
+            <w:r>
+              <w:rPr>
+                <w:sz w:val="18"/>
+              </w:rPr>
+            </w:r>
+            <w:r>
+              <w:rPr>
+                <w:sz w:val="18"/>
+              </w:rPr>
+              <w:t>UGC 레퍼</w:t>
+            </w:r>
+          </w:p>
+        </w:tc>
+        <w:tc>
+          <w:tcPr>
+            <w:tcW w:type="dxa" w:w="1440"/>
+          </w:tcPr>
+          <w:p>
+            <w:r>
+              <w:rPr>
+                <w:sz w:val="18"/>
+              </w:rPr>
+            </w:r>
+            <w:r>
+              <w:rPr>
+                <w:sz w:val="18"/>
+              </w:rPr>
+              <w:t>[추가 예정]</w:t>
+            </w:r>
+          </w:p>
+        </w:tc>
+        <w:tc>
+          <w:tcPr>
+            <w:tcW w:type="dxa" w:w="1440"/>
+          </w:tcPr>
+          <w:p>
+            <w:r>
+              <w:rPr>
+                <w:sz w:val="18"/>
+              </w:rPr>
+            </w:r>
+          </w:p>
+        </w:tc>
+        <w:tc>
+          <w:tcPr>
+            <w:tcW w:type="dxa" w:w="1440"/>
+          </w:tcPr>
+          <w:p>
+            <w:r>
+              <w:rPr>
+                <w:sz w:val="18"/>
+              </w:rPr>
+            </w:r>
+          </w:p>
+        </w:tc>
+        <w:tc>
+          <w:tcPr>
+            <w:tcW w:type="dxa" w:w="1440"/>
+          </w:tcPr>
+          <w:p>
+            <w:r>
+              <w:rPr>
+                <w:sz w:val="18"/>
+              </w:rPr>
+            </w:r>
+          </w:p>
+        </w:tc>
+        <w:tc>
+          <w:tcPr>
+            <w:tcW w:type="dxa" w:w="1440"/>
+          </w:tcPr>
+          <w:p>
+            <w:r>
+              <w:rPr>
+                <w:sz w:val="18"/>
+              </w:rPr>
+            </w:r>
+          </w:p>
+        </w:tc>
+      </w:tr>
+      <w:tr>
+        <w:tc>
+          <w:tcPr>
+            <w:tcW w:type="dxa" w:w="1440"/>
+          </w:tcPr>
+          <w:p>
+            <w:r>
+              <w:rPr>
+                <w:sz w:val="18"/>
+              </w:rPr>
+            </w:r>
+            <w:r>
+              <w:rPr>
+                <w:sz w:val="18"/>
+              </w:rPr>
+              <w:t>리뷰 레퍼</w:t>
+            </w:r>
+          </w:p>
+        </w:tc>
+        <w:tc>
+          <w:tcPr>
+            <w:tcW w:type="dxa" w:w="1440"/>
+          </w:tcPr>
+          <w:p>
+            <w:r>
+              <w:rPr>
+                <w:sz w:val="18"/>
+              </w:rPr>
+            </w:r>
+            <w:r>
+              <w:rPr>
+                <w:sz w:val="18"/>
+              </w:rPr>
+              <w:t>[추가 예정]</w:t>
+            </w:r>
+          </w:p>
+        </w:tc>
+        <w:tc>
+          <w:tcPr>
+            <w:tcW w:type="dxa" w:w="1440"/>
+          </w:tcPr>
+          <w:p>
+            <w:r>
+              <w:rPr>
+                <w:sz w:val="18"/>
+              </w:rPr>
+            </w:r>
+          </w:p>
+        </w:tc>
+        <w:tc>
+          <w:tcPr>
+            <w:tcW w:type="dxa" w:w="1440"/>
+          </w:tcPr>
+          <w:p>
+            <w:r>
+              <w:rPr>
+                <w:sz w:val="18"/>
+              </w:rPr>
+            </w:r>
+          </w:p>
+        </w:tc>
+        <w:tc>
+          <w:tcPr>
+            <w:tcW w:type="dxa" w:w="1440"/>
+          </w:tcPr>
+          <w:p>
+            <w:r>
+              <w:rPr>
+                <w:sz w:val="18"/>
+              </w:rPr>
+            </w:r>
+          </w:p>
+        </w:tc>
+        <w:tc>
+          <w:tcPr>
+            <w:tcW w:type="dxa" w:w="1440"/>
+          </w:tcPr>
+          <w:p>
+            <w:r>
+              <w:rPr>
+                <w:sz w:val="18"/>
+              </w:rPr>
+            </w:r>
+          </w:p>
+        </w:tc>
+      </w:tr>
+      <w:tr>
+        <w:tc>
+          <w:tcPr>
+            <w:tcW w:type="dxa" w:w="1440"/>
+          </w:tcPr>
+          <w:p>
+            <w:r>
+              <w:rPr>
+                <w:sz w:val="18"/>
+              </w:rPr>
+            </w:r>
+            <w:r>
+              <w:rPr>
+                <w:sz w:val="18"/>
+              </w:rPr>
+              <w:t>퍼포먼스 레퍼 (PA 위너 데이터)</w:t>
+            </w:r>
+          </w:p>
+        </w:tc>
+        <w:tc>
+          <w:tcPr>
+            <w:tcW w:type="dxa" w:w="1440"/>
+          </w:tcPr>
+          <w:p>
+            <w:r>
+              <w:rPr>
+                <w:sz w:val="18"/>
+              </w:rPr>
+            </w:r>
+            <w:r>
+              <w:rPr>
+                <w:sz w:val="18"/>
+              </w:rPr>
+              <w:t>[추가 예정]</w:t>
+            </w:r>
+          </w:p>
+        </w:tc>
+        <w:tc>
+          <w:tcPr>
+            <w:tcW w:type="dxa" w:w="1440"/>
+          </w:tcPr>
+          <w:p>
+            <w:r>
+              <w:rPr>
+                <w:sz w:val="18"/>
+              </w:rPr>
+            </w:r>
+          </w:p>
+        </w:tc>
+        <w:tc>
+          <w:tcPr>
+            <w:tcW w:type="dxa" w:w="1440"/>
+          </w:tcPr>
+          <w:p>
+            <w:r>
+              <w:rPr>
+                <w:sz w:val="18"/>
+              </w:rPr>
+            </w:r>
+          </w:p>
+        </w:tc>
+        <w:tc>
+          <w:tcPr>
+            <w:tcW w:type="dxa" w:w="1440"/>
+          </w:tcPr>
+          <w:p>
+            <w:r>
+              <w:rPr>
+                <w:sz w:val="18"/>
+              </w:rPr>
+            </w:r>
+          </w:p>
+        </w:tc>
+        <w:tc>
+          <w:tcPr>
+            <w:tcW w:type="dxa" w:w="1440"/>
+          </w:tcPr>
+          <w:p>
+            <w:r>
+              <w:rPr>
+                <w:sz w:val="18"/>
+              </w:rPr>
+            </w:r>
+          </w:p>
+        </w:tc>
+      </w:tr>
+    </w:tbl>
+    <w:p/>
     <w:p>
       <w:pPr>
         <w:pStyle w:val="ListBullet"/>
       </w:pPr>
       <w:r>
-        <w:t>보강 방향(웰니스 카테고리 레퍼런스 약점 대응):</w:t>
-      </w:r>
-    </w:p>
-    <w:p>
-      <w:pPr>
-        <w:pStyle w:val="ListBullet"/>
-        <w:ind w:left="720"/>
-      </w:pPr>
-      <w:r>
-        <w:t>올영 랜딩·웰니스·F&amp;B 퍼포먼스+인플마 성과 끌어올림 (CJ웰케어 제안 리서치 자산 재활용).</w:t>
-      </w:r>
-    </w:p>
-    <w:p>
-      <w:pPr>
-        <w:pStyle w:val="ListBullet"/>
-        <w:ind w:left="720"/>
-      </w:pPr>
-      <w:r>
-        <w:t>PA(퍼포먼스) 위너 데이터 리드 보유 강조.</w:t>
-      </w:r>
-    </w:p>
-    <w:p>
-      <w:pPr>
-        <w:pStyle w:val="ListBullet"/>
-        <w:ind w:left="720"/>
-      </w:pPr>
-      <w:r>
-        <w:t>웰니스 랭킹 10위권 진입 데이터, 동종 카테고리(구강케어 등) 사례 활용.</w:t>
-      </w:r>
-    </w:p>
-    <w:p>
-      <w:pPr>
-        <w:pStyle w:val="ListBullet"/>
-        <w:ind w:left="720"/>
-      </w:pPr>
-      <w:r>
-        <w:t>개인/팀 기여 사례 발굴로 콘텐츠 중심 성과 보강.</w:t>
-      </w:r>
-    </w:p>
-    <w:p>
-      <w:pPr>
-        <w:pStyle w:val="ListBullet"/>
-      </w:pPr>
-      <w:r>
-        <w:t>UGC 레퍼·리뷰 레퍼·퍼포먼스 레퍼를 구분해 제시 (참고: 삼양식품 스핀들 제안서 레퍼럴 구조).</w:t>
+        <w:t>UGC 레퍼 · 리뷰 레퍼 · 퍼포먼스(PA 위너 데이터) 레퍼를 구분해 제시.</w:t>
       </w:r>
     </w:p>
     <w:p>
@@ -10647,27 +9435,7 @@
         <w:rPr>
           <w:color w:val="555555"/>
         </w:rPr>
-        <w:t xml:space="preserve">▎ RFP: 캠페인 예산(2.5억)에 해당하는 견적안 / </w:t>
-      </w:r>
-      <w:r>
-        <w:rPr>
-          <w:b/>
-          <w:color w:val="555555"/>
-        </w:rPr>
-        <w:t>전체 프로그램 투입비 대비 기획·운영비 수수료율(%)</w:t>
-      </w:r>
-      <w:r>
-        <w:rPr>
-          <w:color w:val="555555"/>
-        </w:rPr>
-        <w:t xml:space="preserve"> / 프로그램 단위·정액 책정 불가 / 선정 후 실집행 시 동일 적용 / </w:t>
-      </w:r>
-      <w:r>
-        <w:rPr>
-          <w:b/>
-          <w:color w:val="555555"/>
-        </w:rPr>
-        <w:t>이번 수수료율은 이후 5개 브랜드 전 캠페인에 동일 적용.</w:t>
+        <w:t>▎RFP: 캠페인 예산(2.5억)에 해당하는 견적안 / 전체 프로그램 투입비 대비 기획·운영비 수수료율(%) / 프로그램 단위·정액 책정 불가 / 선정 후 실집행 시 동일 적용 / 이번 수수료율은 이후 5개 브랜드 전 캠페인에 동일 적용.</w:t>
       </w:r>
     </w:p>
     <w:p>
@@ -10684,25 +9452,7 @@
     </w:p>
     <w:p>
       <w:r>
-        <w:t xml:space="preserve">설계 철학은 단 하나 — </w:t>
-      </w:r>
-      <w:r>
-        <w:rPr>
-          <w:b/>
-        </w:rPr>
-        <w:t>"올리브영이 곧 미디어다."</w:t>
-      </w:r>
-      <w:r>
-        <w:t xml:space="preserve"> 1,300개 매장과 앱·앱인앱·올영세일이 무료에 가까운 노출 매체이므로, </w:t>
-      </w:r>
-      <w:r>
-        <w:rPr>
-          <w:b/>
-        </w:rPr>
-        <w:t>채널 매체비를 최소화하고 가용 재원을 콘텐츠·시딩·증폭(=각인과 랭킹 견인)에 집중</w:t>
-      </w:r>
-      <w:r>
-        <w:t>합니다.</w:t>
+        <w:t>가용 재원을 콘텐츠·시딩·증폭(=각인과 랭킹 견인)에 집중 + 퍼포 비용.</w:t>
       </w:r>
     </w:p>
     <w:tbl>
@@ -10812,10 +9562,9 @@
             </w:r>
             <w:r>
               <w:rPr>
-                <w:b/>
-                <w:sz w:val="18"/>
-              </w:rPr>
-              <w:t>프로젝트 대행료</w:t>
+                <w:sz w:val="18"/>
+              </w:rPr>
+              <w:t>캠페인 프로그램</w:t>
             </w:r>
           </w:p>
         </w:tc>
@@ -10833,20 +9582,7 @@
               <w:rPr>
                 <w:sz w:val="18"/>
               </w:rPr>
-              <w:t xml:space="preserve">캠페인 기획·운영비 (전 프로그램 투입비 比 </w:t>
-            </w:r>
-            <w:r>
-              <w:rPr>
-                <w:b/>
-                <w:sz w:val="18"/>
-              </w:rPr>
-              <w:t>15%</w:t>
-            </w:r>
-            <w:r>
-              <w:rPr>
-                <w:sz w:val="18"/>
-              </w:rPr>
-              <w:t>)</w:t>
+              <w:t>마케팅 KV 제작 (상품 비주얼·영상)</w:t>
             </w:r>
           </w:p>
         </w:tc>
@@ -10860,12 +9596,6 @@
                 <w:sz w:val="18"/>
               </w:rPr>
             </w:r>
-            <w:r>
-              <w:rPr>
-                <w:sz w:val="18"/>
-              </w:rPr>
-              <w:t>13.0%</w:t>
-            </w:r>
           </w:p>
         </w:tc>
         <w:tc>
@@ -10877,12 +9607,6 @@
               <w:rPr>
                 <w:sz w:val="18"/>
               </w:rPr>
-            </w:r>
-            <w:r>
-              <w:rPr>
-                <w:sz w:val="18"/>
-              </w:rPr>
-              <w:t>32,500,000</w:t>
             </w:r>
           </w:p>
         </w:tc>
@@ -10898,12 +9622,6 @@
                 <w:sz w:val="18"/>
               </w:rPr>
             </w:r>
-            <w:r>
-              <w:rPr>
-                <w:sz w:val="18"/>
-              </w:rPr>
-              <w:t>캠페인 프로그램</w:t>
-            </w:r>
           </w:p>
         </w:tc>
         <w:tc>
@@ -10920,7 +9638,7 @@
               <w:rPr>
                 <w:sz w:val="18"/>
               </w:rPr>
-              <w:t>마케팅 KV 제작 (상품 비주얼·영상)</w:t>
+              <w:t>크리에이터 콘텐츠 협업</w:t>
             </w:r>
           </w:p>
         </w:tc>
@@ -10934,12 +9652,6 @@
                 <w:sz w:val="18"/>
               </w:rPr>
             </w:r>
-            <w:r>
-              <w:rPr>
-                <w:sz w:val="18"/>
-              </w:rPr>
-              <w:t>18.0%</w:t>
-            </w:r>
           </w:p>
         </w:tc>
         <w:tc>
@@ -10951,12 +9663,6 @@
               <w:rPr>
                 <w:sz w:val="18"/>
               </w:rPr>
-            </w:r>
-            <w:r>
-              <w:rPr>
-                <w:sz w:val="18"/>
-              </w:rPr>
-              <w:t>45,000,000</w:t>
             </w:r>
           </w:p>
         </w:tc>
@@ -10988,7 +9694,7 @@
               <w:rPr>
                 <w:sz w:val="18"/>
               </w:rPr>
-              <w:t>크리에이터 콘텐츠 협업</w:t>
+              <w:t>마이크로 인플루언서 바이럴</w:t>
             </w:r>
           </w:p>
         </w:tc>
@@ -11002,12 +9708,6 @@
                 <w:sz w:val="18"/>
               </w:rPr>
             </w:r>
-            <w:r>
-              <w:rPr>
-                <w:sz w:val="18"/>
-              </w:rPr>
-              <w:t>20.0%</w:t>
-            </w:r>
           </w:p>
         </w:tc>
         <w:tc>
@@ -11019,12 +9719,6 @@
               <w:rPr>
                 <w:sz w:val="18"/>
               </w:rPr>
-            </w:r>
-            <w:r>
-              <w:rPr>
-                <w:sz w:val="18"/>
-              </w:rPr>
-              <w:t>50,000,000</w:t>
             </w:r>
           </w:p>
         </w:tc>
@@ -11056,7 +9750,7 @@
               <w:rPr>
                 <w:sz w:val="18"/>
               </w:rPr>
-              <w:t>마이크로 인플루언서 바이럴</w:t>
+              <w:t>파워페이지 콘텐츠 바이럴</w:t>
             </w:r>
           </w:p>
         </w:tc>
@@ -11070,12 +9764,6 @@
                 <w:sz w:val="18"/>
               </w:rPr>
             </w:r>
-            <w:r>
-              <w:rPr>
-                <w:sz w:val="18"/>
-              </w:rPr>
-              <w:t>16.0%</w:t>
-            </w:r>
           </w:p>
         </w:tc>
         <w:tc>
@@ -11087,12 +9775,6 @@
               <w:rPr>
                 <w:sz w:val="18"/>
               </w:rPr>
-            </w:r>
-            <w:r>
-              <w:rPr>
-                <w:sz w:val="18"/>
-              </w:rPr>
-              <w:t>40,000,000</w:t>
             </w:r>
           </w:p>
         </w:tc>
@@ -11124,7 +9806,7 @@
               <w:rPr>
                 <w:sz w:val="18"/>
               </w:rPr>
-              <w:t>파워페이지 콘텐츠 바이럴</w:t>
+              <w:t>뷰티 정보 플랫폼·커뮤니티 체험단</w:t>
             </w:r>
           </w:p>
         </w:tc>
@@ -11138,12 +9820,6 @@
                 <w:sz w:val="18"/>
               </w:rPr>
             </w:r>
-            <w:r>
-              <w:rPr>
-                <w:sz w:val="18"/>
-              </w:rPr>
-              <w:t>8.0%</w:t>
-            </w:r>
           </w:p>
         </w:tc>
         <w:tc>
@@ -11155,12 +9831,6 @@
               <w:rPr>
                 <w:sz w:val="18"/>
               </w:rPr>
-            </w:r>
-            <w:r>
-              <w:rPr>
-                <w:sz w:val="18"/>
-              </w:rPr>
-              <w:t>20,000,000</w:t>
             </w:r>
           </w:p>
         </w:tc>
@@ -11192,7 +9862,7 @@
               <w:rPr>
                 <w:sz w:val="18"/>
               </w:rPr>
-              <w:t>뷰티 정보 플랫폼·커뮤니티 체험단</w:t>
+              <w:t>퍼포 캠페인 운영 (PA, 올영 인앱광고, CRM 등)</w:t>
             </w:r>
           </w:p>
         </w:tc>
@@ -11206,12 +9876,6 @@
                 <w:sz w:val="18"/>
               </w:rPr>
             </w:r>
-            <w:r>
-              <w:rPr>
-                <w:sz w:val="18"/>
-              </w:rPr>
-              <w:t>8.0%</w:t>
-            </w:r>
           </w:p>
         </w:tc>
         <w:tc>
@@ -11223,12 +9887,6 @@
               <w:rPr>
                 <w:sz w:val="18"/>
               </w:rPr>
-            </w:r>
-            <w:r>
-              <w:rPr>
-                <w:sz w:val="18"/>
-              </w:rPr>
-              <w:t>20,000,000</w:t>
             </w:r>
           </w:p>
         </w:tc>
@@ -11260,7 +9918,7 @@
               <w:rPr>
                 <w:sz w:val="18"/>
               </w:rPr>
-              <w:t>기타 캠페인 운영 실비 (올영 인앱광고 등)</w:t>
+              <w:t>오프라인 샘플링</w:t>
             </w:r>
           </w:p>
         </w:tc>
@@ -11274,12 +9932,6 @@
                 <w:sz w:val="18"/>
               </w:rPr>
             </w:r>
-            <w:r>
-              <w:rPr>
-                <w:sz w:val="18"/>
-              </w:rPr>
-              <w:t>8.0%</w:t>
-            </w:r>
           </w:p>
         </w:tc>
         <w:tc>
@@ -11291,12 +9943,6 @@
               <w:rPr>
                 <w:sz w:val="18"/>
               </w:rPr>
-            </w:r>
-            <w:r>
-              <w:rPr>
-                <w:sz w:val="18"/>
-              </w:rPr>
-              <w:t>20,000,000</w:t>
             </w:r>
           </w:p>
         </w:tc>
@@ -11328,7 +9974,7 @@
               <w:rPr>
                 <w:sz w:val="18"/>
               </w:rPr>
-              <w:t>오프라인 샘플링</w:t>
+              <w:t>KOL 무가 시딩 (키트 제작·발송 실비)</w:t>
             </w:r>
           </w:p>
         </w:tc>
@@ -11342,12 +9988,6 @@
                 <w:sz w:val="18"/>
               </w:rPr>
             </w:r>
-            <w:r>
-              <w:rPr>
-                <w:sz w:val="18"/>
-              </w:rPr>
-              <w:t>5.0%</w:t>
-            </w:r>
           </w:p>
         </w:tc>
         <w:tc>
@@ -11359,12 +9999,6 @@
               <w:rPr>
                 <w:sz w:val="18"/>
               </w:rPr>
-            </w:r>
-            <w:r>
-              <w:rPr>
-                <w:sz w:val="18"/>
-              </w:rPr>
-              <w:t>12,500,000</w:t>
             </w:r>
           </w:p>
         </w:tc>
@@ -11380,6 +10014,12 @@
                 <w:sz w:val="18"/>
               </w:rPr>
             </w:r>
+            <w:r>
+              <w:rPr>
+                <w:sz w:val="18"/>
+              </w:rPr>
+              <w:t>TOTAL</w:t>
+            </w:r>
           </w:p>
         </w:tc>
         <w:tc>
@@ -11396,7 +10036,7 @@
               <w:rPr>
                 <w:sz w:val="18"/>
               </w:rPr>
-              <w:t>KOL 무가 시딩 (키트 제작·발송 실비)</w:t>
+              <w:t>항목 추가 예정</w:t>
             </w:r>
           </w:p>
         </w:tc>
@@ -11414,7 +10054,7 @@
               <w:rPr>
                 <w:sz w:val="18"/>
               </w:rPr>
-              <w:t>4.0%</w:t>
+              <w:t>100%</w:t>
             </w:r>
           </w:p>
         </w:tc>
@@ -11430,77 +10070,6 @@
             </w:r>
             <w:r>
               <w:rPr>
-                <w:sz w:val="18"/>
-              </w:rPr>
-              <w:t>10,000,000</w:t>
-            </w:r>
-          </w:p>
-        </w:tc>
-      </w:tr>
-      <w:tr>
-        <w:tc>
-          <w:tcPr>
-            <w:tcW w:type="dxa" w:w="2160"/>
-          </w:tcPr>
-          <w:p>
-            <w:r>
-              <w:rPr>
-                <w:sz w:val="18"/>
-              </w:rPr>
-            </w:r>
-            <w:r>
-              <w:rPr>
-                <w:b/>
-                <w:sz w:val="18"/>
-              </w:rPr>
-              <w:t>TOTAL</w:t>
-            </w:r>
-          </w:p>
-        </w:tc>
-        <w:tc>
-          <w:tcPr>
-            <w:tcW w:type="dxa" w:w="2160"/>
-          </w:tcPr>
-          <w:p>
-            <w:r>
-              <w:rPr>
-                <w:sz w:val="18"/>
-              </w:rPr>
-            </w:r>
-          </w:p>
-        </w:tc>
-        <w:tc>
-          <w:tcPr>
-            <w:tcW w:type="dxa" w:w="2160"/>
-          </w:tcPr>
-          <w:p>
-            <w:r>
-              <w:rPr>
-                <w:sz w:val="18"/>
-              </w:rPr>
-            </w:r>
-            <w:r>
-              <w:rPr>
-                <w:b/>
-                <w:sz w:val="18"/>
-              </w:rPr>
-              <w:t>100%</w:t>
-            </w:r>
-          </w:p>
-        </w:tc>
-        <w:tc>
-          <w:tcPr>
-            <w:tcW w:type="dxa" w:w="2160"/>
-          </w:tcPr>
-          <w:p>
-            <w:r>
-              <w:rPr>
-                <w:sz w:val="18"/>
-              </w:rPr>
-            </w:r>
-            <w:r>
-              <w:rPr>
-                <w:b/>
                 <w:sz w:val="18"/>
               </w:rPr>
               <w:t>250,000,000</w:t>
@@ -11510,43 +10079,6 @@
       </w:tr>
     </w:tbl>
     <w:p/>
-    <w:p>
-      <w:pPr>
-        <w:ind w:left="360"/>
-      </w:pPr>
-      <w:r>
-        <w:rPr>
-          <w:color w:val="555555"/>
-        </w:rPr>
-        <w:t xml:space="preserve">▎ 수수료(대행료) </w:t>
-      </w:r>
-      <w:r>
-        <w:rPr>
-          <w:b/>
-          <w:color w:val="555555"/>
-        </w:rPr>
-        <w:t>15%</w:t>
-      </w:r>
-      <w:r>
-        <w:rPr>
-          <w:color w:val="555555"/>
-        </w:rPr>
-        <w:t xml:space="preserve"> = 프로그램 실집행비(217,500,000원)의 15% ≈ 총액의 13.0%. 콘텐츠·크리에이터·바이럴(KV+협업+마이크로+파워페이지) 합계 </w:t>
-      </w:r>
-      <w:r>
-        <w:rPr>
-          <w:b/>
-          <w:color w:val="555555"/>
-        </w:rPr>
-        <w:t>62%</w:t>
-      </w:r>
-      <w:r>
-        <w:rPr>
-          <w:color w:val="555555"/>
-        </w:rPr>
-        <w:t>를 '각인'에 직접 투입하는 구조.</w:t>
-      </w:r>
-    </w:p>
     <w:p>
       <w:pPr>
         <w:pStyle w:val="Heading3"/>
@@ -11556,7 +10088,7 @@
           <w:color w:val="6B4F3A"/>
           <w:sz w:val="24"/>
         </w:rPr>
-        <w:t>(2) 단계별(월별) 예산 배분 — 세일 폭발 지점에 집중</w:t>
+        <w:t>(2) 단계별(월별) 예산 배분 — 세일 폭발 지점에 집중 (예시안 더미)</w:t>
       </w:r>
     </w:p>
     <w:tbl>
@@ -11761,7 +10293,7 @@
               <w:rPr>
                 <w:sz w:val="18"/>
               </w:rPr>
-              <w:t>심의-프리 일반식품 선집행, KV·'채우다' 키워드·콘텐츠 자산 구축</w:t>
+              <w:t>심의-프리 일반식품 선집행, KV·키워드·콘텐츠 자산 구축</w:t>
             </w:r>
           </w:p>
         </w:tc>
@@ -11779,7 +10311,6 @@
             </w:r>
             <w:r>
               <w:rPr>
-                <w:b/>
                 <w:sz w:val="18"/>
               </w:rPr>
               <w:t>Step-up 1</w:t>
@@ -11798,7 +10329,6 @@
             </w:r>
             <w:r>
               <w:rPr>
-                <w:b/>
                 <w:sz w:val="18"/>
               </w:rPr>
               <w:t>9~10월</w:t>
@@ -11817,7 +10347,6 @@
             </w:r>
             <w:r>
               <w:rPr>
-                <w:b/>
                 <w:sz w:val="18"/>
               </w:rPr>
               <w:t>40%</w:t>
@@ -11836,7 +10365,6 @@
             </w:r>
             <w:r>
               <w:rPr>
-                <w:b/>
                 <w:sz w:val="18"/>
               </w:rPr>
               <w:t>100,000,000</w:t>
@@ -11855,10 +10383,9 @@
             </w:r>
             <w:r>
               <w:rPr>
-                <w:b/>
-                <w:sz w:val="18"/>
-              </w:rPr>
-              <w:t>9월 올영세일 1차 웨이브 — 챌린저스·바이럴 화력 집중(랭킹 견인)</w:t>
+                <w:sz w:val="18"/>
+              </w:rPr>
+              <w:t>9월 올영세일 1차 웨이브 - 챌린저스·바이럴 화력 집중(랭킹 견인)</w:t>
             </w:r>
           </w:p>
         </w:tc>
@@ -11876,7 +10403,6 @@
             </w:r>
             <w:r>
               <w:rPr>
-                <w:b/>
                 <w:sz w:val="18"/>
               </w:rPr>
               <w:t>Step-up 2</w:t>
@@ -11895,7 +10421,6 @@
             </w:r>
             <w:r>
               <w:rPr>
-                <w:b/>
                 <w:sz w:val="18"/>
               </w:rPr>
               <w:t>11~12월</w:t>
@@ -11914,7 +10439,6 @@
             </w:r>
             <w:r>
               <w:rPr>
-                <w:b/>
                 <w:sz w:val="18"/>
               </w:rPr>
               <w:t>35%</w:t>
@@ -11933,7 +10457,6 @@
             </w:r>
             <w:r>
               <w:rPr>
-                <w:b/>
                 <w:sz w:val="18"/>
               </w:rPr>
               <w:t>87,500,000</w:t>
@@ -11952,10 +10475,9 @@
             </w:r>
             <w:r>
               <w:rPr>
-                <w:b/>
-                <w:sz w:val="18"/>
-              </w:rPr>
-              <w:t>12월 올영세일/블프 2차 웨이브 — 라인 확장·전환 재점화</w:t>
+                <w:sz w:val="18"/>
+              </w:rPr>
+              <w:t>12월 올영세일/블프 2차 웨이브 - 라인 확장·전환 재점화</w:t>
             </w:r>
           </w:p>
         </w:tc>
@@ -12041,20 +10563,7 @@
               <w:rPr>
                 <w:sz w:val="18"/>
               </w:rPr>
-              <w:t xml:space="preserve">세일 2개월(9·12월)에 약 </w:t>
-            </w:r>
-            <w:r>
-              <w:rPr>
-                <w:b/>
-                <w:sz w:val="18"/>
-              </w:rPr>
-              <w:t>53%</w:t>
-            </w:r>
-            <w:r>
-              <w:rPr>
-                <w:sz w:val="18"/>
-              </w:rPr>
-              <w:t xml:space="preserve"> 집중</w:t>
+              <w:t>세일 2개월(9·12월)에 약 53% 집중</w:t>
             </w:r>
           </w:p>
         </w:tc>
@@ -12078,22 +10587,7 @@
         <w:pStyle w:val="ListBullet"/>
       </w:pPr>
       <w:r>
-        <w:rPr>
-          <w:b/>
-        </w:rPr>
-        <w:t>수수료율 = 5개 브랜드 전 캠페인에 동일 적용</w:t>
-      </w:r>
-      <w:r>
-        <w:t xml:space="preserve">되며, '우선협상 대상자 중 최저 수수료 준용' 조건이므로 </w:t>
-      </w:r>
-      <w:r>
-        <w:rPr>
-          <w:b/>
-        </w:rPr>
-        <w:t>15%는 경쟁력과 운영 채산성을 함께 고려한 예시선</w:t>
-      </w:r>
-      <w:r>
-        <w:t xml:space="preserve"> — 최종 수치는 경영 판단으로 확정.</w:t>
+        <w:t>수수료율 = 5개 브랜드 전 캠페인에 동일 적용되며, '우선협상 대상자 중 최저 수수료 준용' 조건이므로 15%는 경쟁력과 운영 채산성을 함께 고려한 예시선 - 최종 수치는 경영 판단으로 확정.</w:t>
       </w:r>
     </w:p>
     <w:p>
@@ -12101,56 +10595,7 @@
         <w:pStyle w:val="ListBullet"/>
       </w:pPr>
       <w:r>
-        <w:t xml:space="preserve">프로그램 단위·정액 책정이 아닌 </w:t>
-      </w:r>
-      <w:r>
-        <w:rPr>
-          <w:b/>
-        </w:rPr>
-        <w:t>전체 프로그램 투입비 기준 단일 수수료율</w:t>
-      </w:r>
-      <w:r>
-        <w:t>로 제출(RFP 준수).</w:t>
-      </w:r>
-    </w:p>
-    <w:p>
-      <w:pPr>
-        <w:pStyle w:val="ListBullet"/>
-      </w:pPr>
-      <w:r>
-        <w:t xml:space="preserve">위 금액은 예시 배분으로, </w:t>
-      </w:r>
-      <w:r>
-        <w:rPr>
-          <w:b/>
-        </w:rPr>
-        <w:t>올리브오일 최신가·브랜드 가이드 확정 후 실집행 단가로 정산</w:t>
-      </w:r>
-      <w:r>
-        <w:t>.</w:t>
-      </w:r>
-    </w:p>
-    <w:p>
-      <w:pPr>
-        <w:pStyle w:val="ListBullet"/>
-      </w:pPr>
-      <w:r>
-        <w:rPr>
-          <w:b/>
-        </w:rPr>
-        <w:t>확정 전 클라이언트 질의</w:t>
-      </w:r>
-      <w:r>
-        <w:t xml:space="preserve">: 2.5억으로 온·오프 옴니채널 전체 커버가 빠듯 → </w:t>
-      </w:r>
-      <w:r>
-        <w:rPr>
-          <w:b/>
-        </w:rPr>
-        <w:t>2.5억 이상 제안 가능 여부</w:t>
-      </w:r>
-      <w:r>
-        <w:t xml:space="preserve"> 문의 예정(아래 QA).</w:t>
+        <w:t>프로그램 단위·정액 책정이 아닌 전체 프로그램 투입비 기준 단일 수수료율로 제출(RFP 준수).</w:t>
       </w:r>
     </w:p>
     <w:p>
@@ -12166,22 +10611,19 @@
       </w:r>
     </w:p>
     <w:p>
+      <w:pPr>
+        <w:pStyle w:val="ListBullet"/>
+      </w:pPr>
       <w:r>
-        <w:rPr>
-          <w:b/>
-        </w:rPr>
-        <w:t>리스크 관리</w:t>
-      </w:r>
-      <w:r>
-        <w:t>: 캠페인 운영 스케줄 + 심의 리스크 관리 계획을 구체적으로 제시(평가 항목). 심의 반려 시 일반식품 콘텐츠로 일정 방어.</w:t>
+        <w:t>리스크 관리: 캠페인 운영 스케줄 + 심의 리스크 관리 계획을 구체적으로 제시</w:t>
       </w:r>
     </w:p>
     <w:p>
+      <w:pPr>
+        <w:pStyle w:val="ListBullet"/>
+      </w:pPr>
       <w:r>
-        <w:rPr>
-          <w:b/>
-        </w:rPr>
-        <w:t>클라이언트 확인(질의) 리스트:</w:t>
+        <w:t>이 외 부정 이슈 대응 방안</w:t>
       </w:r>
     </w:p>
     <w:p>
@@ -12189,74 +10631,7 @@
         <w:pStyle w:val="ListBullet"/>
       </w:pPr>
       <w:r>
-        <w:t xml:space="preserve">[ ] </w:t>
-      </w:r>
-      <w:r>
-        <w:rPr>
-          <w:b/>
-        </w:rPr>
-        <w:t>브랜드 가이드라인 공유 요청</w:t>
-      </w:r>
-      <w:r>
-        <w:t xml:space="preserve"> (비주얼 아이덴티티 미수령 → 없으면 우리가 방향 제시 후 제안)</w:t>
-      </w:r>
-    </w:p>
-    <w:p>
-      <w:pPr>
-        <w:pStyle w:val="ListBullet"/>
-      </w:pPr>
-      <w:r>
-        <w:t xml:space="preserve">[ ] </w:t>
-      </w:r>
-      <w:r>
-        <w:rPr>
-          <w:b/>
-        </w:rPr>
-        <w:t>2.5억 이상 제안 가능 여부</w:t>
-      </w:r>
-      <w:r>
-        <w:t xml:space="preserve"> (옴니채널 전체 커버 위해)</w:t>
-      </w:r>
-    </w:p>
-    <w:p>
-      <w:pPr>
-        <w:pStyle w:val="ListBullet"/>
-      </w:pPr>
-      <w:r>
-        <w:t xml:space="preserve">[ ] </w:t>
-      </w:r>
-      <w:r>
-        <w:rPr>
-          <w:b/>
-        </w:rPr>
-        <w:t>올리브오일 캡슐 최신 가격/용량 확정</w:t>
-      </w:r>
-      <w:r>
-        <w:t xml:space="preserve"> (OT 30캡슐 23,900원 vs 내부분석 42캡슐 6,900원 — '1/5 가성비' 서사 검증 핵심)</w:t>
-      </w:r>
-    </w:p>
-    <w:p>
-      <w:pPr>
-        <w:pStyle w:val="ListBullet"/>
-      </w:pPr>
-      <w:r>
-        <w:t>[ ] 올더베러 독립 SNS 계정 유무·팔로워 (메타 광고 라이브러리 직접 확인 병행)</w:t>
-      </w:r>
-    </w:p>
-    <w:p>
-      <w:pPr>
-        <w:pStyle w:val="ListBullet"/>
-      </w:pPr>
-      <w:r>
-        <w:t>[ ] 단백질 쉐이크 등 추가 제품군 심의 구분</w:t>
-      </w:r>
-    </w:p>
-    <w:p>
-      <w:pPr>
-        <w:pStyle w:val="ListBullet"/>
-      </w:pPr>
-      <w:r>
-        <w:t>[ ] 딜라이트프로젝트와 간식 카테고리 겹침 → 플랫폼 내 차별 포지셔닝 합의</w:t>
+        <w:t>클라이언트 확인: 브랜드 가이드 / 올리브오일 최신가(164원 근거) / 2.5억+ 가능 여부 / 검색·데모 수치 팩트체크</w:t>
       </w:r>
     </w:p>
     <w:p>
@@ -12273,39 +10648,12 @@
     </w:p>
     <w:p>
       <w:r>
-        <w:t xml:space="preserve">올더베러는 </w:t>
-      </w:r>
-      <w:r>
-        <w:rPr>
-          <w:b/>
-        </w:rPr>
-        <w:t>안 팔려서가 아니라 기억에 안 남아서</w:t>
-      </w:r>
-      <w:r>
-        <w:t xml:space="preserve"> 아직 1위가 아닙니다. 이미 사람들은 올리브영에서 올더베러를 집어들고, 그 옆의 3~4개를 더 삽니다. 비어 있는 건 단 하나 — </w:t>
-      </w:r>
-      <w:r>
-        <w:rPr>
-          <w:b/>
-        </w:rPr>
-        <w:t>'올더베러'라는 이름과 한 단어의 기억</w:t>
-      </w:r>
-      <w:r>
-        <w:t>입니다.</w:t>
+        <w:t>올더베러는 안 팔려서가 아니라 기억에 안 남아서 아직 1위가 아닙니다. 이미 사람들은 올리브영에서 올더베러를 집어들고, 그 옆의 3~4개를 더 삽니다. 비어 있는 건 단 하나 - '올더베러'라는 이름과 한 단어의 기억입니다.</w:t>
       </w:r>
     </w:p>
     <w:p>
       <w:r>
-        <w:t xml:space="preserve">우리는 그 한 단어를 </w:t>
-      </w:r>
-      <w:r>
-        <w:rPr>
-          <w:b/>
-        </w:rPr>
-        <w:t>「채우다」</w:t>
-      </w:r>
-      <w:r>
-        <w:t>로 정하고, 6개월 동안:</w:t>
+        <w:t>우리는 그 한 단어를 「채움」으로 정하고, 6개월 동안:</w:t>
       </w:r>
     </w:p>
     <w:p>
@@ -12313,13 +10661,7 @@
         <w:pStyle w:val="ListNumber"/>
       </w:pPr>
       <w:r>
-        <w:rPr>
-          <w:b/>
-        </w:rPr>
-        <w:t>심의-프리 일반식품으로 먼저 시장을 점령</w:t>
-      </w:r>
-      <w:r>
-        <w:t>하고 ('익숙함'),</w:t>
+        <w:t>심의-프리 일반식품으로 먼저 시장을 점령 &amp; 각인시키고</w:t>
       </w:r>
     </w:p>
     <w:p>
@@ -12327,13 +10669,7 @@
         <w:pStyle w:val="ListNumber"/>
       </w:pPr>
       <w:r>
-        <w:rPr>
-          <w:b/>
-        </w:rPr>
-        <w:t>올리브영을 미디어로 전환</w:t>
-      </w:r>
-      <w:r>
-        <w:t>해 채널비 없이 1,300개 매장과 앱을 노출 매체로 쓰며,</w:t>
+        <w:t>인플루언서 UGC+EGC+PA+IN-APP+CRM+어필리에이트로 전환시키며,</w:t>
       </w:r>
     </w:p>
     <w:p>
@@ -12341,13 +10677,7 @@
         <w:pStyle w:val="ListNumber"/>
       </w:pPr>
       <w:r>
-        <w:rPr>
-          <w:b/>
-        </w:rPr>
-        <w:t>챌린저스로 올영세일 랭킹을 견인</w:t>
-      </w:r>
-      <w:r>
-        <w:t>해 '1위'를 증명하고,</w:t>
+        <w:t>올영세일 랭킹을 견인해 '1위'를 증명하고, 낙수 효과를 누리며,</w:t>
       </w:r>
     </w:p>
     <w:p>
@@ -12355,27 +10685,7 @@
         <w:pStyle w:val="ListNumber"/>
       </w:pPr>
       <w:r>
-        <w:rPr>
-          <w:b/>
-        </w:rPr>
-        <w:t>AI 심의 봇으로 웰니스의 심의 장벽을 우리만의 무기로</w:t>
-      </w:r>
-      <w:r>
-        <w:t xml:space="preserve"> 바꾸며,</w:t>
-      </w:r>
-    </w:p>
-    <w:p>
-      <w:pPr>
-        <w:pStyle w:val="ListNumber"/>
-      </w:pPr>
-      <w:r>
-        <w:rPr>
-          <w:b/>
-        </w:rPr>
-        <w:t>검색 답변 시대의 PR</w:t>
-      </w:r>
-      <w:r>
-        <w:t>로 '마녀스프', '올리브오일 효능' 검색의 답을 올더베러로 만들겠습니다.</w:t>
+        <w:t>AI 심의 봇으로 웰니스의 심의 장벽을 우리만의 무기로 바꾸겠습니다.</w:t>
       </w:r>
     </w:p>
     <w:p>
@@ -12386,14 +10696,7 @@
         <w:rPr>
           <w:color w:val="555555"/>
         </w:rPr>
-        <w:t xml:space="preserve">▎ </w:t>
-      </w:r>
-      <w:r>
-        <w:rPr>
-          <w:b/>
-          <w:color w:val="555555"/>
-        </w:rPr>
-        <w:t>"사놓고 안 먹는 영양제 말고, 끝까지 먹고 싶은 영양제."</w:t>
+        <w:t>▎우리는 이미 올리브영에서 1위를 만들어 봤습니다. (→ PART 9-2 대표 레퍼런스)</w:t>
       </w:r>
     </w:p>
     <w:p>
@@ -12404,25 +10707,41 @@
         <w:rPr>
           <w:color w:val="555555"/>
         </w:rPr>
-        <w:t xml:space="preserve">▎ 올더베러를 올리브영 안에서 </w:t>
+        <w:t>▎"무엇으로 채울 것인가에 대한 고민"</w:t>
       </w:r>
-      <w:r>
-        <w:rPr>
-          <w:b/>
-          <w:color w:val="555555"/>
-        </w:rPr>
-        <w:t>검색되고, 떠올려지고, 1위로 집어지는 브랜드</w:t>
-      </w:r>
+    </w:p>
+    <w:p>
+      <w:pPr>
+        <w:ind w:left="360"/>
+      </w:pPr>
       <w:r>
         <w:rPr>
           <w:color w:val="555555"/>
         </w:rPr>
-        <w:t>로 만들겠습니다.</w:t>
+        <w:t>▎올더베러를 검색되고, 떠올려지고, 1위로 집어지는 브랜드로 만들겠습니다.</w:t>
       </w:r>
     </w:p>
     <w:p>
       <w:r>
-        <w:t>*본 문서는 텍스트 초안입니다. 슬라이드/PPTX/HTML 등 출력 형식은 별도 요청 시 변환합니다. 일부 수치([확인 필요] 표기)는 브랜드 가이드 수령 및 클라이언트 확인 후 업데이트가 필요합니다.*</w:t>
+        <w:t xml:space="preserve">*본 문서는 작업 초안입니다. </w:t>
+      </w:r>
+      <w:r>
+        <w:rPr>
+          <w:rFonts w:ascii="Consolas" w:hAnsi="Consolas"/>
+        </w:rPr>
+        <w:t>[추가 예정]</w:t>
+      </w:r>
+      <w:r>
+        <w:t>·</w:t>
+      </w:r>
+      <w:r>
+        <w:rPr>
+          <w:rFonts w:ascii="Consolas" w:hAnsi="Consolas"/>
+        </w:rPr>
+        <w:t>(팩트 체크 필요)</w:t>
+      </w:r>
+      <w:r>
+        <w:t xml:space="preserve"> 표기 항목은 자료 수령·데이터 확인 후 업데이트가 필요합니다.*</w:t>
       </w:r>
     </w:p>
     <w:sectPr>
